--- a/TravelPro.docx
+++ b/TravelPro.docx
@@ -2062,7 +2062,49 @@
         <w:rPr>
           <w:rtl w:val="0"/>
         </w:rPr>
-        <w:t xml:space="preserve">A Django web app developed with modular apps (administrator, busop, user).</w:t>
+        <w:t xml:space="preserve">A Django web app developed with modular apps (</w:t>
+      </w:r>
+      <w:r>
+        <w:rPr>
+          <w:rFonts w:ascii="Roboto Mono" w:cs="Roboto Mono" w:eastAsia="Roboto Mono" w:hAnsi="Roboto Mono"/>
+          <w:color w:val="188038"/>
+          <w:rtl w:val="0"/>
+        </w:rPr>
+        <w:t xml:space="preserve">administrator</w:t>
+      </w:r>
+      <w:r>
+        <w:rPr>
+          <w:rtl w:val="0"/>
+        </w:rPr>
+        <w:t xml:space="preserve">, </w:t>
+      </w:r>
+      <w:r>
+        <w:rPr>
+          <w:rFonts w:ascii="Roboto Mono" w:cs="Roboto Mono" w:eastAsia="Roboto Mono" w:hAnsi="Roboto Mono"/>
+          <w:color w:val="188038"/>
+          <w:rtl w:val="0"/>
+        </w:rPr>
+        <w:t xml:space="preserve">busop</w:t>
+      </w:r>
+      <w:r>
+        <w:rPr>
+          <w:rtl w:val="0"/>
+        </w:rPr>
+        <w:t xml:space="preserve">, </w:t>
+      </w:r>
+      <w:r>
+        <w:rPr>
+          <w:rFonts w:ascii="Roboto Mono" w:cs="Roboto Mono" w:eastAsia="Roboto Mono" w:hAnsi="Roboto Mono"/>
+          <w:color w:val="188038"/>
+          <w:rtl w:val="0"/>
+        </w:rPr>
+        <w:t xml:space="preserve">user</w:t>
+      </w:r>
+      <w:r>
+        <w:rPr>
+          <w:rtl w:val="0"/>
+        </w:rPr>
+        <w:t xml:space="preserve">).</w:t>
       </w:r>
     </w:p>
     <w:p>
@@ -2465,7 +2507,21 @@
         <w:rPr>
           <w:rtl w:val="0"/>
         </w:rPr>
-        <w:t xml:space="preserve">Complete academic documentation file (project.md) covering design, schema, security, and testing.</w:t>
+        <w:t xml:space="preserve">Complete academic documentation file (</w:t>
+      </w:r>
+      <w:r>
+        <w:rPr>
+          <w:rFonts w:ascii="Roboto Mono" w:cs="Roboto Mono" w:eastAsia="Roboto Mono" w:hAnsi="Roboto Mono"/>
+          <w:color w:val="188038"/>
+          <w:rtl w:val="0"/>
+        </w:rPr>
+        <w:t xml:space="preserve">project.md</w:t>
+      </w:r>
+      <w:r>
+        <w:rPr>
+          <w:rtl w:val="0"/>
+        </w:rPr>
+        <w:t xml:space="preserve">) covering design, schema, security, and testing.</w:t>
       </w:r>
     </w:p>
     <w:p>
@@ -2666,7 +2722,21 @@
         <w:rPr>
           <w:rtl w:val="0"/>
         </w:rPr>
-        <w:t xml:space="preserve">Schema is properly represented in models.py with proper relationships.</w:t>
+        <w:t xml:space="preserve">Schema is properly represented in </w:t>
+      </w:r>
+      <w:r>
+        <w:rPr>
+          <w:rFonts w:ascii="Roboto Mono" w:cs="Roboto Mono" w:eastAsia="Roboto Mono" w:hAnsi="Roboto Mono"/>
+          <w:color w:val="188038"/>
+          <w:rtl w:val="0"/>
+        </w:rPr>
+        <w:t xml:space="preserve">models.py</w:t>
+      </w:r>
+      <w:r>
+        <w:rPr>
+          <w:rtl w:val="0"/>
+        </w:rPr>
+        <w:t xml:space="preserve"> with proper relationships.</w:t>
       </w:r>
     </w:p>
     <w:p>
@@ -3103,9 +3173,15 @@
           <w:numId w:val="1"/>
         </w:numPr>
         <w:ind w:left="2160" w:hanging="360"/>
-      </w:pPr>
-      <w:r>
-        <w:rPr>
+        <w:rPr>
+          <w:rFonts w:ascii="Roboto Mono" w:cs="Roboto Mono" w:eastAsia="Roboto Mono" w:hAnsi="Roboto Mono"/>
+          <w:color w:val="188038"/>
+        </w:rPr>
+      </w:pPr>
+      <w:r>
+        <w:rPr>
+          <w:rFonts w:ascii="Roboto Mono" w:cs="Roboto Mono" w:eastAsia="Roboto Mono" w:hAnsi="Roboto Mono"/>
+          <w:color w:val="188038"/>
           <w:rtl w:val="0"/>
         </w:rPr>
         <w:t xml:space="preserve">busop.Bus, busop.Route, busop.Schedule, busop.Seat</w:t>
@@ -3118,9 +3194,15 @@
           <w:numId w:val="1"/>
         </w:numPr>
         <w:ind w:left="2160" w:hanging="360"/>
-      </w:pPr>
-      <w:r>
-        <w:rPr>
+        <w:rPr>
+          <w:rFonts w:ascii="Roboto Mono" w:cs="Roboto Mono" w:eastAsia="Roboto Mono" w:hAnsi="Roboto Mono"/>
+          <w:color w:val="188038"/>
+        </w:rPr>
+      </w:pPr>
+      <w:r>
+        <w:rPr>
+          <w:rFonts w:ascii="Roboto Mono" w:cs="Roboto Mono" w:eastAsia="Roboto Mono" w:hAnsi="Roboto Mono"/>
+          <w:color w:val="188038"/>
           <w:rtl w:val="0"/>
         </w:rPr>
         <w:t xml:space="preserve">user.Booking, user.Payment, user.transaction</w:t>
@@ -3151,9 +3233,17 @@
       </w:pPr>
       <w:r>
         <w:rPr>
-          <w:rtl w:val="0"/>
-        </w:rPr>
-        <w:t xml:space="preserve">Schedule.clean() enforces timing constraints,</w:t>
+          <w:rFonts w:ascii="Roboto Mono" w:cs="Roboto Mono" w:eastAsia="Roboto Mono" w:hAnsi="Roboto Mono"/>
+          <w:color w:val="188038"/>
+          <w:rtl w:val="0"/>
+        </w:rPr>
+        <w:t xml:space="preserve">Schedule.clean()</w:t>
+      </w:r>
+      <w:r>
+        <w:rPr>
+          <w:rtl w:val="0"/>
+        </w:rPr>
+        <w:t xml:space="preserve"> enforces timing constraints,</w:t>
       </w:r>
     </w:p>
     <w:p>
@@ -3166,9 +3256,17 @@
       </w:pPr>
       <w:r>
         <w:rPr>
-          <w:rtl w:val="0"/>
-        </w:rPr>
-        <w:t xml:space="preserve">Seat.unique_together enforces uniqueness of seat numbers for a bus.</w:t>
+          <w:rFonts w:ascii="Roboto Mono" w:cs="Roboto Mono" w:eastAsia="Roboto Mono" w:hAnsi="Roboto Mono"/>
+          <w:color w:val="188038"/>
+          <w:rtl w:val="0"/>
+        </w:rPr>
+        <w:t xml:space="preserve">Seat.unique_together</w:t>
+      </w:r>
+      <w:r>
+        <w:rPr>
+          <w:rtl w:val="0"/>
+        </w:rPr>
+        <w:t xml:space="preserve"> enforces uniqueness of seat numbers for a bus.</w:t>
       </w:r>
     </w:p>
     <w:p>
@@ -3414,7 +3512,7 @@
         <w:rPr>
           <w:rtl w:val="0"/>
         </w:rPr>
-        <w:t xml:space="preserve">Handle HTTP requests, authorization checks, and call ORM operations.</w:t>
+        <w:t xml:space="preserve">Handle HTTP requests, authentication, and ORM operations.</w:t>
       </w:r>
     </w:p>
     <w:p>
@@ -3429,7 +3527,7 @@
         <w:rPr>
           <w:rtl w:val="0"/>
         </w:rPr>
-        <w:t xml:space="preserve">Admin views are largely class-based (</w:t>
+        <w:t xml:space="preserve">The admin views are mostly class-based (</w:t>
       </w:r>
       <w:r>
         <w:rPr>
@@ -3486,7 +3584,7 @@
         <w:rPr>
           <w:rtl w:val="0"/>
         </w:rPr>
-        <w:t xml:space="preserve">User and booking views are function-based, using decorators like </w:t>
+        <w:t xml:space="preserve">User and booking views are function-based, employing decorators such as </w:t>
       </w:r>
       <w:r>
         <w:rPr>
@@ -3576,7 +3674,7 @@
         <w:rPr>
           <w:rtl w:val="0"/>
         </w:rPr>
-        <w:t xml:space="preserve">The system runs as one Django project and is deployed as a single application (monolith).</w:t>
+        <w:t xml:space="preserve">The system is run as a single Django project and is structured as a single application (monolith).</w:t>
       </w:r>
     </w:p>
     <w:p>
@@ -3591,7 +3689,7 @@
         <w:rPr>
           <w:rtl w:val="0"/>
         </w:rPr>
-        <w:t xml:space="preserve">Modular separation is achieved through apps:</w:t>
+        <w:t xml:space="preserve">Modular separation is done using apps:</w:t>
       </w:r>
     </w:p>
     <w:p>
@@ -3663,7 +3761,7 @@
         <w:rPr>
           <w:rtl w:val="0"/>
         </w:rPr>
-        <w:t xml:space="preserve">This provides practical benefits for an academic team:</w:t>
+        <w:t xml:space="preserve">This is beneficial for an academic team in the following ways:</w:t>
       </w:r>
     </w:p>
     <w:p>
@@ -3693,7 +3791,7 @@
         <w:rPr>
           <w:rtl w:val="0"/>
         </w:rPr>
-        <w:t xml:space="preserve">clearer code organization</w:t>
+        <w:t xml:space="preserve">better code organization</w:t>
       </w:r>
     </w:p>
     <w:p>
@@ -3708,7 +3806,7 @@
         <w:rPr>
           <w:rtl w:val="0"/>
         </w:rPr>
-        <w:t xml:space="preserve">easier demonstration of responsibilities</w:t>
+        <w:t xml:space="preserve">better explanation of responsibilities</w:t>
       </w:r>
     </w:p>
     <w:p>
@@ -3824,7 +3922,7 @@
         <w:rPr>
           <w:rtl w:val="0"/>
         </w:rPr>
-        <w:t xml:space="preserve">Access is enforced using Django’s staff flag (</w:t>
+        <w:t xml:space="preserve">Access is controlled using Django’s staff flag (</w:t>
       </w:r>
       <w:r>
         <w:rPr>
@@ -3853,7 +3951,7 @@
         <w:rPr>
           <w:rtl w:val="0"/>
         </w:rPr>
-        <w:t xml:space="preserve">Admin dashboard and management views are protected using </w:t>
+        <w:t xml:space="preserve">Admin views are protected using </w:t>
       </w:r>
       <w:r>
         <w:rPr>
@@ -3961,7 +4059,7 @@
         <w:rPr>
           <w:rtl w:val="0"/>
         </w:rPr>
-        <w:t xml:space="preserve">Uses Django built-in </w:t>
+        <w:t xml:space="preserve">Uses Django’s built-in </w:t>
       </w:r>
       <w:r>
         <w:rPr>
@@ -3990,7 +4088,7 @@
         <w:rPr>
           <w:rtl w:val="0"/>
         </w:rPr>
-        <w:t xml:space="preserve">Protected endpoints use </w:t>
+        <w:t xml:space="preserve">Protected views are marked using </w:t>
       </w:r>
       <w:r>
         <w:rPr>
@@ -4034,13 +4132,52 @@
     </w:p>
     <w:p>
       <w:pPr>
-        <w:rPr/>
-      </w:pPr>
-      <w:r>
-        <w:rPr>
-          <w:rtl w:val="0"/>
-        </w:rPr>
-        <w:t xml:space="preserve">ASCII architecture diagram</w:t>
+        <w:pStyle w:val="Heading2"/>
+        <w:rPr/>
+      </w:pPr>
+      <w:bookmarkStart w:colFirst="0" w:colLast="0" w:name="_hxnkam1kcvuu" w:id="11"/>
+      <w:bookmarkEnd w:id="11"/>
+      <w:r>
+        <w:rPr>
+          <w:rtl w:val="0"/>
+        </w:rPr>
+        <w:t xml:space="preserve">3.2 Application Structure</w:t>
+      </w:r>
+    </w:p>
+    <w:p>
+      <w:pPr>
+        <w:rPr/>
+      </w:pPr>
+      <w:r>
+        <w:rPr>
+          <w:rtl w:val="0"/>
+        </w:rPr>
+        <w:t xml:space="preserve">Code structure follows standard Django patterns with extra app separation.</w:t>
+      </w:r>
+    </w:p>
+    <w:p>
+      <w:pPr>
+        <w:pStyle w:val="Heading3"/>
+        <w:rPr/>
+      </w:pPr>
+      <w:bookmarkStart w:colFirst="0" w:colLast="0" w:name="_nbq339zfi7gg" w:id="12"/>
+      <w:bookmarkEnd w:id="12"/>
+      <w:r>
+        <w:rPr>
+          <w:rtl w:val="0"/>
+        </w:rPr>
+        <w:t xml:space="preserve">administrator app</w:t>
+      </w:r>
+    </w:p>
+    <w:p>
+      <w:pPr>
+        <w:rPr/>
+      </w:pPr>
+      <w:r>
+        <w:rPr>
+          <w:rtl w:val="0"/>
+        </w:rPr>
+        <w:t xml:space="preserve">Views</w:t>
       </w:r>
     </w:p>
     <w:p>
@@ -4070,13 +4207,208 @@
     </w:p>
     <w:p>
       <w:pPr>
-        <w:rPr/>
-      </w:pPr>
-      <w:r>
-        <w:rPr>
-          <w:rtl w:val="0"/>
-        </w:rPr>
-        <w:t xml:space="preserve">+---------------------+        +----------------------------------------+</w:t>
+        <w:numPr>
+          <w:ilvl w:val="0"/>
+          <w:numId w:val="1"/>
+        </w:numPr>
+        <w:ind w:left="720" w:hanging="360"/>
+      </w:pPr>
+      <w:r>
+        <w:rPr>
+          <w:rtl w:val="0"/>
+        </w:rPr>
+        <w:t xml:space="preserve">Employ class-based views for list/create/edit/delete operations:</w:t>
+      </w:r>
+    </w:p>
+    <w:p>
+      <w:pPr>
+        <w:numPr>
+          <w:ilvl w:val="1"/>
+          <w:numId w:val="1"/>
+        </w:numPr>
+        <w:ind w:left="1440" w:hanging="360"/>
+      </w:pPr>
+      <w:r>
+        <w:rPr>
+          <w:rtl w:val="0"/>
+        </w:rPr>
+        <w:t xml:space="preserve">buses: list/create/edit/delete</w:t>
+      </w:r>
+    </w:p>
+    <w:p>
+      <w:pPr>
+        <w:numPr>
+          <w:ilvl w:val="1"/>
+          <w:numId w:val="1"/>
+        </w:numPr>
+        <w:ind w:left="1440" w:hanging="360"/>
+      </w:pPr>
+      <w:r>
+        <w:rPr>
+          <w:rtl w:val="0"/>
+        </w:rPr>
+        <w:t xml:space="preserve">routes: list/create/edit/delete</w:t>
+      </w:r>
+    </w:p>
+    <w:p>
+      <w:pPr>
+        <w:numPr>
+          <w:ilvl w:val="1"/>
+          <w:numId w:val="1"/>
+        </w:numPr>
+        <w:ind w:left="1440" w:hanging="360"/>
+      </w:pPr>
+      <w:r>
+        <w:rPr>
+          <w:rtl w:val="0"/>
+        </w:rPr>
+        <w:t xml:space="preserve">schedules: list/create/delete</w:t>
+      </w:r>
+    </w:p>
+    <w:p>
+      <w:pPr>
+        <w:numPr>
+          <w:ilvl w:val="1"/>
+          <w:numId w:val="1"/>
+        </w:numPr>
+        <w:ind w:left="1440" w:hanging="360"/>
+      </w:pPr>
+      <w:r>
+        <w:rPr>
+          <w:rtl w:val="0"/>
+        </w:rPr>
+        <w:t xml:space="preserve">users: list/detail/toggle staff/toggle active/delete</w:t>
+      </w:r>
+    </w:p>
+    <w:p>
+      <w:pPr>
+        <w:numPr>
+          <w:ilvl w:val="0"/>
+          <w:numId w:val="1"/>
+        </w:numPr>
+        <w:ind w:left="720" w:hanging="360"/>
+      </w:pPr>
+      <w:r>
+        <w:rPr>
+          <w:rtl w:val="0"/>
+        </w:rPr>
+        <w:t xml:space="preserve">Employ ORM aggregation for dashboard:</w:t>
+      </w:r>
+    </w:p>
+    <w:p>
+      <w:pPr>
+        <w:numPr>
+          <w:ilvl w:val="1"/>
+          <w:numId w:val="1"/>
+        </w:numPr>
+        <w:ind w:left="1440" w:hanging="360"/>
+      </w:pPr>
+      <w:r>
+        <w:rPr>
+          <w:rtl w:val="0"/>
+        </w:rPr>
+        <w:t xml:space="preserve">total users (Django </w:t>
+      </w:r>
+      <w:r>
+        <w:rPr>
+          <w:rFonts w:ascii="Roboto Mono" w:cs="Roboto Mono" w:eastAsia="Roboto Mono" w:hAnsi="Roboto Mono"/>
+          <w:color w:val="188038"/>
+          <w:rtl w:val="0"/>
+        </w:rPr>
+        <w:t xml:space="preserve">User</w:t>
+      </w:r>
+      <w:r>
+        <w:rPr>
+          <w:rtl w:val="0"/>
+        </w:rPr>
+        <w:t xml:space="preserve"> model)</w:t>
+      </w:r>
+    </w:p>
+    <w:p>
+      <w:pPr>
+        <w:numPr>
+          <w:ilvl w:val="1"/>
+          <w:numId w:val="1"/>
+        </w:numPr>
+        <w:ind w:left="1440" w:hanging="360"/>
+      </w:pPr>
+      <w:r>
+        <w:rPr>
+          <w:rtl w:val="0"/>
+        </w:rPr>
+        <w:t xml:space="preserve">total buses and routes (models from </w:t>
+      </w:r>
+      <w:r>
+        <w:rPr>
+          <w:rFonts w:ascii="Roboto Mono" w:cs="Roboto Mono" w:eastAsia="Roboto Mono" w:hAnsi="Roboto Mono"/>
+          <w:color w:val="188038"/>
+          <w:rtl w:val="0"/>
+        </w:rPr>
+        <w:t xml:space="preserve">busop</w:t>
+      </w:r>
+      <w:r>
+        <w:rPr>
+          <w:rtl w:val="0"/>
+        </w:rPr>
+        <w:t xml:space="preserve">)</w:t>
+      </w:r>
+    </w:p>
+    <w:p>
+      <w:pPr>
+        <w:numPr>
+          <w:ilvl w:val="1"/>
+          <w:numId w:val="1"/>
+        </w:numPr>
+        <w:ind w:left="1440" w:hanging="360"/>
+      </w:pPr>
+      <w:r>
+        <w:rPr>
+          <w:rtl w:val="0"/>
+        </w:rPr>
+        <w:t xml:space="preserve">total bookings and total revenue (models from </w:t>
+      </w:r>
+      <w:r>
+        <w:rPr>
+          <w:rFonts w:ascii="Roboto Mono" w:cs="Roboto Mono" w:eastAsia="Roboto Mono" w:hAnsi="Roboto Mono"/>
+          <w:color w:val="188038"/>
+          <w:rtl w:val="0"/>
+        </w:rPr>
+        <w:t xml:space="preserve">user</w:t>
+      </w:r>
+      <w:r>
+        <w:rPr>
+          <w:rtl w:val="0"/>
+        </w:rPr>
+        <w:t xml:space="preserve">)</w:t>
+      </w:r>
+    </w:p>
+    <w:p>
+      <w:pPr>
+        <w:numPr>
+          <w:ilvl w:val="0"/>
+          <w:numId w:val="1"/>
+        </w:numPr>
+        <w:ind w:left="720" w:hanging="360"/>
+      </w:pPr>
+      <w:r>
+        <w:rPr>
+          <w:rtl w:val="0"/>
+        </w:rPr>
+        <w:t xml:space="preserve">Employ </w:t>
+      </w:r>
+      <w:r>
+        <w:rPr>
+          <w:rFonts w:ascii="Roboto Mono" w:cs="Roboto Mono" w:eastAsia="Roboto Mono" w:hAnsi="Roboto Mono"/>
+          <w:color w:val="188038"/>
+          <w:rtl w:val="0"/>
+        </w:rPr>
+        <w:t xml:space="preserve">apps.get_model(...)</w:t>
+      </w:r>
+      <w:r>
+        <w:rPr>
+          <w:rtl w:val="0"/>
+        </w:rPr>
+        <w:t xml:space="preserve"> for dynamic loading of models from other apps to avoid tight coupling.</w:t>
       </w:r>
     </w:p>
     <w:p>
@@ -4112,7 +4444,7 @@
         <w:rPr>
           <w:rtl w:val="0"/>
         </w:rPr>
-        <w:t xml:space="preserve">|  Browser (Client)   | &lt;----&gt; | Django Application (TravelPro Project) |</w:t>
+        <w:t xml:space="preserve">URLs</w:t>
       </w:r>
     </w:p>
     <w:p>
@@ -4142,13 +4474,165 @@
     </w:p>
     <w:p>
       <w:pPr>
-        <w:rPr/>
-      </w:pPr>
-      <w:r>
-        <w:rPr>
-          <w:rtl w:val="0"/>
-        </w:rPr>
-        <w:t xml:space="preserve">|  Templates + Forms  |        |                                        |</w:t>
+        <w:numPr>
+          <w:ilvl w:val="0"/>
+          <w:numId w:val="1"/>
+        </w:numPr>
+        <w:ind w:left="720" w:hanging="360"/>
+      </w:pPr>
+      <w:r>
+        <w:rPr>
+          <w:rtl w:val="0"/>
+        </w:rPr>
+        <w:t xml:space="preserve">Defined in </w:t>
+      </w:r>
+      <w:r>
+        <w:rPr>
+          <w:rFonts w:ascii="Roboto Mono" w:cs="Roboto Mono" w:eastAsia="Roboto Mono" w:hAnsi="Roboto Mono"/>
+          <w:color w:val="188038"/>
+          <w:rtl w:val="0"/>
+        </w:rPr>
+        <w:t xml:space="preserve">administrator/urls.py</w:t>
+      </w:r>
+      <w:r>
+        <w:rPr>
+          <w:rtl w:val="0"/>
+        </w:rPr>
+        <w:t xml:space="preserve"> and included in project URLs under </w:t>
+      </w:r>
+      <w:r>
+        <w:rPr>
+          <w:rFonts w:ascii="Roboto Mono" w:cs="Roboto Mono" w:eastAsia="Roboto Mono" w:hAnsi="Roboto Mono"/>
+          <w:color w:val="188038"/>
+          <w:rtl w:val="0"/>
+        </w:rPr>
+        <w:t xml:space="preserve">administrator/</w:t>
+      </w:r>
+      <w:r>
+        <w:rPr>
+          <w:rtl w:val="0"/>
+        </w:rPr>
+        <w:t xml:space="preserve">.</w:t>
+      </w:r>
+    </w:p>
+    <w:p>
+      <w:pPr>
+        <w:numPr>
+          <w:ilvl w:val="0"/>
+          <w:numId w:val="1"/>
+        </w:numPr>
+        <w:ind w:left="720" w:hanging="360"/>
+      </w:pPr>
+      <w:r>
+        <w:rPr>
+          <w:rtl w:val="0"/>
+        </w:rPr>
+        <w:t xml:space="preserve">Shared URLs:</w:t>
+      </w:r>
+    </w:p>
+    <w:p>
+      <w:pPr>
+        <w:numPr>
+          <w:ilvl w:val="1"/>
+          <w:numId w:val="1"/>
+        </w:numPr>
+        <w:ind w:left="1440" w:hanging="360"/>
+        <w:rPr>
+          <w:rFonts w:ascii="Roboto Mono" w:cs="Roboto Mono" w:eastAsia="Roboto Mono" w:hAnsi="Roboto Mono"/>
+          <w:color w:val="188038"/>
+        </w:rPr>
+      </w:pPr>
+      <w:r>
+        <w:rPr>
+          <w:rFonts w:ascii="Roboto Mono" w:cs="Roboto Mono" w:eastAsia="Roboto Mono" w:hAnsi="Roboto Mono"/>
+          <w:color w:val="188038"/>
+          <w:rtl w:val="0"/>
+        </w:rPr>
+        <w:t xml:space="preserve">/administrator/dashboard/</w:t>
+      </w:r>
+    </w:p>
+    <w:p>
+      <w:pPr>
+        <w:numPr>
+          <w:ilvl w:val="1"/>
+          <w:numId w:val="1"/>
+        </w:numPr>
+        <w:ind w:left="1440" w:hanging="360"/>
+        <w:rPr>
+          <w:rFonts w:ascii="Roboto Mono" w:cs="Roboto Mono" w:eastAsia="Roboto Mono" w:hAnsi="Roboto Mono"/>
+          <w:color w:val="188038"/>
+        </w:rPr>
+      </w:pPr>
+      <w:r>
+        <w:rPr>
+          <w:rFonts w:ascii="Roboto Mono" w:cs="Roboto Mono" w:eastAsia="Roboto Mono" w:hAnsi="Roboto Mono"/>
+          <w:color w:val="188038"/>
+          <w:rtl w:val="0"/>
+        </w:rPr>
+        <w:t xml:space="preserve">/administrator/buses/</w:t>
+      </w:r>
+    </w:p>
+    <w:p>
+      <w:pPr>
+        <w:numPr>
+          <w:ilvl w:val="1"/>
+          <w:numId w:val="1"/>
+        </w:numPr>
+        <w:ind w:left="1440" w:hanging="360"/>
+        <w:rPr>
+          <w:rFonts w:ascii="Roboto Mono" w:cs="Roboto Mono" w:eastAsia="Roboto Mono" w:hAnsi="Roboto Mono"/>
+          <w:color w:val="188038"/>
+        </w:rPr>
+      </w:pPr>
+      <w:r>
+        <w:rPr>
+          <w:rFonts w:ascii="Roboto Mono" w:cs="Roboto Mono" w:eastAsia="Roboto Mono" w:hAnsi="Roboto Mono"/>
+          <w:color w:val="188038"/>
+          <w:rtl w:val="0"/>
+        </w:rPr>
+        <w:t xml:space="preserve">/administrator/routes/</w:t>
+      </w:r>
+    </w:p>
+    <w:p>
+      <w:pPr>
+        <w:numPr>
+          <w:ilvl w:val="1"/>
+          <w:numId w:val="1"/>
+        </w:numPr>
+        <w:ind w:left="1440" w:hanging="360"/>
+        <w:rPr>
+          <w:rFonts w:ascii="Roboto Mono" w:cs="Roboto Mono" w:eastAsia="Roboto Mono" w:hAnsi="Roboto Mono"/>
+          <w:color w:val="188038"/>
+        </w:rPr>
+      </w:pPr>
+      <w:r>
+        <w:rPr>
+          <w:rFonts w:ascii="Roboto Mono" w:cs="Roboto Mono" w:eastAsia="Roboto Mono" w:hAnsi="Roboto Mono"/>
+          <w:color w:val="188038"/>
+          <w:rtl w:val="0"/>
+        </w:rPr>
+        <w:t xml:space="preserve">/administrator/schedules/</w:t>
+      </w:r>
+    </w:p>
+    <w:p>
+      <w:pPr>
+        <w:numPr>
+          <w:ilvl w:val="1"/>
+          <w:numId w:val="1"/>
+        </w:numPr>
+        <w:ind w:left="1440" w:hanging="360"/>
+        <w:rPr>
+          <w:rFonts w:ascii="Roboto Mono" w:cs="Roboto Mono" w:eastAsia="Roboto Mono" w:hAnsi="Roboto Mono"/>
+          <w:color w:val="188038"/>
+        </w:rPr>
+      </w:pPr>
+      <w:r>
+        <w:rPr>
+          <w:rFonts w:ascii="Roboto Mono" w:cs="Roboto Mono" w:eastAsia="Roboto Mono" w:hAnsi="Roboto Mono"/>
+          <w:color w:val="188038"/>
+          <w:rtl w:val="0"/>
+        </w:rPr>
+        <w:t xml:space="preserve">/administrator/users/</w:t>
       </w:r>
     </w:p>
     <w:p>
@@ -4184,7 +4668,7 @@
         <w:rPr>
           <w:rtl w:val="0"/>
         </w:rPr>
-        <w:t xml:space="preserve">+---------------------+        |  Apps:                                 |</w:t>
+        <w:t xml:space="preserve">Templates</w:t>
       </w:r>
     </w:p>
     <w:p>
@@ -4214,13 +4698,151 @@
     </w:p>
     <w:p>
       <w:pPr>
-        <w:rPr/>
-      </w:pPr>
-      <w:r>
-        <w:rPr>
-          <w:rtl w:val="0"/>
-        </w:rPr>
-        <w:t xml:space="preserve">                               |   - administrator (staff dashboard)    |</w:t>
+        <w:numPr>
+          <w:ilvl w:val="0"/>
+          <w:numId w:val="1"/>
+        </w:numPr>
+        <w:ind w:left="720" w:hanging="360"/>
+      </w:pPr>
+      <w:r>
+        <w:rPr>
+          <w:rtl w:val="0"/>
+        </w:rPr>
+        <w:t xml:space="preserve">Located under </w:t>
+      </w:r>
+      <w:r>
+        <w:rPr>
+          <w:rFonts w:ascii="Roboto Mono" w:cs="Roboto Mono" w:eastAsia="Roboto Mono" w:hAnsi="Roboto Mono"/>
+          <w:color w:val="188038"/>
+          <w:rtl w:val="0"/>
+        </w:rPr>
+        <w:t xml:space="preserve">templates/administrator/</w:t>
+      </w:r>
+      <w:r>
+        <w:rPr>
+          <w:rtl w:val="0"/>
+        </w:rPr>
+        <w:t xml:space="preserve">.</w:t>
+      </w:r>
+    </w:p>
+    <w:p>
+      <w:pPr>
+        <w:numPr>
+          <w:ilvl w:val="0"/>
+          <w:numId w:val="1"/>
+        </w:numPr>
+        <w:ind w:left="720" w:hanging="360"/>
+      </w:pPr>
+      <w:r>
+        <w:rPr>
+          <w:rtl w:val="0"/>
+        </w:rPr>
+        <w:t xml:space="preserve">Includes pages for:</w:t>
+      </w:r>
+    </w:p>
+    <w:p>
+      <w:pPr>
+        <w:numPr>
+          <w:ilvl w:val="1"/>
+          <w:numId w:val="1"/>
+        </w:numPr>
+        <w:ind w:left="1440" w:hanging="360"/>
+        <w:rPr>
+          <w:rFonts w:ascii="Roboto Mono" w:cs="Roboto Mono" w:eastAsia="Roboto Mono" w:hAnsi="Roboto Mono"/>
+          <w:color w:val="188038"/>
+        </w:rPr>
+      </w:pPr>
+      <w:r>
+        <w:rPr>
+          <w:rFonts w:ascii="Roboto Mono" w:cs="Roboto Mono" w:eastAsia="Roboto Mono" w:hAnsi="Roboto Mono"/>
+          <w:color w:val="188038"/>
+          <w:rtl w:val="0"/>
+        </w:rPr>
+        <w:t xml:space="preserve">dashboard.html</w:t>
+      </w:r>
+    </w:p>
+    <w:p>
+      <w:pPr>
+        <w:numPr>
+          <w:ilvl w:val="1"/>
+          <w:numId w:val="1"/>
+        </w:numPr>
+        <w:ind w:left="1440" w:hanging="360"/>
+        <w:rPr>
+          <w:rFonts w:ascii="Roboto Mono" w:cs="Roboto Mono" w:eastAsia="Roboto Mono" w:hAnsi="Roboto Mono"/>
+          <w:color w:val="188038"/>
+        </w:rPr>
+      </w:pPr>
+      <w:r>
+        <w:rPr>
+          <w:rFonts w:ascii="Roboto Mono" w:cs="Roboto Mono" w:eastAsia="Roboto Mono" w:hAnsi="Roboto Mono"/>
+          <w:color w:val="188038"/>
+          <w:rtl w:val="0"/>
+        </w:rPr>
+        <w:t xml:space="preserve">bus_list.html, bus_form.html, bus_confirm_delete.html</w:t>
+      </w:r>
+    </w:p>
+    <w:p>
+      <w:pPr>
+        <w:numPr>
+          <w:ilvl w:val="1"/>
+          <w:numId w:val="1"/>
+        </w:numPr>
+        <w:ind w:left="1440" w:hanging="360"/>
+        <w:rPr>
+          <w:rFonts w:ascii="Roboto Mono" w:cs="Roboto Mono" w:eastAsia="Roboto Mono" w:hAnsi="Roboto Mono"/>
+          <w:color w:val="188038"/>
+        </w:rPr>
+      </w:pPr>
+      <w:r>
+        <w:rPr>
+          <w:rFonts w:ascii="Roboto Mono" w:cs="Roboto Mono" w:eastAsia="Roboto Mono" w:hAnsi="Roboto Mono"/>
+          <w:color w:val="188038"/>
+          <w:rtl w:val="0"/>
+        </w:rPr>
+        <w:t xml:space="preserve">route_list.html, route_form.html, route_confirm_delete.html</w:t>
+      </w:r>
+    </w:p>
+    <w:p>
+      <w:pPr>
+        <w:numPr>
+          <w:ilvl w:val="1"/>
+          <w:numId w:val="1"/>
+        </w:numPr>
+        <w:ind w:left="1440" w:hanging="360"/>
+        <w:rPr>
+          <w:rFonts w:ascii="Roboto Mono" w:cs="Roboto Mono" w:eastAsia="Roboto Mono" w:hAnsi="Roboto Mono"/>
+          <w:color w:val="188038"/>
+        </w:rPr>
+      </w:pPr>
+      <w:r>
+        <w:rPr>
+          <w:rFonts w:ascii="Roboto Mono" w:cs="Roboto Mono" w:eastAsia="Roboto Mono" w:hAnsi="Roboto Mono"/>
+          <w:color w:val="188038"/>
+          <w:rtl w:val="0"/>
+        </w:rPr>
+        <w:t xml:space="preserve">schedule_list.html, schedule_form.html</w:t>
+      </w:r>
+    </w:p>
+    <w:p>
+      <w:pPr>
+        <w:numPr>
+          <w:ilvl w:val="1"/>
+          <w:numId w:val="1"/>
+        </w:numPr>
+        <w:ind w:left="1440" w:hanging="360"/>
+        <w:rPr>
+          <w:rFonts w:ascii="Roboto Mono" w:cs="Roboto Mono" w:eastAsia="Roboto Mono" w:hAnsi="Roboto Mono"/>
+          <w:color w:val="188038"/>
+        </w:rPr>
+      </w:pPr>
+      <w:r>
+        <w:rPr>
+          <w:rFonts w:ascii="Roboto Mono" w:cs="Roboto Mono" w:eastAsia="Roboto Mono" w:hAnsi="Roboto Mono"/>
+          <w:color w:val="188038"/>
+          <w:rtl w:val="0"/>
+        </w:rPr>
+        <w:t xml:space="preserve">user_list.html, user_detail.html</w:t>
       </w:r>
     </w:p>
     <w:p>
@@ -4256,7 +4878,7 @@
         <w:rPr>
           <w:rtl w:val="0"/>
         </w:rPr>
-        <w:t xml:space="preserve">                               |   - busop (bus/route/schedule/seat)    |</w:t>
+        <w:t xml:space="preserve">Role and permissions</w:t>
       </w:r>
     </w:p>
     <w:p>
@@ -4286,13 +4908,55 @@
     </w:p>
     <w:p>
       <w:pPr>
-        <w:rPr/>
-      </w:pPr>
-      <w:r>
-        <w:rPr>
-          <w:rtl w:val="0"/>
-        </w:rPr>
-        <w:t xml:space="preserve">                               |   - user (accounts, bookings, payment) |</w:t>
+        <w:numPr>
+          <w:ilvl w:val="0"/>
+          <w:numId w:val="1"/>
+        </w:numPr>
+        <w:ind w:left="720" w:hanging="360"/>
+      </w:pPr>
+      <w:r>
+        <w:rPr>
+          <w:rtl w:val="0"/>
+        </w:rPr>
+        <w:t xml:space="preserve">Admin privilege requires:</w:t>
+      </w:r>
+    </w:p>
+    <w:p>
+      <w:pPr>
+        <w:numPr>
+          <w:ilvl w:val="1"/>
+          <w:numId w:val="1"/>
+        </w:numPr>
+        <w:ind w:left="1440" w:hanging="360"/>
+      </w:pPr>
+      <w:r>
+        <w:rPr>
+          <w:rtl w:val="0"/>
+        </w:rPr>
+        <w:t xml:space="preserve">logged-in session, and</w:t>
+      </w:r>
+    </w:p>
+    <w:p>
+      <w:pPr>
+        <w:numPr>
+          <w:ilvl w:val="1"/>
+          <w:numId w:val="1"/>
+        </w:numPr>
+        <w:ind w:left="1440" w:hanging="360"/>
+      </w:pPr>
+      <w:r>
+        <w:rPr>
+          <w:rFonts w:ascii="Roboto Mono" w:cs="Roboto Mono" w:eastAsia="Roboto Mono" w:hAnsi="Roboto Mono"/>
+          <w:color w:val="188038"/>
+          <w:rtl w:val="0"/>
+        </w:rPr>
+        <w:t xml:space="preserve">request.user.is_staff</w:t>
+      </w:r>
+      <w:r>
+        <w:rPr>
+          <w:rtl w:val="0"/>
+        </w:rPr>
+        <w:t xml:space="preserve"> set to True.</w:t>
       </w:r>
     </w:p>
     <w:p>
@@ -4328,7 +4992,7 @@
         <w:rPr>
           <w:rtl w:val="0"/>
         </w:rPr>
-        <w:t xml:space="preserve">                               +--------------------+-------------------+</w:t>
+        <w:t xml:space="preserve">Forms</w:t>
       </w:r>
     </w:p>
     <w:p>
@@ -4358,13 +5022,279 @@
     </w:p>
     <w:p>
       <w:pPr>
-        <w:rPr/>
-      </w:pPr>
-      <w:r>
-        <w:rPr>
-          <w:rtl w:val="0"/>
-        </w:rPr>
-        <w:t xml:space="preserve">                                                    |</w:t>
+        <w:numPr>
+          <w:ilvl w:val="0"/>
+          <w:numId w:val="1"/>
+        </w:numPr>
+        <w:ind w:left="720" w:hanging="360"/>
+      </w:pPr>
+      <w:r>
+        <w:rPr>
+          <w:rFonts w:ascii="Roboto Mono" w:cs="Roboto Mono" w:eastAsia="Roboto Mono" w:hAnsi="Roboto Mono"/>
+          <w:color w:val="188038"/>
+          <w:rtl w:val="0"/>
+        </w:rPr>
+        <w:t xml:space="preserve">administrator/forms.py</w:t>
+      </w:r>
+      <w:r>
+        <w:rPr>
+          <w:rtl w:val="0"/>
+        </w:rPr>
+        <w:t xml:space="preserve"> defines </w:t>
+      </w:r>
+      <w:r>
+        <w:rPr>
+          <w:rFonts w:ascii="Roboto Mono" w:cs="Roboto Mono" w:eastAsia="Roboto Mono" w:hAnsi="Roboto Mono"/>
+          <w:color w:val="188038"/>
+          <w:rtl w:val="0"/>
+        </w:rPr>
+        <w:t xml:space="preserve">ModelForm</w:t>
+      </w:r>
+      <w:r>
+        <w:rPr>
+          <w:rtl w:val="0"/>
+        </w:rPr>
+        <w:t xml:space="preserve"> wrappers for:</w:t>
+      </w:r>
+    </w:p>
+    <w:p>
+      <w:pPr>
+        <w:numPr>
+          <w:ilvl w:val="1"/>
+          <w:numId w:val="1"/>
+        </w:numPr>
+        <w:ind w:left="1440" w:hanging="360"/>
+      </w:pPr>
+      <w:r>
+        <w:rPr>
+          <w:rFonts w:ascii="Roboto Mono" w:cs="Roboto Mono" w:eastAsia="Roboto Mono" w:hAnsi="Roboto Mono"/>
+          <w:color w:val="188038"/>
+          <w:rtl w:val="0"/>
+        </w:rPr>
+        <w:t xml:space="preserve">Bus</w:t>
+      </w:r>
+      <w:r>
+        <w:rPr>
+          <w:rtl w:val="0"/>
+        </w:rPr>
+        <w:t xml:space="preserve"> and </w:t>
+      </w:r>
+      <w:r>
+        <w:rPr>
+          <w:rFonts w:ascii="Roboto Mono" w:cs="Roboto Mono" w:eastAsia="Roboto Mono" w:hAnsi="Roboto Mono"/>
+          <w:color w:val="188038"/>
+          <w:rtl w:val="0"/>
+        </w:rPr>
+        <w:t xml:space="preserve">Route</w:t>
+      </w:r>
+      <w:r>
+        <w:rPr>
+          <w:rtl w:val="0"/>
+        </w:rPr>
+        <w:t xml:space="preserve"> (loaded via </w:t>
+      </w:r>
+      <w:r>
+        <w:rPr>
+          <w:rFonts w:ascii="Roboto Mono" w:cs="Roboto Mono" w:eastAsia="Roboto Mono" w:hAnsi="Roboto Mono"/>
+          <w:color w:val="188038"/>
+          <w:rtl w:val="0"/>
+        </w:rPr>
+        <w:t xml:space="preserve">apps.get_model</w:t>
+      </w:r>
+      <w:r>
+        <w:rPr>
+          <w:rtl w:val="0"/>
+        </w:rPr>
+        <w:t xml:space="preserve">)</w:t>
+      </w:r>
+    </w:p>
+    <w:p>
+      <w:pPr>
+        <w:numPr>
+          <w:ilvl w:val="1"/>
+          <w:numId w:val="1"/>
+        </w:numPr>
+        <w:ind w:left="1440" w:hanging="360"/>
+      </w:pPr>
+      <w:r>
+        <w:rPr>
+          <w:rFonts w:ascii="Roboto Mono" w:cs="Roboto Mono" w:eastAsia="Roboto Mono" w:hAnsi="Roboto Mono"/>
+          <w:color w:val="188038"/>
+          <w:rtl w:val="0"/>
+        </w:rPr>
+        <w:t xml:space="preserve">Schedule</w:t>
+      </w:r>
+      <w:r>
+        <w:rPr>
+          <w:rtl w:val="0"/>
+        </w:rPr>
+        <w:t xml:space="preserve"> (direct model import)</w:t>
+      </w:r>
+    </w:p>
+    <w:p>
+      <w:pPr>
+        <w:numPr>
+          <w:ilvl w:val="0"/>
+          <w:numId w:val="1"/>
+        </w:numPr>
+        <w:ind w:left="720" w:hanging="360"/>
+      </w:pPr>
+      <w:r>
+        <w:rPr>
+          <w:rtl w:val="0"/>
+        </w:rPr>
+        <w:t xml:space="preserve">Schedule form uses date-time widgets to improve input correctness.</w:t>
+      </w:r>
+    </w:p>
+    <w:p>
+      <w:pPr>
+        <w:numPr>
+          <w:ilvl w:val="0"/>
+          <w:numId w:val="1"/>
+        </w:numPr>
+        <w:ind w:left="720" w:hanging="360"/>
+      </w:pPr>
+      <w:r>
+        <w:rPr>
+          <w:rFonts w:ascii="Roboto Mono" w:cs="Roboto Mono" w:eastAsia="Roboto Mono" w:hAnsi="Roboto Mono"/>
+          <w:color w:val="188038"/>
+          <w:rtl w:val="0"/>
+        </w:rPr>
+        <w:t xml:space="preserve">ModelForm</w:t>
+      </w:r>
+      <w:r>
+        <w:rPr>
+          <w:rtl w:val="0"/>
+        </w:rPr>
+        <w:t xml:space="preserve"> wrappers defined in </w:t>
+      </w:r>
+      <w:r>
+        <w:rPr>
+          <w:rFonts w:ascii="Roboto Mono" w:cs="Roboto Mono" w:eastAsia="Roboto Mono" w:hAnsi="Roboto Mono"/>
+          <w:color w:val="188038"/>
+          <w:rtl w:val="0"/>
+        </w:rPr>
+        <w:t xml:space="preserve">administrator/forms.py</w:t>
+      </w:r>
+      <w:r>
+        <w:rPr>
+          <w:rtl w:val="0"/>
+        </w:rPr>
+        <w:t xml:space="preserve"> for:</w:t>
+      </w:r>
+    </w:p>
+    <w:p>
+      <w:pPr>
+        <w:numPr>
+          <w:ilvl w:val="1"/>
+          <w:numId w:val="1"/>
+        </w:numPr>
+        <w:ind w:left="1440" w:hanging="360"/>
+      </w:pPr>
+      <w:r>
+        <w:rPr>
+          <w:rFonts w:ascii="Roboto Mono" w:cs="Roboto Mono" w:eastAsia="Roboto Mono" w:hAnsi="Roboto Mono"/>
+          <w:color w:val="188038"/>
+          <w:rtl w:val="0"/>
+        </w:rPr>
+        <w:t xml:space="preserve">Bus</w:t>
+      </w:r>
+      <w:r>
+        <w:rPr>
+          <w:rtl w:val="0"/>
+        </w:rPr>
+        <w:t xml:space="preserve"> and </w:t>
+      </w:r>
+      <w:r>
+        <w:rPr>
+          <w:rFonts w:ascii="Roboto Mono" w:cs="Roboto Mono" w:eastAsia="Roboto Mono" w:hAnsi="Roboto Mono"/>
+          <w:color w:val="188038"/>
+          <w:rtl w:val="0"/>
+        </w:rPr>
+        <w:t xml:space="preserve">Route</w:t>
+      </w:r>
+      <w:r>
+        <w:rPr>
+          <w:rtl w:val="0"/>
+        </w:rPr>
+        <w:t xml:space="preserve"> (dynamic loading via </w:t>
+      </w:r>
+      <w:r>
+        <w:rPr>
+          <w:rFonts w:ascii="Roboto Mono" w:cs="Roboto Mono" w:eastAsia="Roboto Mono" w:hAnsi="Roboto Mono"/>
+          <w:color w:val="188038"/>
+          <w:rtl w:val="0"/>
+        </w:rPr>
+        <w:t xml:space="preserve">apps.get_model</w:t>
+      </w:r>
+      <w:r>
+        <w:rPr>
+          <w:rtl w:val="0"/>
+        </w:rPr>
+        <w:t xml:space="preserve">)</w:t>
+      </w:r>
+    </w:p>
+    <w:p>
+      <w:pPr>
+        <w:numPr>
+          <w:ilvl w:val="1"/>
+          <w:numId w:val="1"/>
+        </w:numPr>
+        <w:ind w:left="1440" w:hanging="360"/>
+      </w:pPr>
+      <w:r>
+        <w:rPr>
+          <w:rFonts w:ascii="Roboto Mono" w:cs="Roboto Mono" w:eastAsia="Roboto Mono" w:hAnsi="Roboto Mono"/>
+          <w:color w:val="188038"/>
+          <w:rtl w:val="0"/>
+        </w:rPr>
+        <w:t xml:space="preserve">Schedule</w:t>
+      </w:r>
+      <w:r>
+        <w:rPr>
+          <w:rtl w:val="0"/>
+        </w:rPr>
+        <w:t xml:space="preserve"> (direct model import)</w:t>
+      </w:r>
+    </w:p>
+    <w:p>
+      <w:pPr>
+        <w:numPr>
+          <w:ilvl w:val="0"/>
+          <w:numId w:val="1"/>
+        </w:numPr>
+        <w:ind w:left="720" w:hanging="360"/>
+      </w:pPr>
+      <w:r>
+        <w:rPr>
+          <w:rtl w:val="0"/>
+        </w:rPr>
+        <w:t xml:space="preserve">Schedule form uses date-time widgets to enhance input accuracy.</w:t>
+      </w:r>
+    </w:p>
+    <w:p>
+      <w:pPr>
+        <w:pStyle w:val="Heading3"/>
+        <w:rPr/>
+      </w:pPr>
+      <w:bookmarkStart w:colFirst="0" w:colLast="0" w:name="_6izb37gio7p5" w:id="13"/>
+      <w:bookmarkEnd w:id="13"/>
+      <w:r>
+        <w:rPr>
+          <w:rtl w:val="0"/>
+        </w:rPr>
+        <w:t xml:space="preserve">busop app</w:t>
+      </w:r>
+    </w:p>
+    <w:p>
+      <w:pPr>
+        <w:rPr/>
+      </w:pPr>
+      <w:r>
+        <w:rPr>
+          <w:rtl w:val="0"/>
+        </w:rPr>
+        <w:t xml:space="preserve">Local operator logic</w:t>
       </w:r>
     </w:p>
     <w:p>
@@ -4394,13 +5324,114 @@
     </w:p>
     <w:p>
       <w:pPr>
-        <w:rPr/>
-      </w:pPr>
-      <w:r>
-        <w:rPr>
-          <w:rtl w:val="0"/>
-        </w:rPr>
-        <w:t xml:space="preserve">                                                    | Django ORM (SQL)</w:t>
+        <w:numPr>
+          <w:ilvl w:val="0"/>
+          <w:numId w:val="1"/>
+        </w:numPr>
+        <w:ind w:left="720" w:hanging="360"/>
+      </w:pPr>
+      <w:r>
+        <w:rPr>
+          <w:rtl w:val="0"/>
+        </w:rPr>
+        <w:t xml:space="preserve">Includes core operational models:</w:t>
+      </w:r>
+    </w:p>
+    <w:p>
+      <w:pPr>
+        <w:numPr>
+          <w:ilvl w:val="1"/>
+          <w:numId w:val="1"/>
+        </w:numPr>
+        <w:ind w:left="1440" w:hanging="360"/>
+        <w:rPr>
+          <w:rFonts w:ascii="Roboto Mono" w:cs="Roboto Mono" w:eastAsia="Roboto Mono" w:hAnsi="Roboto Mono"/>
+          <w:color w:val="188038"/>
+        </w:rPr>
+      </w:pPr>
+      <w:r>
+        <w:rPr>
+          <w:rFonts w:ascii="Roboto Mono" w:cs="Roboto Mono" w:eastAsia="Roboto Mono" w:hAnsi="Roboto Mono"/>
+          <w:color w:val="188038"/>
+          <w:rtl w:val="0"/>
+        </w:rPr>
+        <w:t xml:space="preserve">Bus, Route, Schedule, Seat, busop_user.</w:t>
+      </w:r>
+    </w:p>
+    <w:p>
+      <w:pPr>
+        <w:numPr>
+          <w:ilvl w:val="0"/>
+          <w:numId w:val="1"/>
+        </w:numPr>
+        <w:ind w:left="720" w:hanging="360"/>
+      </w:pPr>
+      <w:r>
+        <w:rPr>
+          <w:rtl w:val="0"/>
+        </w:rPr>
+        <w:t xml:space="preserve">Includes key operational behaviors:</w:t>
+      </w:r>
+    </w:p>
+    <w:p>
+      <w:pPr>
+        <w:numPr>
+          <w:ilvl w:val="1"/>
+          <w:numId w:val="1"/>
+        </w:numPr>
+        <w:ind w:left="1440" w:hanging="360"/>
+      </w:pPr>
+      <w:r>
+        <w:rPr>
+          <w:rFonts w:ascii="Roboto Mono" w:cs="Roboto Mono" w:eastAsia="Roboto Mono" w:hAnsi="Roboto Mono"/>
+          <w:color w:val="188038"/>
+          <w:rtl w:val="0"/>
+        </w:rPr>
+        <w:t xml:space="preserve">Schedule.clean()</w:t>
+      </w:r>
+      <w:r>
+        <w:rPr>
+          <w:rtl w:val="0"/>
+        </w:rPr>
+        <w:t xml:space="preserve"> validation.</w:t>
+      </w:r>
+    </w:p>
+    <w:p>
+      <w:pPr>
+        <w:numPr>
+          <w:ilvl w:val="1"/>
+          <w:numId w:val="1"/>
+        </w:numPr>
+        <w:ind w:left="1440" w:hanging="360"/>
+      </w:pPr>
+      <w:r>
+        <w:rPr>
+          <w:rFonts w:ascii="Roboto Mono" w:cs="Roboto Mono" w:eastAsia="Roboto Mono" w:hAnsi="Roboto Mono"/>
+          <w:color w:val="188038"/>
+          <w:rtl w:val="0"/>
+        </w:rPr>
+        <w:t xml:space="preserve">Schedule.get_available_seats()</w:t>
+      </w:r>
+      <w:r>
+        <w:rPr>
+          <w:rtl w:val="0"/>
+        </w:rPr>
+        <w:t xml:space="preserve"> method to calculate available seats.</w:t>
+      </w:r>
+    </w:p>
+    <w:p>
+      <w:pPr>
+        <w:numPr>
+          <w:ilvl w:val="1"/>
+          <w:numId w:val="1"/>
+        </w:numPr>
+        <w:ind w:left="1440" w:hanging="360"/>
+      </w:pPr>
+      <w:r>
+        <w:rPr>
+          <w:rtl w:val="0"/>
+        </w:rPr>
+        <w:t xml:space="preserve">Post-save signal to auto-create seats when a bus is created.</w:t>
       </w:r>
     </w:p>
     <w:p>
@@ -4436,7 +5467,7 @@
         <w:rPr>
           <w:rtl w:val="0"/>
         </w:rPr>
-        <w:t xml:space="preserve">                                                    v</w:t>
+        <w:t xml:space="preserve">Data filtering and search</w:t>
       </w:r>
     </w:p>
     <w:p>
@@ -4466,13 +5497,92 @@
     </w:p>
     <w:p>
       <w:pPr>
-        <w:rPr/>
-      </w:pPr>
-      <w:r>
-        <w:rPr>
-          <w:rtl w:val="0"/>
-        </w:rPr>
-        <w:t xml:space="preserve">                                         +---------------------------+</w:t>
+        <w:numPr>
+          <w:ilvl w:val="0"/>
+          <w:numId w:val="1"/>
+        </w:numPr>
+        <w:ind w:left="720" w:hanging="360"/>
+      </w:pPr>
+      <w:r>
+        <w:rPr>
+          <w:rFonts w:ascii="Roboto Mono" w:cs="Roboto Mono" w:eastAsia="Roboto Mono" w:hAnsi="Roboto Mono"/>
+          <w:color w:val="188038"/>
+          <w:rtl w:val="0"/>
+        </w:rPr>
+        <w:t xml:space="preserve">bus_search</w:t>
+      </w:r>
+      <w:r>
+        <w:rPr>
+          <w:rtl w:val="0"/>
+        </w:rPr>
+        <w:t xml:space="preserve"> view filters schedules by:</w:t>
+      </w:r>
+    </w:p>
+    <w:p>
+      <w:pPr>
+        <w:numPr>
+          <w:ilvl w:val="1"/>
+          <w:numId w:val="1"/>
+        </w:numPr>
+        <w:ind w:left="1440" w:hanging="360"/>
+      </w:pPr>
+      <w:r>
+        <w:rPr>
+          <w:rFonts w:ascii="Roboto Mono" w:cs="Roboto Mono" w:eastAsia="Roboto Mono" w:hAnsi="Roboto Mono"/>
+          <w:color w:val="188038"/>
+          <w:rtl w:val="0"/>
+        </w:rPr>
+        <w:t xml:space="preserve">route__source__icontains</w:t>
+      </w:r>
+      <w:r>
+        <w:rPr>
+          <w:rtl w:val="0"/>
+        </w:rPr>
+        <w:t xml:space="preserve"> and </w:t>
+      </w:r>
+      <w:r>
+        <w:rPr>
+          <w:rFonts w:ascii="Roboto Mono" w:cs="Roboto Mono" w:eastAsia="Roboto Mono" w:hAnsi="Roboto Mono"/>
+          <w:color w:val="188038"/>
+          <w:rtl w:val="0"/>
+        </w:rPr>
+        <w:t xml:space="preserve">route__destination__icontains</w:t>
+      </w:r>
+      <w:r>
+        <w:rPr>
+          <w:rtl w:val="0"/>
+        </w:rPr>
+        <w:t xml:space="preserve">.</w:t>
+      </w:r>
+    </w:p>
+    <w:p>
+      <w:pPr>
+        <w:numPr>
+          <w:ilvl w:val="1"/>
+          <w:numId w:val="1"/>
+        </w:numPr>
+        <w:ind w:left="1440" w:hanging="360"/>
+      </w:pPr>
+      <w:r>
+        <w:rPr>
+          <w:rtl w:val="0"/>
+        </w:rPr>
+        <w:t xml:space="preserve">optional departure date filter.</w:t>
+      </w:r>
+    </w:p>
+    <w:p>
+      <w:pPr>
+        <w:numPr>
+          <w:ilvl w:val="0"/>
+          <w:numId w:val="1"/>
+        </w:numPr>
+        <w:ind w:left="720" w:hanging="360"/>
+      </w:pPr>
+      <w:r>
+        <w:rPr>
+          <w:rtl w:val="0"/>
+        </w:rPr>
+        <w:t xml:space="preserve">It calculates derived fields (available seats and sold-out status) for display.</w:t>
       </w:r>
     </w:p>
     <w:p>
@@ -4508,7 +5618,7 @@
         <w:rPr>
           <w:rtl w:val="0"/>
         </w:rPr>
-        <w:t xml:space="preserve">                                         | MySQL Database            |</w:t>
+        <w:t xml:space="preserve">Booking entry points</w:t>
       </w:r>
     </w:p>
     <w:p>
@@ -4538,13 +5648,74 @@
     </w:p>
     <w:p>
       <w:pPr>
-        <w:rPr/>
-      </w:pPr>
-      <w:r>
-        <w:rPr>
-          <w:rtl w:val="0"/>
-        </w:rPr>
-        <w:t xml:space="preserve">                                         | DB Name: TravelPro        |</w:t>
+        <w:numPr>
+          <w:ilvl w:val="0"/>
+          <w:numId w:val="1"/>
+        </w:numPr>
+        <w:ind w:left="720" w:hanging="360"/>
+      </w:pPr>
+      <w:r>
+        <w:rPr>
+          <w:rtl w:val="0"/>
+        </w:rPr>
+        <w:t xml:space="preserve">Booking creation (</w:t>
+      </w:r>
+      <w:r>
+        <w:rPr>
+          <w:rFonts w:ascii="Roboto Mono" w:cs="Roboto Mono" w:eastAsia="Roboto Mono" w:hAnsi="Roboto Mono"/>
+          <w:color w:val="188038"/>
+          <w:rtl w:val="0"/>
+        </w:rPr>
+        <w:t xml:space="preserve">create_booking</w:t>
+      </w:r>
+      <w:r>
+        <w:rPr>
+          <w:rtl w:val="0"/>
+        </w:rPr>
+        <w:t xml:space="preserve">) is implemented here and saves to </w:t>
+      </w:r>
+      <w:r>
+        <w:rPr>
+          <w:rFonts w:ascii="Roboto Mono" w:cs="Roboto Mono" w:eastAsia="Roboto Mono" w:hAnsi="Roboto Mono"/>
+          <w:color w:val="188038"/>
+          <w:rtl w:val="0"/>
+        </w:rPr>
+        <w:t xml:space="preserve">user.Booking</w:t>
+      </w:r>
+      <w:r>
+        <w:rPr>
+          <w:rtl w:val="0"/>
+        </w:rPr>
+        <w:t xml:space="preserve"> and updates </w:t>
+      </w:r>
+      <w:r>
+        <w:rPr>
+          <w:rFonts w:ascii="Roboto Mono" w:cs="Roboto Mono" w:eastAsia="Roboto Mono" w:hAnsi="Roboto Mono"/>
+          <w:color w:val="188038"/>
+          <w:rtl w:val="0"/>
+        </w:rPr>
+        <w:t xml:space="preserve">busop.Seat</w:t>
+      </w:r>
+      <w:r>
+        <w:rPr>
+          <w:rtl w:val="0"/>
+        </w:rPr>
+        <w:t xml:space="preserve">.</w:t>
+      </w:r>
+    </w:p>
+    <w:p>
+      <w:pPr>
+        <w:numPr>
+          <w:ilvl w:val="0"/>
+          <w:numId w:val="1"/>
+        </w:numPr>
+        <w:ind w:left="720" w:hanging="360"/>
+      </w:pPr>
+      <w:r>
+        <w:rPr>
+          <w:rtl w:val="0"/>
+        </w:rPr>
+        <w:t xml:space="preserve">Booking history and invoice are also provided through views in this module in the current codebase.</w:t>
       </w:r>
     </w:p>
     <w:p>
@@ -4580,57 +5751,7 @@
         <w:rPr>
           <w:rtl w:val="0"/>
         </w:rPr>
-        <w:t xml:space="preserve">                                         +---------------------------+</w:t>
-      </w:r>
-    </w:p>
-    <w:p>
-      <w:pPr>
-        <w:pStyle w:val="Heading2"/>
-        <w:rPr/>
-      </w:pPr>
-      <w:bookmarkStart w:colFirst="0" w:colLast="0" w:name="_hxnkam1kcvuu" w:id="11"/>
-      <w:bookmarkEnd w:id="11"/>
-      <w:r>
-        <w:rPr>
-          <w:rtl w:val="0"/>
-        </w:rPr>
-        <w:t xml:space="preserve">3.2 Application Structure</w:t>
-      </w:r>
-    </w:p>
-    <w:p>
-      <w:pPr>
-        <w:rPr/>
-      </w:pPr>
-      <w:r>
-        <w:rPr>
-          <w:rtl w:val="0"/>
-        </w:rPr>
-        <w:t xml:space="preserve">The codebase is organized according to typical Django patterns with additional app separation.</w:t>
-      </w:r>
-    </w:p>
-    <w:p>
-      <w:pPr>
-        <w:pStyle w:val="Heading3"/>
-        <w:rPr/>
-      </w:pPr>
-      <w:bookmarkStart w:colFirst="0" w:colLast="0" w:name="_nbq339zfi7gg" w:id="12"/>
-      <w:bookmarkEnd w:id="12"/>
-      <w:r>
-        <w:rPr>
-          <w:rtl w:val="0"/>
-        </w:rPr>
-        <w:t xml:space="preserve">administrator app</w:t>
-      </w:r>
-    </w:p>
-    <w:p>
-      <w:pPr>
-        <w:rPr/>
-      </w:pPr>
-      <w:r>
-        <w:rPr>
-          <w:rtl w:val="0"/>
-        </w:rPr>
-        <w:t xml:space="preserve">Views</w:t>
+        <w:t xml:space="preserve">URLs</w:t>
       </w:r>
     </w:p>
     <w:p>
@@ -4668,113 +5789,17 @@
       </w:pPr>
       <w:r>
         <w:rPr>
-          <w:rtl w:val="0"/>
-        </w:rPr>
-        <w:t xml:space="preserve">Uses class-based views for list/create/update/delete flows:</w:t>
-      </w:r>
-    </w:p>
-    <w:p>
-      <w:pPr>
-        <w:numPr>
-          <w:ilvl w:val="1"/>
-          <w:numId w:val="1"/>
-        </w:numPr>
-        <w:ind w:left="1440" w:hanging="360"/>
-      </w:pPr>
-      <w:r>
-        <w:rPr>
-          <w:rtl w:val="0"/>
-        </w:rPr>
-        <w:t xml:space="preserve">buses: list/create/edit/delete</w:t>
-      </w:r>
-    </w:p>
-    <w:p>
-      <w:pPr>
-        <w:numPr>
-          <w:ilvl w:val="1"/>
-          <w:numId w:val="1"/>
-        </w:numPr>
-        <w:ind w:left="1440" w:hanging="360"/>
-      </w:pPr>
-      <w:r>
-        <w:rPr>
-          <w:rtl w:val="0"/>
-        </w:rPr>
-        <w:t xml:space="preserve">routes: list/create/edit/delete</w:t>
-      </w:r>
-    </w:p>
-    <w:p>
-      <w:pPr>
-        <w:numPr>
-          <w:ilvl w:val="1"/>
-          <w:numId w:val="1"/>
-        </w:numPr>
-        <w:ind w:left="1440" w:hanging="360"/>
-      </w:pPr>
-      <w:r>
-        <w:rPr>
-          <w:rtl w:val="0"/>
-        </w:rPr>
-        <w:t xml:space="preserve">schedules: list/create/delete</w:t>
-      </w:r>
-    </w:p>
-    <w:p>
-      <w:pPr>
-        <w:numPr>
-          <w:ilvl w:val="1"/>
-          <w:numId w:val="1"/>
-        </w:numPr>
-        <w:ind w:left="1440" w:hanging="360"/>
-      </w:pPr>
-      <w:r>
-        <w:rPr>
-          <w:rtl w:val="0"/>
-        </w:rPr>
-        <w:t xml:space="preserve">users: list/detail/toggle staff/toggle active/delete</w:t>
-      </w:r>
-    </w:p>
-    <w:p>
-      <w:pPr>
-        <w:numPr>
-          <w:ilvl w:val="0"/>
-          <w:numId w:val="1"/>
-        </w:numPr>
-        <w:ind w:left="720" w:hanging="360"/>
-      </w:pPr>
-      <w:r>
-        <w:rPr>
-          <w:rtl w:val="0"/>
-        </w:rPr>
-        <w:t xml:space="preserve">Uses ORM aggregation for dashboard:</w:t>
-      </w:r>
-    </w:p>
-    <w:p>
-      <w:pPr>
-        <w:numPr>
-          <w:ilvl w:val="1"/>
-          <w:numId w:val="1"/>
-        </w:numPr>
-        <w:ind w:left="1440" w:hanging="360"/>
-      </w:pPr>
-      <w:r>
-        <w:rPr>
-          <w:rtl w:val="0"/>
-        </w:rPr>
-        <w:t xml:space="preserve">total users (Django </w:t>
-      </w:r>
-      <w:r>
-        <w:rPr>
           <w:rFonts w:ascii="Roboto Mono" w:cs="Roboto Mono" w:eastAsia="Roboto Mono" w:hAnsi="Roboto Mono"/>
           <w:color w:val="188038"/>
           <w:rtl w:val="0"/>
         </w:rPr>
-        <w:t xml:space="preserve">User</w:t>
-      </w:r>
-      <w:r>
-        <w:rPr>
-          <w:rtl w:val="0"/>
-        </w:rPr>
-        <w:t xml:space="preserve"> table)</w:t>
+        <w:t xml:space="preserve">busop/urls.py</w:t>
+      </w:r>
+      <w:r>
+        <w:rPr>
+          <w:rtl w:val="0"/>
+        </w:rPr>
+        <w:t xml:space="preserve"> includes:</w:t>
       </w:r>
     </w:p>
     <w:p>
@@ -4785,25 +5810,18 @@
         </w:numPr>
         <w:ind w:left="1440" w:hanging="360"/>
       </w:pPr>
-      <w:r>
-        <w:rPr>
-          <w:rtl w:val="0"/>
-        </w:rPr>
-        <w:t xml:space="preserve">total buses and routes (models from </w:t>
-      </w:r>
       <w:r>
         <w:rPr>
           <w:rFonts w:ascii="Roboto Mono" w:cs="Roboto Mono" w:eastAsia="Roboto Mono" w:hAnsi="Roboto Mono"/>
           <w:color w:val="188038"/>
           <w:rtl w:val="0"/>
         </w:rPr>
-        <w:t xml:space="preserve">busop</w:t>
-      </w:r>
-      <w:r>
-        <w:rPr>
-          <w:rtl w:val="0"/>
-        </w:rPr>
-        <w:t xml:space="preserve">)</w:t>
+        <w:t xml:space="preserve">bus_search/</w:t>
+      </w:r>
+      <w:r>
+        <w:rPr>
+          <w:rtl w:val="0"/>
+        </w:rPr>
       </w:r>
     </w:p>
     <w:p>
@@ -4818,50 +5836,7 @@
         <w:rPr>
           <w:rtl w:val="0"/>
         </w:rPr>
-        <w:t xml:space="preserve">total bookings and total revenue (models from </w:t>
-      </w:r>
-      <w:r>
-        <w:rPr>
-          <w:rFonts w:ascii="Roboto Mono" w:cs="Roboto Mono" w:eastAsia="Roboto Mono" w:hAnsi="Roboto Mono"/>
-          <w:color w:val="188038"/>
-          <w:rtl w:val="0"/>
-        </w:rPr>
-        <w:t xml:space="preserve">user</w:t>
-      </w:r>
-      <w:r>
-        <w:rPr>
-          <w:rtl w:val="0"/>
-        </w:rPr>
-        <w:t xml:space="preserve">)</w:t>
-      </w:r>
-    </w:p>
-    <w:p>
-      <w:pPr>
-        <w:numPr>
-          <w:ilvl w:val="0"/>
-          <w:numId w:val="1"/>
-        </w:numPr>
-        <w:ind w:left="720" w:hanging="360"/>
-      </w:pPr>
-      <w:r>
-        <w:rPr>
-          <w:rtl w:val="0"/>
-        </w:rPr>
-        <w:t xml:space="preserve">Uses </w:t>
-      </w:r>
-      <w:r>
-        <w:rPr>
-          <w:rFonts w:ascii="Roboto Mono" w:cs="Roboto Mono" w:eastAsia="Roboto Mono" w:hAnsi="Roboto Mono"/>
-          <w:color w:val="188038"/>
-          <w:rtl w:val="0"/>
-        </w:rPr>
-        <w:t xml:space="preserve">apps.get_model(...)</w:t>
-      </w:r>
-      <w:r>
-        <w:rPr>
-          <w:rtl w:val="0"/>
-        </w:rPr>
-        <w:t xml:space="preserve"> to dynamically load models from other apps to reduce tight coupling.</w:t>
+        <w:t xml:space="preserve">admin login page routes (staff login and logout)</w:t>
       </w:r>
     </w:p>
     <w:p>
@@ -4897,7 +5872,7 @@
         <w:rPr>
           <w:rtl w:val="0"/>
         </w:rPr>
-        <w:t xml:space="preserve">URLs</w:t>
+        <w:t xml:space="preserve">Templates</w:t>
       </w:r>
     </w:p>
     <w:p>
@@ -4937,50 +5912,51 @@
         <w:rPr>
           <w:rtl w:val="0"/>
         </w:rPr>
-        <w:t xml:space="preserve">Defined in </w:t>
-      </w:r>
+        <w:t xml:space="preserve">Uses templates such as:</w:t>
+      </w:r>
+    </w:p>
+    <w:p>
+      <w:pPr>
+        <w:numPr>
+          <w:ilvl w:val="1"/>
+          <w:numId w:val="1"/>
+        </w:numPr>
+        <w:ind w:left="1440" w:hanging="360"/>
+      </w:pPr>
       <w:r>
         <w:rPr>
           <w:rFonts w:ascii="Roboto Mono" w:cs="Roboto Mono" w:eastAsia="Roboto Mono" w:hAnsi="Roboto Mono"/>
           <w:color w:val="188038"/>
           <w:rtl w:val="0"/>
         </w:rPr>
-        <w:t xml:space="preserve">administrator/urls.py</w:t>
-      </w:r>
-      <w:r>
-        <w:rPr>
-          <w:rtl w:val="0"/>
-        </w:rPr>
-        <w:t xml:space="preserve"> and included in project URLs under </w:t>
-      </w:r>
+        <w:t xml:space="preserve">busop_search.html</w:t>
+      </w:r>
+      <w:r>
+        <w:rPr>
+          <w:rtl w:val="0"/>
+        </w:rPr>
+      </w:r>
+    </w:p>
+    <w:p>
+      <w:pPr>
+        <w:numPr>
+          <w:ilvl w:val="1"/>
+          <w:numId w:val="1"/>
+        </w:numPr>
+        <w:ind w:left="1440" w:hanging="360"/>
+      </w:pPr>
       <w:r>
         <w:rPr>
           <w:rFonts w:ascii="Roboto Mono" w:cs="Roboto Mono" w:eastAsia="Roboto Mono" w:hAnsi="Roboto Mono"/>
           <w:color w:val="188038"/>
           <w:rtl w:val="0"/>
         </w:rPr>
-        <w:t xml:space="preserve">administrator/</w:t>
-      </w:r>
-      <w:r>
-        <w:rPr>
-          <w:rtl w:val="0"/>
-        </w:rPr>
-        <w:t xml:space="preserve">.</w:t>
-      </w:r>
-    </w:p>
-    <w:p>
-      <w:pPr>
-        <w:numPr>
-          <w:ilvl w:val="0"/>
-          <w:numId w:val="1"/>
-        </w:numPr>
-        <w:ind w:left="720" w:hanging="360"/>
-      </w:pPr>
-      <w:r>
-        <w:rPr>
-          <w:rtl w:val="0"/>
-        </w:rPr>
-        <w:t xml:space="preserve">Common routes:</w:t>
+        <w:t xml:space="preserve">admin_login.html</w:t>
+      </w:r>
+      <w:r>
+        <w:rPr>
+          <w:rtl w:val="0"/>
+        </w:rPr>
       </w:r>
     </w:p>
     <w:p>
@@ -4997,100 +5973,13 @@
           <w:color w:val="188038"/>
           <w:rtl w:val="0"/>
         </w:rPr>
-        <w:t xml:space="preserve">/administrator/dashboard/</w:t>
-      </w:r>
-      <w:r>
-        <w:rPr>
-          <w:rtl w:val="0"/>
-        </w:rPr>
-      </w:r>
-    </w:p>
-    <w:p>
-      <w:pPr>
-        <w:numPr>
-          <w:ilvl w:val="1"/>
-          <w:numId w:val="1"/>
-        </w:numPr>
-        <w:ind w:left="1440" w:hanging="360"/>
-      </w:pPr>
-      <w:r>
-        <w:rPr>
-          <w:rFonts w:ascii="Roboto Mono" w:cs="Roboto Mono" w:eastAsia="Roboto Mono" w:hAnsi="Roboto Mono"/>
-          <w:color w:val="188038"/>
-          <w:rtl w:val="0"/>
-        </w:rPr>
-        <w:t xml:space="preserve">/administrator/buses/</w:t>
-      </w:r>
-      <w:r>
-        <w:rPr>
-          <w:rtl w:val="0"/>
-        </w:rPr>
-      </w:r>
-    </w:p>
-    <w:p>
-      <w:pPr>
-        <w:numPr>
-          <w:ilvl w:val="1"/>
-          <w:numId w:val="1"/>
-        </w:numPr>
-        <w:ind w:left="1440" w:hanging="360"/>
-      </w:pPr>
-      <w:r>
-        <w:rPr>
-          <w:rFonts w:ascii="Roboto Mono" w:cs="Roboto Mono" w:eastAsia="Roboto Mono" w:hAnsi="Roboto Mono"/>
-          <w:color w:val="188038"/>
-          <w:rtl w:val="0"/>
-        </w:rPr>
-        <w:t xml:space="preserve">/administrator/routes/</w:t>
-      </w:r>
-      <w:r>
-        <w:rPr>
-          <w:rtl w:val="0"/>
-        </w:rPr>
-      </w:r>
-    </w:p>
-    <w:p>
-      <w:pPr>
-        <w:numPr>
-          <w:ilvl w:val="1"/>
-          <w:numId w:val="1"/>
-        </w:numPr>
-        <w:ind w:left="1440" w:hanging="360"/>
-      </w:pPr>
-      <w:r>
-        <w:rPr>
-          <w:rFonts w:ascii="Roboto Mono" w:cs="Roboto Mono" w:eastAsia="Roboto Mono" w:hAnsi="Roboto Mono"/>
-          <w:color w:val="188038"/>
-          <w:rtl w:val="0"/>
-        </w:rPr>
-        <w:t xml:space="preserve">/administrator/schedules/</w:t>
-      </w:r>
-      <w:r>
-        <w:rPr>
-          <w:rtl w:val="0"/>
-        </w:rPr>
-      </w:r>
-    </w:p>
-    <w:p>
-      <w:pPr>
-        <w:numPr>
-          <w:ilvl w:val="1"/>
-          <w:numId w:val="1"/>
-        </w:numPr>
-        <w:ind w:left="1440" w:hanging="360"/>
-      </w:pPr>
-      <w:r>
-        <w:rPr>
-          <w:rFonts w:ascii="Roboto Mono" w:cs="Roboto Mono" w:eastAsia="Roboto Mono" w:hAnsi="Roboto Mono"/>
-          <w:color w:val="188038"/>
-          <w:rtl w:val="0"/>
-        </w:rPr>
-        <w:t xml:space="preserve">/administrator/users/</w:t>
-      </w:r>
-      <w:r>
-        <w:rPr>
-          <w:rtl w:val="0"/>
-        </w:rPr>
+        <w:t xml:space="preserve">create_booking.html</w:t>
+      </w:r>
+      <w:r>
+        <w:rPr>
+          <w:rtl w:val="0"/>
+        </w:rPr>
+        <w:t xml:space="preserve"> (global templates directory)</w:t>
       </w:r>
     </w:p>
     <w:p>
@@ -5126,7 +6015,7 @@
         <w:rPr>
           <w:rtl w:val="0"/>
         </w:rPr>
-        <w:t xml:space="preserve">Templates</w:t>
+        <w:t xml:space="preserve">Admin registrations</w:t>
       </w:r>
     </w:p>
     <w:p>
@@ -5164,232 +6053,42 @@
       </w:pPr>
       <w:r>
         <w:rPr>
-          <w:rtl w:val="0"/>
-        </w:rPr>
-        <w:t xml:space="preserve">Located under </w:t>
-      </w:r>
-      <w:r>
-        <w:rPr>
           <w:rFonts w:ascii="Roboto Mono" w:cs="Roboto Mono" w:eastAsia="Roboto Mono" w:hAnsi="Roboto Mono"/>
           <w:color w:val="188038"/>
           <w:rtl w:val="0"/>
         </w:rPr>
-        <w:t xml:space="preserve">templates/administrator/</w:t>
-      </w:r>
-      <w:r>
-        <w:rPr>
-          <w:rtl w:val="0"/>
-        </w:rPr>
-        <w:t xml:space="preserve">.</w:t>
-      </w:r>
-    </w:p>
-    <w:p>
-      <w:pPr>
-        <w:numPr>
-          <w:ilvl w:val="0"/>
-          <w:numId w:val="1"/>
-        </w:numPr>
-        <w:ind w:left="720" w:hanging="360"/>
-      </w:pPr>
-      <w:r>
-        <w:rPr>
-          <w:rtl w:val="0"/>
-        </w:rPr>
-        <w:t xml:space="preserve">Includes pages such as:</w:t>
-      </w:r>
-    </w:p>
-    <w:p>
-      <w:pPr>
-        <w:numPr>
-          <w:ilvl w:val="1"/>
-          <w:numId w:val="1"/>
-        </w:numPr>
-        <w:ind w:left="1440" w:hanging="360"/>
-      </w:pPr>
-      <w:r>
-        <w:rPr>
-          <w:rFonts w:ascii="Roboto Mono" w:cs="Roboto Mono" w:eastAsia="Roboto Mono" w:hAnsi="Roboto Mono"/>
-          <w:color w:val="188038"/>
-          <w:rtl w:val="0"/>
-        </w:rPr>
-        <w:t xml:space="preserve">dashboard.html</w:t>
-      </w:r>
-      <w:r>
-        <w:rPr>
-          <w:rtl w:val="0"/>
-        </w:rPr>
-      </w:r>
-    </w:p>
-    <w:p>
-      <w:pPr>
-        <w:numPr>
-          <w:ilvl w:val="1"/>
-          <w:numId w:val="1"/>
-        </w:numPr>
-        <w:ind w:left="1440" w:hanging="360"/>
-      </w:pPr>
-      <w:r>
-        <w:rPr>
-          <w:rFonts w:ascii="Roboto Mono" w:cs="Roboto Mono" w:eastAsia="Roboto Mono" w:hAnsi="Roboto Mono"/>
-          <w:color w:val="188038"/>
-          <w:rtl w:val="0"/>
-        </w:rPr>
-        <w:t xml:space="preserve">bus_list.html</w:t>
-      </w:r>
-      <w:r>
-        <w:rPr>
-          <w:rtl w:val="0"/>
-        </w:rPr>
-        <w:t xml:space="preserve">, </w:t>
-      </w:r>
-      <w:r>
-        <w:rPr>
-          <w:rFonts w:ascii="Roboto Mono" w:cs="Roboto Mono" w:eastAsia="Roboto Mono" w:hAnsi="Roboto Mono"/>
-          <w:color w:val="188038"/>
-          <w:rtl w:val="0"/>
-        </w:rPr>
-        <w:t xml:space="preserve">bus_form.html</w:t>
-      </w:r>
-      <w:r>
-        <w:rPr>
-          <w:rtl w:val="0"/>
-        </w:rPr>
-        <w:t xml:space="preserve">, </w:t>
-      </w:r>
-      <w:r>
-        <w:rPr>
-          <w:rFonts w:ascii="Roboto Mono" w:cs="Roboto Mono" w:eastAsia="Roboto Mono" w:hAnsi="Roboto Mono"/>
-          <w:color w:val="188038"/>
-          <w:rtl w:val="0"/>
-        </w:rPr>
-        <w:t xml:space="preserve">bus_confirm_delete.html</w:t>
-      </w:r>
-      <w:r>
-        <w:rPr>
-          <w:rtl w:val="0"/>
-        </w:rPr>
-      </w:r>
-    </w:p>
-    <w:p>
-      <w:pPr>
-        <w:numPr>
-          <w:ilvl w:val="1"/>
-          <w:numId w:val="1"/>
-        </w:numPr>
-        <w:ind w:left="1440" w:hanging="360"/>
-      </w:pPr>
-      <w:r>
-        <w:rPr>
-          <w:rFonts w:ascii="Roboto Mono" w:cs="Roboto Mono" w:eastAsia="Roboto Mono" w:hAnsi="Roboto Mono"/>
-          <w:color w:val="188038"/>
-          <w:rtl w:val="0"/>
-        </w:rPr>
-        <w:t xml:space="preserve">route_list.html</w:t>
-      </w:r>
-      <w:r>
-        <w:rPr>
-          <w:rtl w:val="0"/>
-        </w:rPr>
-        <w:t xml:space="preserve">, </w:t>
-      </w:r>
-      <w:r>
-        <w:rPr>
-          <w:rFonts w:ascii="Roboto Mono" w:cs="Roboto Mono" w:eastAsia="Roboto Mono" w:hAnsi="Roboto Mono"/>
-          <w:color w:val="188038"/>
-          <w:rtl w:val="0"/>
-        </w:rPr>
-        <w:t xml:space="preserve">route_form.html</w:t>
-      </w:r>
-      <w:r>
-        <w:rPr>
-          <w:rtl w:val="0"/>
-        </w:rPr>
-        <w:t xml:space="preserve">, </w:t>
-      </w:r>
-      <w:r>
-        <w:rPr>
-          <w:rFonts w:ascii="Roboto Mono" w:cs="Roboto Mono" w:eastAsia="Roboto Mono" w:hAnsi="Roboto Mono"/>
-          <w:color w:val="188038"/>
-          <w:rtl w:val="0"/>
-        </w:rPr>
-        <w:t xml:space="preserve">route_confirm_delete.html</w:t>
-      </w:r>
-      <w:r>
-        <w:rPr>
-          <w:rtl w:val="0"/>
-        </w:rPr>
-      </w:r>
-    </w:p>
-    <w:p>
-      <w:pPr>
-        <w:numPr>
-          <w:ilvl w:val="1"/>
-          <w:numId w:val="1"/>
-        </w:numPr>
-        <w:ind w:left="1440" w:hanging="360"/>
-      </w:pPr>
-      <w:r>
-        <w:rPr>
-          <w:rFonts w:ascii="Roboto Mono" w:cs="Roboto Mono" w:eastAsia="Roboto Mono" w:hAnsi="Roboto Mono"/>
-          <w:color w:val="188038"/>
-          <w:rtl w:val="0"/>
-        </w:rPr>
-        <w:t xml:space="preserve">schedule_list.html</w:t>
-      </w:r>
-      <w:r>
-        <w:rPr>
-          <w:rtl w:val="0"/>
-        </w:rPr>
-        <w:t xml:space="preserve">, </w:t>
-      </w:r>
-      <w:r>
-        <w:rPr>
-          <w:rFonts w:ascii="Roboto Mono" w:cs="Roboto Mono" w:eastAsia="Roboto Mono" w:hAnsi="Roboto Mono"/>
-          <w:color w:val="188038"/>
-          <w:rtl w:val="0"/>
-        </w:rPr>
-        <w:t xml:space="preserve">schedule_form.html</w:t>
-      </w:r>
-      <w:r>
-        <w:rPr>
-          <w:rtl w:val="0"/>
-        </w:rPr>
-      </w:r>
-    </w:p>
-    <w:p>
-      <w:pPr>
-        <w:numPr>
-          <w:ilvl w:val="1"/>
-          <w:numId w:val="1"/>
-        </w:numPr>
-        <w:ind w:left="1440" w:hanging="360"/>
-      </w:pPr>
-      <w:r>
-        <w:rPr>
-          <w:rFonts w:ascii="Roboto Mono" w:cs="Roboto Mono" w:eastAsia="Roboto Mono" w:hAnsi="Roboto Mono"/>
-          <w:color w:val="188038"/>
-          <w:rtl w:val="0"/>
-        </w:rPr>
-        <w:t xml:space="preserve">user_list.html</w:t>
-      </w:r>
-      <w:r>
-        <w:rPr>
-          <w:rtl w:val="0"/>
-        </w:rPr>
-        <w:t xml:space="preserve">, </w:t>
-      </w:r>
-      <w:r>
-        <w:rPr>
-          <w:rFonts w:ascii="Roboto Mono" w:cs="Roboto Mono" w:eastAsia="Roboto Mono" w:hAnsi="Roboto Mono"/>
-          <w:color w:val="188038"/>
-          <w:rtl w:val="0"/>
-        </w:rPr>
-        <w:t xml:space="preserve">user_detail.html</w:t>
-      </w:r>
-      <w:r>
-        <w:rPr>
-          <w:rtl w:val="0"/>
-        </w:rPr>
+        <w:t xml:space="preserve">busop/admin.py</w:t>
+      </w:r>
+      <w:r>
+        <w:rPr>
+          <w:rtl w:val="0"/>
+        </w:rPr>
+        <w:t xml:space="preserve"> includes operational models in Django admin for testing and data entry.</w:t>
+      </w:r>
+    </w:p>
+    <w:p>
+      <w:pPr>
+        <w:pStyle w:val="Heading3"/>
+        <w:rPr/>
+      </w:pPr>
+      <w:bookmarkStart w:colFirst="0" w:colLast="0" w:name="_fnzara2je01m" w:id="14"/>
+      <w:bookmarkEnd w:id="14"/>
+      <w:r>
+        <w:rPr>
+          <w:rtl w:val="0"/>
+        </w:rPr>
+        <w:t xml:space="preserve">user app</w:t>
+      </w:r>
+    </w:p>
+    <w:p>
+      <w:pPr>
+        <w:rPr/>
+      </w:pPr>
+      <w:r>
+        <w:rPr>
+          <w:rtl w:val="0"/>
+        </w:rPr>
+        <w:t xml:space="preserve">Registration and authentication</w:t>
       </w:r>
     </w:p>
     <w:p>
@@ -5419,13 +6118,148 @@
     </w:p>
     <w:p>
       <w:pPr>
-        <w:rPr/>
-      </w:pPr>
-      <w:r>
-        <w:rPr>
-          <w:rtl w:val="0"/>
-        </w:rPr>
-        <w:t xml:space="preserve">Role and permissions</w:t>
+        <w:numPr>
+          <w:ilvl w:val="0"/>
+          <w:numId w:val="1"/>
+        </w:numPr>
+        <w:ind w:left="720" w:hanging="360"/>
+      </w:pPr>
+      <w:r>
+        <w:rPr>
+          <w:rtl w:val="0"/>
+        </w:rPr>
+        <w:t xml:space="preserve">Registration creates a Django </w:t>
+      </w:r>
+      <w:r>
+        <w:rPr>
+          <w:rFonts w:ascii="Roboto Mono" w:cs="Roboto Mono" w:eastAsia="Roboto Mono" w:hAnsi="Roboto Mono"/>
+          <w:color w:val="188038"/>
+          <w:rtl w:val="0"/>
+        </w:rPr>
+        <w:t xml:space="preserve">User</w:t>
+      </w:r>
+      <w:r>
+        <w:rPr>
+          <w:rtl w:val="0"/>
+        </w:rPr>
+        <w:t xml:space="preserve"> via </w:t>
+      </w:r>
+      <w:r>
+        <w:rPr>
+          <w:rFonts w:ascii="Roboto Mono" w:cs="Roboto Mono" w:eastAsia="Roboto Mono" w:hAnsi="Roboto Mono"/>
+          <w:color w:val="188038"/>
+          <w:rtl w:val="0"/>
+        </w:rPr>
+        <w:t xml:space="preserve">User.objects.create_user(...)</w:t>
+      </w:r>
+      <w:r>
+        <w:rPr>
+          <w:rtl w:val="0"/>
+        </w:rPr>
+        <w:t xml:space="preserve">, which hashes password.</w:t>
+      </w:r>
+    </w:p>
+    <w:p>
+      <w:pPr>
+        <w:numPr>
+          <w:ilvl w:val="0"/>
+          <w:numId w:val="1"/>
+        </w:numPr>
+        <w:ind w:left="720" w:hanging="360"/>
+      </w:pPr>
+      <w:r>
+        <w:rPr>
+          <w:rtl w:val="0"/>
+        </w:rPr>
+        <w:t xml:space="preserve">Login uses </w:t>
+      </w:r>
+      <w:r>
+        <w:rPr>
+          <w:rFonts w:ascii="Roboto Mono" w:cs="Roboto Mono" w:eastAsia="Roboto Mono" w:hAnsi="Roboto Mono"/>
+          <w:color w:val="188038"/>
+          <w:rtl w:val="0"/>
+        </w:rPr>
+        <w:t xml:space="preserve">authenticate</w:t>
+      </w:r>
+      <w:r>
+        <w:rPr>
+          <w:rtl w:val="0"/>
+        </w:rPr>
+        <w:t xml:space="preserve"> and</w:t>
+      </w:r>
+      <w:r>
+        <w:rPr>
+          <w:rFonts w:ascii="Roboto Mono" w:cs="Roboto Mono" w:eastAsia="Roboto Mono" w:hAnsi="Roboto Mono"/>
+          <w:color w:val="188038"/>
+          <w:rtl w:val="0"/>
+        </w:rPr>
+        <w:t xml:space="preserve"> login</w:t>
+      </w:r>
+      <w:r>
+        <w:rPr>
+          <w:rtl w:val="0"/>
+        </w:rPr>
+        <w:t xml:space="preserve">.</w:t>
+      </w:r>
+    </w:p>
+    <w:p>
+      <w:pPr>
+        <w:numPr>
+          <w:ilvl w:val="0"/>
+          <w:numId w:val="1"/>
+        </w:numPr>
+        <w:ind w:left="720" w:hanging="360"/>
+      </w:pPr>
+      <w:r>
+        <w:rPr>
+          <w:rtl w:val="0"/>
+        </w:rPr>
+        <w:t xml:space="preserve">OTP login is implemented as a learning activity:</w:t>
+      </w:r>
+    </w:p>
+    <w:p>
+      <w:pPr>
+        <w:numPr>
+          <w:ilvl w:val="1"/>
+          <w:numId w:val="1"/>
+        </w:numPr>
+        <w:ind w:left="1440" w:hanging="360"/>
+      </w:pPr>
+      <w:r>
+        <w:rPr>
+          <w:rtl w:val="0"/>
+        </w:rPr>
+        <w:t xml:space="preserve">OTP is generated and saved to session.</w:t>
+      </w:r>
+    </w:p>
+    <w:p>
+      <w:pPr>
+        <w:numPr>
+          <w:ilvl w:val="1"/>
+          <w:numId w:val="1"/>
+        </w:numPr>
+        <w:ind w:left="1440" w:hanging="360"/>
+      </w:pPr>
+      <w:r>
+        <w:rPr>
+          <w:rtl w:val="0"/>
+        </w:rPr>
+        <w:t xml:space="preserve">OTP is emailed (SMTP setup).</w:t>
+      </w:r>
+    </w:p>
+    <w:p>
+      <w:pPr>
+        <w:numPr>
+          <w:ilvl w:val="1"/>
+          <w:numId w:val="1"/>
+        </w:numPr>
+        <w:ind w:left="1440" w:hanging="360"/>
+      </w:pPr>
+      <w:r>
+        <w:rPr>
+          <w:rtl w:val="0"/>
+        </w:rPr>
+        <w:t xml:space="preserve">OTP expires after 5 minutes.</w:t>
       </w:r>
     </w:p>
     <w:p>
@@ -5455,55 +6289,13 @@
     </w:p>
     <w:p>
       <w:pPr>
-        <w:numPr>
-          <w:ilvl w:val="0"/>
-          <w:numId w:val="1"/>
-        </w:numPr>
-        <w:ind w:left="720" w:hanging="360"/>
-      </w:pPr>
-      <w:r>
-        <w:rPr>
-          <w:rtl w:val="0"/>
-        </w:rPr>
-        <w:t xml:space="preserve">Admin access requires:</w:t>
-      </w:r>
-    </w:p>
-    <w:p>
-      <w:pPr>
-        <w:numPr>
-          <w:ilvl w:val="1"/>
-          <w:numId w:val="1"/>
-        </w:numPr>
-        <w:ind w:left="1440" w:hanging="360"/>
-      </w:pPr>
-      <w:r>
-        <w:rPr>
-          <w:rtl w:val="0"/>
-        </w:rPr>
-        <w:t xml:space="preserve">authenticated session, and</w:t>
-      </w:r>
-    </w:p>
-    <w:p>
-      <w:pPr>
-        <w:numPr>
-          <w:ilvl w:val="1"/>
-          <w:numId w:val="1"/>
-        </w:numPr>
-        <w:ind w:left="1440" w:hanging="360"/>
-      </w:pPr>
-      <w:r>
-        <w:rPr>
-          <w:rFonts w:ascii="Roboto Mono" w:cs="Roboto Mono" w:eastAsia="Roboto Mono" w:hAnsi="Roboto Mono"/>
-          <w:color w:val="188038"/>
-          <w:rtl w:val="0"/>
-        </w:rPr>
-        <w:t xml:space="preserve">request.user.is_staff</w:t>
-      </w:r>
-      <w:r>
-        <w:rPr>
-          <w:rtl w:val="0"/>
-        </w:rPr>
-        <w:t xml:space="preserve"> set to True.</w:t>
+        <w:rPr/>
+      </w:pPr>
+      <w:r>
+        <w:rPr>
+          <w:rtl w:val="0"/>
+        </w:rPr>
+        <w:t xml:space="preserve">Booking</w:t>
       </w:r>
     </w:p>
     <w:p>
@@ -5533,13 +6325,70 @@
     </w:p>
     <w:p>
       <w:pPr>
-        <w:rPr/>
-      </w:pPr>
-      <w:r>
-        <w:rPr>
-          <w:rtl w:val="0"/>
-        </w:rPr>
-        <w:t xml:space="preserve">Forms</w:t>
+        <w:numPr>
+          <w:ilvl w:val="0"/>
+          <w:numId w:val="1"/>
+        </w:numPr>
+        <w:ind w:left="720" w:hanging="360"/>
+      </w:pPr>
+      <w:r>
+        <w:rPr>
+          <w:rtl w:val="0"/>
+        </w:rPr>
+        <w:t xml:space="preserve">Booking data is stored in </w:t>
+      </w:r>
+      <w:r>
+        <w:rPr>
+          <w:rFonts w:ascii="Roboto Mono" w:cs="Roboto Mono" w:eastAsia="Roboto Mono" w:hAnsi="Roboto Mono"/>
+          <w:color w:val="188038"/>
+          <w:rtl w:val="0"/>
+        </w:rPr>
+        <w:t xml:space="preserve">user.Booking</w:t>
+      </w:r>
+      <w:r>
+        <w:rPr>
+          <w:rtl w:val="0"/>
+        </w:rPr>
+        <w:t xml:space="preserve"> and links to </w:t>
+      </w:r>
+      <w:r>
+        <w:rPr>
+          <w:rFonts w:ascii="Roboto Mono" w:cs="Roboto Mono" w:eastAsia="Roboto Mono" w:hAnsi="Roboto Mono"/>
+          <w:color w:val="188038"/>
+          <w:rtl w:val="0"/>
+        </w:rPr>
+        <w:t xml:space="preserve">busop.Schedule</w:t>
+      </w:r>
+      <w:r>
+        <w:rPr>
+          <w:rtl w:val="0"/>
+        </w:rPr>
+        <w:t xml:space="preserve"> and </w:t>
+      </w:r>
+      <w:r>
+        <w:rPr>
+          <w:rFonts w:ascii="Roboto Mono" w:cs="Roboto Mono" w:eastAsia="Roboto Mono" w:hAnsi="Roboto Mono"/>
+          <w:color w:val="188038"/>
+          <w:rtl w:val="0"/>
+        </w:rPr>
+        <w:t xml:space="preserve">busop.Seat</w:t>
+      </w:r>
+      <w:r>
+        <w:rPr>
+          <w:rtl w:val="0"/>
+        </w:rPr>
+        <w:t xml:space="preserve">.</w:t>
+      </w:r>
+    </w:p>
+    <w:p>
+      <w:pPr>
+        <w:rPr/>
+      </w:pPr>
+      <w:r>
+        <w:rPr>
+          <w:rtl w:val="0"/>
+        </w:rPr>
+        <w:t xml:space="preserve">URLs</w:t>
       </w:r>
     </w:p>
     <w:p>
@@ -5581,13 +6430,73 @@
           <w:color w:val="188038"/>
           <w:rtl w:val="0"/>
         </w:rPr>
-        <w:t xml:space="preserve">administrator/forms.py</w:t>
-      </w:r>
-      <w:r>
-        <w:rPr>
-          <w:rtl w:val="0"/>
-        </w:rPr>
-        <w:t xml:space="preserve"> defines </w:t>
+        <w:t xml:space="preserve">user/urls.py</w:t>
+      </w:r>
+      <w:r>
+        <w:rPr>
+          <w:rtl w:val="0"/>
+        </w:rPr>
+        <w:t xml:space="preserve"> includes:</w:t>
+      </w:r>
+    </w:p>
+    <w:p>
+      <w:pPr>
+        <w:numPr>
+          <w:ilvl w:val="1"/>
+          <w:numId w:val="1"/>
+        </w:numPr>
+        <w:ind w:left="1440" w:hanging="360"/>
+      </w:pPr>
+      <w:r>
+        <w:rPr>
+          <w:rtl w:val="0"/>
+        </w:rPr>
+        <w:t xml:space="preserve">login/register/logout</w:t>
+      </w:r>
+    </w:p>
+    <w:p>
+      <w:pPr>
+        <w:numPr>
+          <w:ilvl w:val="1"/>
+          <w:numId w:val="1"/>
+        </w:numPr>
+        <w:ind w:left="1440" w:hanging="360"/>
+      </w:pPr>
+      <w:r>
+        <w:rPr>
+          <w:rtl w:val="0"/>
+        </w:rPr>
+        <w:t xml:space="preserve">profile page</w:t>
+      </w:r>
+    </w:p>
+    <w:p>
+      <w:pPr>
+        <w:numPr>
+          <w:ilvl w:val="1"/>
+          <w:numId w:val="1"/>
+        </w:numPr>
+        <w:ind w:left="1440" w:hanging="360"/>
+      </w:pPr>
+      <w:r>
+        <w:rPr>
+          <w:rtl w:val="0"/>
+        </w:rPr>
+        <w:t xml:space="preserve">OTP login/verify</w:t>
+      </w:r>
+    </w:p>
+    <w:p>
+      <w:pPr>
+        <w:numPr>
+          <w:ilvl w:val="1"/>
+          <w:numId w:val="1"/>
+        </w:numPr>
+        <w:ind w:left="1440" w:hanging="360"/>
+      </w:pPr>
+      <w:r>
+        <w:rPr>
+          <w:rtl w:val="0"/>
+        </w:rPr>
+        <w:t xml:space="preserve">booking history and create booking (connected to </w:t>
       </w:r>
       <w:r>
         <w:rPr>
@@ -5595,127 +6504,13 @@
           <w:color w:val="188038"/>
           <w:rtl w:val="0"/>
         </w:rPr>
-        <w:t xml:space="preserve">ModelForm</w:t>
-      </w:r>
-      <w:r>
-        <w:rPr>
-          <w:rtl w:val="0"/>
-        </w:rPr>
-        <w:t xml:space="preserve"> wrappers for:</w:t>
-      </w:r>
-    </w:p>
-    <w:p>
-      <w:pPr>
-        <w:numPr>
-          <w:ilvl w:val="1"/>
-          <w:numId w:val="1"/>
-        </w:numPr>
-        <w:ind w:left="1440" w:hanging="360"/>
-      </w:pPr>
-      <w:r>
-        <w:rPr>
-          <w:rFonts w:ascii="Roboto Mono" w:cs="Roboto Mono" w:eastAsia="Roboto Mono" w:hAnsi="Roboto Mono"/>
-          <w:color w:val="188038"/>
-          <w:rtl w:val="0"/>
-        </w:rPr>
-        <w:t xml:space="preserve">Bus</w:t>
-      </w:r>
-      <w:r>
-        <w:rPr>
-          <w:rtl w:val="0"/>
-        </w:rPr>
-        <w:t xml:space="preserve"> and </w:t>
-      </w:r>
-      <w:r>
-        <w:rPr>
-          <w:rFonts w:ascii="Roboto Mono" w:cs="Roboto Mono" w:eastAsia="Roboto Mono" w:hAnsi="Roboto Mono"/>
-          <w:color w:val="188038"/>
-          <w:rtl w:val="0"/>
-        </w:rPr>
-        <w:t xml:space="preserve">Route</w:t>
-      </w:r>
-      <w:r>
-        <w:rPr>
-          <w:rtl w:val="0"/>
-        </w:rPr>
-        <w:t xml:space="preserve"> (loaded via </w:t>
-      </w:r>
-      <w:r>
-        <w:rPr>
-          <w:rFonts w:ascii="Roboto Mono" w:cs="Roboto Mono" w:eastAsia="Roboto Mono" w:hAnsi="Roboto Mono"/>
-          <w:color w:val="188038"/>
-          <w:rtl w:val="0"/>
-        </w:rPr>
-        <w:t xml:space="preserve">apps.get_model</w:t>
-      </w:r>
-      <w:r>
-        <w:rPr>
-          <w:rtl w:val="0"/>
-        </w:rPr>
-        <w:t xml:space="preserve">)</w:t>
-      </w:r>
-    </w:p>
-    <w:p>
-      <w:pPr>
-        <w:numPr>
-          <w:ilvl w:val="1"/>
-          <w:numId w:val="1"/>
-        </w:numPr>
-        <w:ind w:left="1440" w:hanging="360"/>
-      </w:pPr>
-      <w:r>
-        <w:rPr>
-          <w:rFonts w:ascii="Roboto Mono" w:cs="Roboto Mono" w:eastAsia="Roboto Mono" w:hAnsi="Roboto Mono"/>
-          <w:color w:val="188038"/>
-          <w:rtl w:val="0"/>
-        </w:rPr>
-        <w:t xml:space="preserve">Schedule</w:t>
-      </w:r>
-      <w:r>
-        <w:rPr>
-          <w:rtl w:val="0"/>
-        </w:rPr>
-        <w:t xml:space="preserve"> (direct model import)</w:t>
-      </w:r>
-    </w:p>
-    <w:p>
-      <w:pPr>
-        <w:numPr>
-          <w:ilvl w:val="0"/>
-          <w:numId w:val="1"/>
-        </w:numPr>
-        <w:ind w:left="720" w:hanging="360"/>
-      </w:pPr>
-      <w:r>
-        <w:rPr>
-          <w:rtl w:val="0"/>
-        </w:rPr>
-        <w:t xml:space="preserve">Schedule form uses date-time widgets to improve input correctness.</w:t>
-      </w:r>
-    </w:p>
-    <w:p>
-      <w:pPr>
-        <w:pStyle w:val="Heading3"/>
-        <w:rPr/>
-      </w:pPr>
-      <w:bookmarkStart w:colFirst="0" w:colLast="0" w:name="_6izb37gio7p5" w:id="13"/>
-      <w:bookmarkEnd w:id="13"/>
-      <w:r>
-        <w:rPr>
-          <w:rtl w:val="0"/>
-        </w:rPr>
-        <w:t xml:space="preserve">busop app</w:t>
-      </w:r>
-    </w:p>
-    <w:p>
-      <w:pPr>
-        <w:rPr/>
-      </w:pPr>
-      <w:r>
-        <w:rPr>
-          <w:rtl w:val="0"/>
-        </w:rPr>
-        <w:t xml:space="preserve">Local operator logic</w:t>
+        <w:t xml:space="preserve">busop</w:t>
+      </w:r>
+      <w:r>
+        <w:rPr>
+          <w:rtl w:val="0"/>
+        </w:rPr>
+        <w:t xml:space="preserve"> views)</w:t>
       </w:r>
     </w:p>
     <w:p>
@@ -5745,172 +6540,13 @@
     </w:p>
     <w:p>
       <w:pPr>
-        <w:numPr>
-          <w:ilvl w:val="0"/>
-          <w:numId w:val="1"/>
-        </w:numPr>
-        <w:ind w:left="720" w:hanging="360"/>
-      </w:pPr>
-      <w:r>
-        <w:rPr>
-          <w:rtl w:val="0"/>
-        </w:rPr>
-        <w:t xml:space="preserve">Contains core operational models:</w:t>
-      </w:r>
-    </w:p>
-    <w:p>
-      <w:pPr>
-        <w:numPr>
-          <w:ilvl w:val="1"/>
-          <w:numId w:val="1"/>
-        </w:numPr>
-        <w:ind w:left="1440" w:hanging="360"/>
-      </w:pPr>
-      <w:r>
-        <w:rPr>
-          <w:rFonts w:ascii="Roboto Mono" w:cs="Roboto Mono" w:eastAsia="Roboto Mono" w:hAnsi="Roboto Mono"/>
-          <w:color w:val="188038"/>
-          <w:rtl w:val="0"/>
-        </w:rPr>
-        <w:t xml:space="preserve">Bus</w:t>
-      </w:r>
-      <w:r>
-        <w:rPr>
-          <w:rtl w:val="0"/>
-        </w:rPr>
-        <w:t xml:space="preserve">, </w:t>
-      </w:r>
-      <w:r>
-        <w:rPr>
-          <w:rFonts w:ascii="Roboto Mono" w:cs="Roboto Mono" w:eastAsia="Roboto Mono" w:hAnsi="Roboto Mono"/>
-          <w:color w:val="188038"/>
-          <w:rtl w:val="0"/>
-        </w:rPr>
-        <w:t xml:space="preserve">Route</w:t>
-      </w:r>
-      <w:r>
-        <w:rPr>
-          <w:rtl w:val="0"/>
-        </w:rPr>
-        <w:t xml:space="preserve">, </w:t>
-      </w:r>
-      <w:r>
-        <w:rPr>
-          <w:rFonts w:ascii="Roboto Mono" w:cs="Roboto Mono" w:eastAsia="Roboto Mono" w:hAnsi="Roboto Mono"/>
-          <w:color w:val="188038"/>
-          <w:rtl w:val="0"/>
-        </w:rPr>
-        <w:t xml:space="preserve">Schedule</w:t>
-      </w:r>
-      <w:r>
-        <w:rPr>
-          <w:rtl w:val="0"/>
-        </w:rPr>
-        <w:t xml:space="preserve">, </w:t>
-      </w:r>
-      <w:r>
-        <w:rPr>
-          <w:rFonts w:ascii="Roboto Mono" w:cs="Roboto Mono" w:eastAsia="Roboto Mono" w:hAnsi="Roboto Mono"/>
-          <w:color w:val="188038"/>
-          <w:rtl w:val="0"/>
-        </w:rPr>
-        <w:t xml:space="preserve">Seat</w:t>
-      </w:r>
-      <w:r>
-        <w:rPr>
-          <w:rtl w:val="0"/>
-        </w:rPr>
-        <w:t xml:space="preserve">, </w:t>
-      </w:r>
-      <w:r>
-        <w:rPr>
-          <w:rFonts w:ascii="Roboto Mono" w:cs="Roboto Mono" w:eastAsia="Roboto Mono" w:hAnsi="Roboto Mono"/>
-          <w:color w:val="188038"/>
-          <w:rtl w:val="0"/>
-        </w:rPr>
-        <w:t xml:space="preserve">busop_user</w:t>
-      </w:r>
-      <w:r>
-        <w:rPr>
-          <w:rtl w:val="0"/>
-        </w:rPr>
-        <w:t xml:space="preserve">.</w:t>
-      </w:r>
-    </w:p>
-    <w:p>
-      <w:pPr>
-        <w:numPr>
-          <w:ilvl w:val="0"/>
-          <w:numId w:val="1"/>
-        </w:numPr>
-        <w:ind w:left="720" w:hanging="360"/>
-      </w:pPr>
-      <w:r>
-        <w:rPr>
-          <w:rtl w:val="0"/>
-        </w:rPr>
-        <w:t xml:space="preserve">Contains key operational behaviors:</w:t>
-      </w:r>
-    </w:p>
-    <w:p>
-      <w:pPr>
-        <w:numPr>
-          <w:ilvl w:val="1"/>
-          <w:numId w:val="1"/>
-        </w:numPr>
-        <w:ind w:left="1440" w:hanging="360"/>
-      </w:pPr>
-      <w:r>
-        <w:rPr>
-          <w:rFonts w:ascii="Roboto Mono" w:cs="Roboto Mono" w:eastAsia="Roboto Mono" w:hAnsi="Roboto Mono"/>
-          <w:color w:val="188038"/>
-          <w:rtl w:val="0"/>
-        </w:rPr>
-        <w:t xml:space="preserve">Schedule.clean()</w:t>
-      </w:r>
-      <w:r>
-        <w:rPr>
-          <w:rtl w:val="0"/>
-        </w:rPr>
-        <w:t xml:space="preserve"> validation.</w:t>
-      </w:r>
-    </w:p>
-    <w:p>
-      <w:pPr>
-        <w:numPr>
-          <w:ilvl w:val="1"/>
-          <w:numId w:val="1"/>
-        </w:numPr>
-        <w:ind w:left="1440" w:hanging="360"/>
-      </w:pPr>
-      <w:r>
-        <w:rPr>
-          <w:rFonts w:ascii="Roboto Mono" w:cs="Roboto Mono" w:eastAsia="Roboto Mono" w:hAnsi="Roboto Mono"/>
-          <w:color w:val="188038"/>
-          <w:rtl w:val="0"/>
-        </w:rPr>
-        <w:t xml:space="preserve">Schedule.get_available_seats()</w:t>
-      </w:r>
-      <w:r>
-        <w:rPr>
-          <w:rtl w:val="0"/>
-        </w:rPr>
-        <w:t xml:space="preserve"> method to compute available seats.</w:t>
-      </w:r>
-    </w:p>
-    <w:p>
-      <w:pPr>
-        <w:numPr>
-          <w:ilvl w:val="1"/>
-          <w:numId w:val="1"/>
-        </w:numPr>
-        <w:ind w:left="1440" w:hanging="360"/>
-      </w:pPr>
-      <w:r>
-        <w:rPr>
-          <w:rtl w:val="0"/>
-        </w:rPr>
-        <w:t xml:space="preserve">Post-save signal to auto-generate seats when a bus is created.</w:t>
+        <w:rPr/>
+      </w:pPr>
+      <w:r>
+        <w:rPr>
+          <w:rtl w:val="0"/>
+        </w:rPr>
+        <w:t xml:space="preserve">Admin registrations</w:t>
       </w:r>
     </w:p>
     <w:p>
@@ -5940,13 +6576,165 @@
     </w:p>
     <w:p>
       <w:pPr>
-        <w:rPr/>
-      </w:pPr>
-      <w:r>
-        <w:rPr>
-          <w:rtl w:val="0"/>
-        </w:rPr>
-        <w:t xml:space="preserve">Data filtering and search</w:t>
+        <w:numPr>
+          <w:ilvl w:val="0"/>
+          <w:numId w:val="1"/>
+        </w:numPr>
+        <w:ind w:left="720" w:hanging="360"/>
+        <w:rPr>
+          <w:u w:val="none"/>
+        </w:rPr>
+      </w:pPr>
+      <w:r>
+        <w:rPr>
+          <w:rFonts w:ascii="Roboto Mono" w:cs="Roboto Mono" w:eastAsia="Roboto Mono" w:hAnsi="Roboto Mono"/>
+          <w:color w:val="188038"/>
+          <w:rtl w:val="0"/>
+        </w:rPr>
+        <w:t xml:space="preserve">user/admin.py</w:t>
+      </w:r>
+      <w:r>
+        <w:rPr>
+          <w:rtl w:val="0"/>
+        </w:rPr>
+        <w:t xml:space="preserve"> includes models related to booking/payment/transactions.</w:t>
+      </w:r>
+    </w:p>
+    <w:p>
+      <w:pPr>
+        <w:pStyle w:val="Heading2"/>
+        <w:rPr/>
+      </w:pPr>
+      <w:bookmarkStart w:colFirst="0" w:colLast="0" w:name="_uyutunpcamop" w:id="15"/>
+      <w:bookmarkEnd w:id="15"/>
+      <w:r>
+        <w:rPr>
+          <w:rtl w:val="0"/>
+        </w:rPr>
+        <w:t xml:space="preserve">3.3 Database Schema Design</w:t>
+      </w:r>
+    </w:p>
+    <w:p>
+      <w:pPr>
+        <w:rPr/>
+      </w:pPr>
+      <w:r>
+        <w:rPr>
+          <w:rtl w:val="0"/>
+        </w:rPr>
+        <w:t xml:space="preserve">This section outlines the database design to an academic submission standard. It includes the database name, tables, and their structure in terms of primary keys, foreign keys, constraints, and indexes.</w:t>
+      </w:r>
+    </w:p>
+    <w:p>
+      <w:pPr>
+        <w:pStyle w:val="Heading3"/>
+        <w:rPr/>
+      </w:pPr>
+      <w:bookmarkStart w:colFirst="0" w:colLast="0" w:name="_y1ca6b8a4msc" w:id="16"/>
+      <w:bookmarkEnd w:id="16"/>
+      <w:r>
+        <w:rPr>
+          <w:rtl w:val="0"/>
+        </w:rPr>
+        <w:t xml:space="preserve">Database name and engine</w:t>
+      </w:r>
+    </w:p>
+    <w:p>
+      <w:pPr>
+        <w:numPr>
+          <w:ilvl w:val="0"/>
+          <w:numId w:val="1"/>
+        </w:numPr>
+        <w:ind w:left="720" w:hanging="360"/>
+      </w:pPr>
+      <w:r>
+        <w:rPr>
+          <w:rtl w:val="0"/>
+        </w:rPr>
+        <w:t xml:space="preserve">Engine: MySQL (</w:t>
+      </w:r>
+      <w:r>
+        <w:rPr>
+          <w:rFonts w:ascii="Roboto Mono" w:cs="Roboto Mono" w:eastAsia="Roboto Mono" w:hAnsi="Roboto Mono"/>
+          <w:color w:val="188038"/>
+          <w:rtl w:val="0"/>
+        </w:rPr>
+        <w:t xml:space="preserve">django.db.backends.mysql</w:t>
+      </w:r>
+      <w:r>
+        <w:rPr>
+          <w:rtl w:val="0"/>
+        </w:rPr>
+        <w:t xml:space="preserve">).</w:t>
+      </w:r>
+    </w:p>
+    <w:p>
+      <w:pPr>
+        <w:numPr>
+          <w:ilvl w:val="0"/>
+          <w:numId w:val="1"/>
+        </w:numPr>
+        <w:ind w:left="720" w:hanging="360"/>
+      </w:pPr>
+      <w:r>
+        <w:rPr>
+          <w:rtl w:val="0"/>
+        </w:rPr>
+        <w:t xml:space="preserve">Database name: </w:t>
+      </w:r>
+      <w:r>
+        <w:rPr>
+          <w:rFonts w:ascii="Roboto Mono" w:cs="Roboto Mono" w:eastAsia="Roboto Mono" w:hAnsi="Roboto Mono"/>
+          <w:color w:val="188038"/>
+          <w:rtl w:val="0"/>
+        </w:rPr>
+        <w:t xml:space="preserve">TravelPro</w:t>
+      </w:r>
+      <w:r>
+        <w:rPr>
+          <w:rtl w:val="0"/>
+        </w:rPr>
+        <w:t xml:space="preserve">.</w:t>
+      </w:r>
+    </w:p>
+    <w:p>
+      <w:pPr>
+        <w:numPr>
+          <w:ilvl w:val="0"/>
+          <w:numId w:val="1"/>
+        </w:numPr>
+        <w:ind w:left="720" w:hanging="360"/>
+      </w:pPr>
+      <w:r>
+        <w:rPr>
+          <w:rtl w:val="0"/>
+        </w:rPr>
+        <w:t xml:space="preserve">ORM: Django ORM takes care of the table creation using migrations.</w:t>
+      </w:r>
+    </w:p>
+    <w:p>
+      <w:pPr>
+        <w:pStyle w:val="Heading3"/>
+        <w:rPr/>
+      </w:pPr>
+      <w:bookmarkStart w:colFirst="0" w:colLast="0" w:name="_4dm3eh1xcbce" w:id="17"/>
+      <w:bookmarkEnd w:id="17"/>
+      <w:r>
+        <w:rPr>
+          <w:rtl w:val="0"/>
+        </w:rPr>
+        <w:t xml:space="preserve">List of main tables</w:t>
+      </w:r>
+    </w:p>
+    <w:p>
+      <w:pPr>
+        <w:rPr/>
+      </w:pPr>
+      <w:r>
+        <w:rPr>
+          <w:rtl w:val="0"/>
+        </w:rPr>
+        <w:t xml:space="preserve">Core authentication</w:t>
       </w:r>
     </w:p>
     <w:p>
@@ -5981,6 +6769,9 @@
           <w:numId w:val="1"/>
         </w:numPr>
         <w:ind w:left="720" w:hanging="360"/>
+        <w:rPr>
+          <w:u w:val="none"/>
+        </w:rPr>
       </w:pPr>
       <w:r>
         <w:rPr>
@@ -5988,80 +6779,13 @@
           <w:color w:val="188038"/>
           <w:rtl w:val="0"/>
         </w:rPr>
-        <w:t xml:space="preserve">bus_search</w:t>
-      </w:r>
-      <w:r>
-        <w:rPr>
-          <w:rtl w:val="0"/>
-        </w:rPr>
-        <w:t xml:space="preserve"> view filters schedules by:</w:t>
-      </w:r>
-    </w:p>
-    <w:p>
-      <w:pPr>
-        <w:numPr>
-          <w:ilvl w:val="1"/>
-          <w:numId w:val="1"/>
-        </w:numPr>
-        <w:ind w:left="1440" w:hanging="360"/>
-      </w:pPr>
-      <w:r>
-        <w:rPr>
-          <w:rFonts w:ascii="Roboto Mono" w:cs="Roboto Mono" w:eastAsia="Roboto Mono" w:hAnsi="Roboto Mono"/>
-          <w:color w:val="188038"/>
-          <w:rtl w:val="0"/>
-        </w:rPr>
-        <w:t xml:space="preserve">route__source__icontains</w:t>
-      </w:r>
-      <w:r>
-        <w:rPr>
-          <w:rtl w:val="0"/>
-        </w:rPr>
-        <w:t xml:space="preserve"> and </w:t>
-      </w:r>
-      <w:r>
-        <w:rPr>
-          <w:rFonts w:ascii="Roboto Mono" w:cs="Roboto Mono" w:eastAsia="Roboto Mono" w:hAnsi="Roboto Mono"/>
-          <w:color w:val="188038"/>
-          <w:rtl w:val="0"/>
-        </w:rPr>
-        <w:t xml:space="preserve">route__destination__icontains</w:t>
-      </w:r>
-      <w:r>
-        <w:rPr>
-          <w:rtl w:val="0"/>
-        </w:rPr>
-        <w:t xml:space="preserve">.</w:t>
-      </w:r>
-    </w:p>
-    <w:p>
-      <w:pPr>
-        <w:numPr>
-          <w:ilvl w:val="1"/>
-          <w:numId w:val="1"/>
-        </w:numPr>
-        <w:ind w:left="1440" w:hanging="360"/>
-      </w:pPr>
-      <w:r>
-        <w:rPr>
-          <w:rtl w:val="0"/>
-        </w:rPr>
-        <w:t xml:space="preserve">optional departure date filter.</w:t>
-      </w:r>
-    </w:p>
-    <w:p>
-      <w:pPr>
-        <w:numPr>
-          <w:ilvl w:val="0"/>
-          <w:numId w:val="1"/>
-        </w:numPr>
-        <w:ind w:left="720" w:hanging="360"/>
-      </w:pPr>
-      <w:r>
-        <w:rPr>
-          <w:rtl w:val="0"/>
-        </w:rPr>
-        <w:t xml:space="preserve">It computes derived values (available seats and sold-out flag) for display.</w:t>
+        <w:t xml:space="preserve">auth_user</w:t>
+      </w:r>
+      <w:r>
+        <w:rPr>
+          <w:rtl w:val="0"/>
+        </w:rPr>
+        <w:t xml:space="preserve"> (Django built-in)</w:t>
       </w:r>
     </w:p>
     <w:p>
@@ -6097,7 +6821,7 @@
         <w:rPr>
           <w:rtl w:val="0"/>
         </w:rPr>
-        <w:t xml:space="preserve">Booking entry points</w:t>
+        <w:t xml:space="preserve">Administrator</w:t>
       </w:r>
     </w:p>
     <w:p>
@@ -6135,66 +6859,16 @@
       </w:pPr>
       <w:r>
         <w:rPr>
-          <w:rtl w:val="0"/>
-        </w:rPr>
-        <w:t xml:space="preserve">Booking creation (</w:t>
-      </w:r>
-      <w:r>
-        <w:rPr>
           <w:rFonts w:ascii="Roboto Mono" w:cs="Roboto Mono" w:eastAsia="Roboto Mono" w:hAnsi="Roboto Mono"/>
           <w:color w:val="188038"/>
           <w:rtl w:val="0"/>
         </w:rPr>
-        <w:t xml:space="preserve">create_booking</w:t>
-      </w:r>
-      <w:r>
-        <w:rPr>
-          <w:rtl w:val="0"/>
-        </w:rPr>
-        <w:t xml:space="preserve">) is implemented here and writes into </w:t>
-      </w:r>
-      <w:r>
-        <w:rPr>
-          <w:rFonts w:ascii="Roboto Mono" w:cs="Roboto Mono" w:eastAsia="Roboto Mono" w:hAnsi="Roboto Mono"/>
-          <w:color w:val="188038"/>
-          <w:rtl w:val="0"/>
-        </w:rPr>
-        <w:t xml:space="preserve">user.Booking</w:t>
-      </w:r>
-      <w:r>
-        <w:rPr>
-          <w:rtl w:val="0"/>
-        </w:rPr>
-        <w:t xml:space="preserve"> and updates </w:t>
-      </w:r>
-      <w:r>
-        <w:rPr>
-          <w:rFonts w:ascii="Roboto Mono" w:cs="Roboto Mono" w:eastAsia="Roboto Mono" w:hAnsi="Roboto Mono"/>
-          <w:color w:val="188038"/>
-          <w:rtl w:val="0"/>
-        </w:rPr>
-        <w:t xml:space="preserve">busop.Seat</w:t>
-      </w:r>
-      <w:r>
-        <w:rPr>
-          <w:rtl w:val="0"/>
-        </w:rPr>
-        <w:t xml:space="preserve">.</w:t>
-      </w:r>
-    </w:p>
-    <w:p>
-      <w:pPr>
-        <w:numPr>
-          <w:ilvl w:val="0"/>
-          <w:numId w:val="1"/>
-        </w:numPr>
-        <w:ind w:left="720" w:hanging="360"/>
-      </w:pPr>
-      <w:r>
-        <w:rPr>
-          <w:rtl w:val="0"/>
-        </w:rPr>
-        <w:t xml:space="preserve">Booking history and invoice are also exposed through views in this module in the current codebase.</w:t>
+        <w:t xml:space="preserve">administrator_admin_user</w:t>
+      </w:r>
+      <w:r>
+        <w:rPr>
+          <w:rtl w:val="0"/>
+        </w:rPr>
       </w:r>
     </w:p>
     <w:p>
@@ -6230,7 +6904,7 @@
         <w:rPr>
           <w:rtl w:val="0"/>
         </w:rPr>
-        <w:t xml:space="preserve">URLs</w:t>
+        <w:t xml:space="preserve">Bus operator / operational models</w:t>
       </w:r>
     </w:p>
     <w:p>
@@ -6272,22 +6946,21 @@
           <w:color w:val="188038"/>
           <w:rtl w:val="0"/>
         </w:rPr>
-        <w:t xml:space="preserve">busop/urls.py</w:t>
-      </w:r>
-      <w:r>
-        <w:rPr>
-          <w:rtl w:val="0"/>
-        </w:rPr>
-        <w:t xml:space="preserve"> registers:</w:t>
-      </w:r>
-    </w:p>
-    <w:p>
-      <w:pPr>
-        <w:numPr>
-          <w:ilvl w:val="1"/>
-          <w:numId w:val="1"/>
-        </w:numPr>
-        <w:ind w:left="1440" w:hanging="360"/>
+        <w:t xml:space="preserve">busop_busop_user</w:t>
+      </w:r>
+      <w:r>
+        <w:rPr>
+          <w:rtl w:val="0"/>
+        </w:rPr>
+      </w:r>
+    </w:p>
+    <w:p>
+      <w:pPr>
+        <w:numPr>
+          <w:ilvl w:val="0"/>
+          <w:numId w:val="1"/>
+        </w:numPr>
+        <w:ind w:left="720" w:hanging="360"/>
       </w:pPr>
       <w:r>
         <w:rPr>
@@ -6295,27 +6968,78 @@
           <w:color w:val="188038"/>
           <w:rtl w:val="0"/>
         </w:rPr>
-        <w:t xml:space="preserve">bus_search/</w:t>
-      </w:r>
-      <w:r>
-        <w:rPr>
-          <w:rtl w:val="0"/>
-        </w:rPr>
-      </w:r>
-    </w:p>
-    <w:p>
-      <w:pPr>
-        <w:numPr>
-          <w:ilvl w:val="1"/>
-          <w:numId w:val="1"/>
-        </w:numPr>
-        <w:ind w:left="1440" w:hanging="360"/>
-      </w:pPr>
-      <w:r>
-        <w:rPr>
-          <w:rtl w:val="0"/>
-        </w:rPr>
-        <w:t xml:space="preserve">admin login page routes (staff login and logout)</w:t>
+        <w:t xml:space="preserve">busop_bus</w:t>
+      </w:r>
+      <w:r>
+        <w:rPr>
+          <w:rtl w:val="0"/>
+        </w:rPr>
+      </w:r>
+    </w:p>
+    <w:p>
+      <w:pPr>
+        <w:numPr>
+          <w:ilvl w:val="0"/>
+          <w:numId w:val="1"/>
+        </w:numPr>
+        <w:ind w:left="720" w:hanging="360"/>
+      </w:pPr>
+      <w:r>
+        <w:rPr>
+          <w:rFonts w:ascii="Roboto Mono" w:cs="Roboto Mono" w:eastAsia="Roboto Mono" w:hAnsi="Roboto Mono"/>
+          <w:color w:val="188038"/>
+          <w:rtl w:val="0"/>
+        </w:rPr>
+        <w:t xml:space="preserve">busop_route</w:t>
+      </w:r>
+      <w:r>
+        <w:rPr>
+          <w:rtl w:val="0"/>
+        </w:rPr>
+      </w:r>
+    </w:p>
+    <w:p>
+      <w:pPr>
+        <w:numPr>
+          <w:ilvl w:val="0"/>
+          <w:numId w:val="1"/>
+        </w:numPr>
+        <w:ind w:left="720" w:hanging="360"/>
+      </w:pPr>
+      <w:r>
+        <w:rPr>
+          <w:rFonts w:ascii="Roboto Mono" w:cs="Roboto Mono" w:eastAsia="Roboto Mono" w:hAnsi="Roboto Mono"/>
+          <w:color w:val="188038"/>
+          <w:rtl w:val="0"/>
+        </w:rPr>
+        <w:t xml:space="preserve">busop_schedule</w:t>
+      </w:r>
+      <w:r>
+        <w:rPr>
+          <w:rtl w:val="0"/>
+        </w:rPr>
+      </w:r>
+    </w:p>
+    <w:p>
+      <w:pPr>
+        <w:numPr>
+          <w:ilvl w:val="0"/>
+          <w:numId w:val="1"/>
+        </w:numPr>
+        <w:ind w:left="720" w:hanging="360"/>
+      </w:pPr>
+      <w:r>
+        <w:rPr>
+          <w:rFonts w:ascii="Roboto Mono" w:cs="Roboto Mono" w:eastAsia="Roboto Mono" w:hAnsi="Roboto Mono"/>
+          <w:color w:val="188038"/>
+          <w:rtl w:val="0"/>
+        </w:rPr>
+        <w:t xml:space="preserve">busop_seat</w:t>
+      </w:r>
+      <w:r>
+        <w:rPr>
+          <w:rtl w:val="0"/>
+        </w:rPr>
       </w:r>
     </w:p>
     <w:p>
@@ -6351,7 +7075,7 @@
         <w:rPr>
           <w:rtl w:val="0"/>
         </w:rPr>
-        <w:t xml:space="preserve">Templates</w:t>
+        <w:t xml:space="preserve">End user / booking models</w:t>
       </w:r>
     </w:p>
     <w:p>
@@ -6389,40 +7113,25 @@
       </w:pPr>
       <w:r>
         <w:rPr>
-          <w:rtl w:val="0"/>
-        </w:rPr>
-        <w:t xml:space="preserve">Uses templates such as:</w:t>
-      </w:r>
-    </w:p>
-    <w:p>
-      <w:pPr>
-        <w:numPr>
-          <w:ilvl w:val="1"/>
-          <w:numId w:val="1"/>
-        </w:numPr>
-        <w:ind w:left="1440" w:hanging="360"/>
-      </w:pPr>
-      <w:r>
-        <w:rPr>
           <w:rFonts w:ascii="Roboto Mono" w:cs="Roboto Mono" w:eastAsia="Roboto Mono" w:hAnsi="Roboto Mono"/>
           <w:color w:val="188038"/>
           <w:rtl w:val="0"/>
         </w:rPr>
-        <w:t xml:space="preserve">busop_search.html</w:t>
-      </w:r>
-      <w:r>
-        <w:rPr>
-          <w:rtl w:val="0"/>
-        </w:rPr>
-      </w:r>
-    </w:p>
-    <w:p>
-      <w:pPr>
-        <w:numPr>
-          <w:ilvl w:val="1"/>
-          <w:numId w:val="1"/>
-        </w:numPr>
-        <w:ind w:left="1440" w:hanging="360"/>
+        <w:t xml:space="preserve">user_booking</w:t>
+      </w:r>
+      <w:r>
+        <w:rPr>
+          <w:rtl w:val="0"/>
+        </w:rPr>
+      </w:r>
+    </w:p>
+    <w:p>
+      <w:pPr>
+        <w:numPr>
+          <w:ilvl w:val="0"/>
+          <w:numId w:val="1"/>
+        </w:numPr>
+        <w:ind w:left="720" w:hanging="360"/>
       </w:pPr>
       <w:r>
         <w:rPr>
@@ -6430,21 +7139,21 @@
           <w:color w:val="188038"/>
           <w:rtl w:val="0"/>
         </w:rPr>
-        <w:t xml:space="preserve">admin_login.html</w:t>
-      </w:r>
-      <w:r>
-        <w:rPr>
-          <w:rtl w:val="0"/>
-        </w:rPr>
-      </w:r>
-    </w:p>
-    <w:p>
-      <w:pPr>
-        <w:numPr>
-          <w:ilvl w:val="1"/>
-          <w:numId w:val="1"/>
-        </w:numPr>
-        <w:ind w:left="1440" w:hanging="360"/>
+        <w:t xml:space="preserve">user_payment</w:t>
+      </w:r>
+      <w:r>
+        <w:rPr>
+          <w:rtl w:val="0"/>
+        </w:rPr>
+      </w:r>
+    </w:p>
+    <w:p>
+      <w:pPr>
+        <w:numPr>
+          <w:ilvl w:val="0"/>
+          <w:numId w:val="1"/>
+        </w:numPr>
+        <w:ind w:left="720" w:hanging="360"/>
       </w:pPr>
       <w:r>
         <w:rPr>
@@ -6452,13 +7161,34 @@
           <w:color w:val="188038"/>
           <w:rtl w:val="0"/>
         </w:rPr>
-        <w:t xml:space="preserve">create_booking.html</w:t>
-      </w:r>
-      <w:r>
-        <w:rPr>
-          <w:rtl w:val="0"/>
-        </w:rPr>
-        <w:t xml:space="preserve"> (global templates directory)</w:t>
+        <w:t xml:space="preserve">user_user</w:t>
+      </w:r>
+      <w:r>
+        <w:rPr>
+          <w:rtl w:val="0"/>
+        </w:rPr>
+      </w:r>
+    </w:p>
+    <w:p>
+      <w:pPr>
+        <w:numPr>
+          <w:ilvl w:val="0"/>
+          <w:numId w:val="1"/>
+        </w:numPr>
+        <w:ind w:left="720" w:hanging="360"/>
+      </w:pPr>
+      <w:r>
+        <w:rPr>
+          <w:rFonts w:ascii="Roboto Mono" w:cs="Roboto Mono" w:eastAsia="Roboto Mono" w:hAnsi="Roboto Mono"/>
+          <w:color w:val="188038"/>
+          <w:rtl w:val="0"/>
+        </w:rPr>
+        <w:t xml:space="preserve">user_transaction</w:t>
+      </w:r>
+      <w:r>
+        <w:rPr>
+          <w:rtl w:val="0"/>
+        </w:rPr>
       </w:r>
     </w:p>
     <w:p>
@@ -6488,13 +7218,87 @@
     </w:p>
     <w:p>
       <w:pPr>
-        <w:rPr/>
-      </w:pPr>
-      <w:r>
-        <w:rPr>
-          <w:rtl w:val="0"/>
-        </w:rPr>
-        <w:t xml:space="preserve">Admin registrations</w:t>
+        <w:pStyle w:val="Heading3"/>
+        <w:rPr/>
+      </w:pPr>
+      <w:bookmarkStart w:colFirst="0" w:colLast="0" w:name="_j1zxnoksunvb" w:id="18"/>
+      <w:bookmarkEnd w:id="18"/>
+      <w:r>
+        <w:rPr>
+          <w:rtl w:val="0"/>
+        </w:rPr>
+        <w:t xml:space="preserve">Conceptual ER model (ASCII)</w:t>
+      </w:r>
+    </w:p>
+    <w:p>
+      <w:pPr>
+        <w:jc w:val="center"/>
+        <w:rPr/>
+      </w:pPr>
+      <w:r>
+        <w:rPr/>
+        <w:drawing>
+          <wp:inline distB="114300" distT="114300" distL="114300" distR="114300">
+            <wp:extent cx="5357813" cy="2571392"/>
+            <wp:effectExtent b="0" l="0" r="0" t="0"/>
+            <wp:docPr id="1" name="image1.jpg"/>
+            <a:graphic>
+              <a:graphicData uri="http://schemas.openxmlformats.org/drawingml/2006/picture">
+                <pic:pic>
+                  <pic:nvPicPr>
+                    <pic:cNvPr id="0" name="image1.jpg"/>
+                    <pic:cNvPicPr preferRelativeResize="0"/>
+                  </pic:nvPicPr>
+                  <pic:blipFill>
+                    <a:blip r:embed="rId6"/>
+                    <a:srcRect b="14327" l="0" r="0" t="0"/>
+                    <a:stretch>
+                      <a:fillRect/>
+                    </a:stretch>
+                  </pic:blipFill>
+                  <pic:spPr>
+                    <a:xfrm>
+                      <a:off x="0" y="0"/>
+                      <a:ext cx="5357813" cy="2571392"/>
+                    </a:xfrm>
+                    <a:prstGeom prst="rect"/>
+                    <a:ln/>
+                  </pic:spPr>
+                </pic:pic>
+              </a:graphicData>
+            </a:graphic>
+          </wp:inline>
+        </w:drawing>
+      </w:r>
+      <w:r>
+        <w:rPr>
+          <w:rtl w:val="0"/>
+        </w:rPr>
+      </w:r>
+    </w:p>
+    <w:p>
+      <w:pPr>
+        <w:pStyle w:val="Heading3"/>
+        <w:rPr/>
+      </w:pPr>
+      <w:bookmarkStart w:colFirst="0" w:colLast="0" w:name="_ic0rss6iqs5d" w:id="19"/>
+      <w:bookmarkEnd w:id="19"/>
+      <w:r>
+        <w:rPr>
+          <w:rtl w:val="0"/>
+        </w:rPr>
+        <w:t xml:space="preserve">Django-to-MySQL type mapping</w:t>
+      </w:r>
+    </w:p>
+    <w:p>
+      <w:pPr>
+        <w:rPr/>
+      </w:pPr>
+      <w:r>
+        <w:rPr>
+          <w:rtl w:val="0"/>
+        </w:rPr>
+        <w:t xml:space="preserve">The project uses Django, so the database setup comes from Python models that get turned into MySQL tables through those migration files. It is kind of helpful to know how the fields line up, especially if you are trying to think about how things work under the hood.</w:t>
       </w:r>
     </w:p>
     <w:p>
@@ -6536,38 +7340,294 @@
           <w:color w:val="188038"/>
           <w:rtl w:val="0"/>
         </w:rPr>
-        <w:t xml:space="preserve">busop/admin.py</w:t>
-      </w:r>
-      <w:r>
-        <w:rPr>
-          <w:rtl w:val="0"/>
-        </w:rPr>
-        <w:t xml:space="preserve"> registers operational models in Django admin for debugging and data entry.</w:t>
-      </w:r>
-    </w:p>
-    <w:p>
-      <w:pPr>
-        <w:pStyle w:val="Heading3"/>
-        <w:rPr/>
-      </w:pPr>
-      <w:bookmarkStart w:colFirst="0" w:colLast="0" w:name="_fnzara2je01m" w:id="14"/>
-      <w:bookmarkEnd w:id="14"/>
-      <w:r>
-        <w:rPr>
-          <w:rtl w:val="0"/>
-        </w:rPr>
-        <w:t xml:space="preserve">user app</w:t>
-      </w:r>
-    </w:p>
-    <w:p>
-      <w:pPr>
-        <w:rPr/>
-      </w:pPr>
-      <w:r>
-        <w:rPr>
-          <w:rtl w:val="0"/>
-        </w:rPr>
-        <w:t xml:space="preserve">Registration and authentication</w:t>
+        <w:t xml:space="preserve">BigAutoField</w:t>
+      </w:r>
+      <w:r>
+        <w:rPr>
+          <w:rFonts w:ascii="Arial Unicode MS" w:cs="Arial Unicode MS" w:eastAsia="Arial Unicode MS" w:hAnsi="Arial Unicode MS"/>
+          <w:rtl w:val="0"/>
+        </w:rPr>
+        <w:t xml:space="preserve"> → </w:t>
+      </w:r>
+      <w:r>
+        <w:rPr>
+          <w:rFonts w:ascii="Roboto Mono" w:cs="Roboto Mono" w:eastAsia="Roboto Mono" w:hAnsi="Roboto Mono"/>
+          <w:color w:val="188038"/>
+          <w:rtl w:val="0"/>
+        </w:rPr>
+        <w:t xml:space="preserve">BIGINT</w:t>
+      </w:r>
+      <w:r>
+        <w:rPr>
+          <w:rtl w:val="0"/>
+        </w:rPr>
+        <w:t xml:space="preserve"> auto-increment primary key.</w:t>
+      </w:r>
+    </w:p>
+    <w:p>
+      <w:pPr>
+        <w:numPr>
+          <w:ilvl w:val="0"/>
+          <w:numId w:val="1"/>
+        </w:numPr>
+        <w:ind w:left="720" w:hanging="360"/>
+      </w:pPr>
+      <w:r>
+        <w:rPr>
+          <w:rFonts w:ascii="Roboto Mono" w:cs="Roboto Mono" w:eastAsia="Roboto Mono" w:hAnsi="Roboto Mono"/>
+          <w:color w:val="188038"/>
+          <w:rtl w:val="0"/>
+        </w:rPr>
+        <w:t xml:space="preserve">ForeignKey(...)</w:t>
+      </w:r>
+      <w:r>
+        <w:rPr>
+          <w:rFonts w:ascii="Arial Unicode MS" w:cs="Arial Unicode MS" w:eastAsia="Arial Unicode MS" w:hAnsi="Arial Unicode MS"/>
+          <w:rtl w:val="0"/>
+        </w:rPr>
+        <w:t xml:space="preserve"> → </w:t>
+      </w:r>
+      <w:r>
+        <w:rPr>
+          <w:rFonts w:ascii="Roboto Mono" w:cs="Roboto Mono" w:eastAsia="Roboto Mono" w:hAnsi="Roboto Mono"/>
+          <w:color w:val="188038"/>
+          <w:rtl w:val="0"/>
+        </w:rPr>
+        <w:t xml:space="preserve">BIGINT</w:t>
+      </w:r>
+      <w:r>
+        <w:rPr>
+          <w:rtl w:val="0"/>
+        </w:rPr>
+        <w:t xml:space="preserve"> column + foreign key constraint to the referenced primary key.</w:t>
+      </w:r>
+    </w:p>
+    <w:p>
+      <w:pPr>
+        <w:numPr>
+          <w:ilvl w:val="0"/>
+          <w:numId w:val="1"/>
+        </w:numPr>
+        <w:ind w:left="720" w:hanging="360"/>
+      </w:pPr>
+      <w:r>
+        <w:rPr>
+          <w:rFonts w:ascii="Roboto Mono" w:cs="Roboto Mono" w:eastAsia="Roboto Mono" w:hAnsi="Roboto Mono"/>
+          <w:color w:val="188038"/>
+          <w:rtl w:val="0"/>
+        </w:rPr>
+        <w:t xml:space="preserve">CharField(max_length=n)</w:t>
+      </w:r>
+      <w:r>
+        <w:rPr>
+          <w:rFonts w:ascii="Arial Unicode MS" w:cs="Arial Unicode MS" w:eastAsia="Arial Unicode MS" w:hAnsi="Arial Unicode MS"/>
+          <w:rtl w:val="0"/>
+        </w:rPr>
+        <w:t xml:space="preserve"> → </w:t>
+      </w:r>
+      <w:r>
+        <w:rPr>
+          <w:rFonts w:ascii="Roboto Mono" w:cs="Roboto Mono" w:eastAsia="Roboto Mono" w:hAnsi="Roboto Mono"/>
+          <w:color w:val="188038"/>
+          <w:rtl w:val="0"/>
+        </w:rPr>
+        <w:t xml:space="preserve">VARCHAR(n)</w:t>
+      </w:r>
+      <w:r>
+        <w:rPr>
+          <w:rtl w:val="0"/>
+        </w:rPr>
+        <w:t xml:space="preserve">.</w:t>
+      </w:r>
+    </w:p>
+    <w:p>
+      <w:pPr>
+        <w:numPr>
+          <w:ilvl w:val="0"/>
+          <w:numId w:val="1"/>
+        </w:numPr>
+        <w:ind w:left="720" w:hanging="360"/>
+      </w:pPr>
+      <w:r>
+        <w:rPr>
+          <w:rFonts w:ascii="Roboto Mono" w:cs="Roboto Mono" w:eastAsia="Roboto Mono" w:hAnsi="Roboto Mono"/>
+          <w:color w:val="188038"/>
+          <w:rtl w:val="0"/>
+        </w:rPr>
+        <w:t xml:space="preserve">EmailField</w:t>
+      </w:r>
+      <w:r>
+        <w:rPr>
+          <w:rFonts w:ascii="Arial Unicode MS" w:cs="Arial Unicode MS" w:eastAsia="Arial Unicode MS" w:hAnsi="Arial Unicode MS"/>
+          <w:rtl w:val="0"/>
+        </w:rPr>
+        <w:t xml:space="preserve"> → </w:t>
+      </w:r>
+      <w:r>
+        <w:rPr>
+          <w:rFonts w:ascii="Roboto Mono" w:cs="Roboto Mono" w:eastAsia="Roboto Mono" w:hAnsi="Roboto Mono"/>
+          <w:color w:val="188038"/>
+          <w:rtl w:val="0"/>
+        </w:rPr>
+        <w:t xml:space="preserve">VARCHAR(254)</w:t>
+      </w:r>
+      <w:r>
+        <w:rPr>
+          <w:rtl w:val="0"/>
+        </w:rPr>
+        <w:t xml:space="preserve"> (Django’s default maximum).</w:t>
+      </w:r>
+    </w:p>
+    <w:p>
+      <w:pPr>
+        <w:numPr>
+          <w:ilvl w:val="0"/>
+          <w:numId w:val="1"/>
+        </w:numPr>
+        <w:ind w:left="720" w:hanging="360"/>
+      </w:pPr>
+      <w:r>
+        <w:rPr>
+          <w:rFonts w:ascii="Roboto Mono" w:cs="Roboto Mono" w:eastAsia="Roboto Mono" w:hAnsi="Roboto Mono"/>
+          <w:color w:val="188038"/>
+          <w:rtl w:val="0"/>
+        </w:rPr>
+        <w:t xml:space="preserve">IntegerField</w:t>
+      </w:r>
+      <w:r>
+        <w:rPr>
+          <w:rFonts w:ascii="Arial Unicode MS" w:cs="Arial Unicode MS" w:eastAsia="Arial Unicode MS" w:hAnsi="Arial Unicode MS"/>
+          <w:rtl w:val="0"/>
+        </w:rPr>
+        <w:t xml:space="preserve"> → </w:t>
+      </w:r>
+      <w:r>
+        <w:rPr>
+          <w:rFonts w:ascii="Roboto Mono" w:cs="Roboto Mono" w:eastAsia="Roboto Mono" w:hAnsi="Roboto Mono"/>
+          <w:color w:val="188038"/>
+          <w:rtl w:val="0"/>
+        </w:rPr>
+        <w:t xml:space="preserve">INT</w:t>
+      </w:r>
+      <w:r>
+        <w:rPr>
+          <w:rtl w:val="0"/>
+        </w:rPr>
+        <w:t xml:space="preserve">.</w:t>
+      </w:r>
+    </w:p>
+    <w:p>
+      <w:pPr>
+        <w:numPr>
+          <w:ilvl w:val="0"/>
+          <w:numId w:val="1"/>
+        </w:numPr>
+        <w:ind w:left="720" w:hanging="360"/>
+      </w:pPr>
+      <w:r>
+        <w:rPr>
+          <w:rFonts w:ascii="Roboto Mono" w:cs="Roboto Mono" w:eastAsia="Roboto Mono" w:hAnsi="Roboto Mono"/>
+          <w:color w:val="188038"/>
+          <w:rtl w:val="0"/>
+        </w:rPr>
+        <w:t xml:space="preserve">BooleanField</w:t>
+      </w:r>
+      <w:r>
+        <w:rPr>
+          <w:rFonts w:ascii="Arial Unicode MS" w:cs="Arial Unicode MS" w:eastAsia="Arial Unicode MS" w:hAnsi="Arial Unicode MS"/>
+          <w:rtl w:val="0"/>
+        </w:rPr>
+        <w:t xml:space="preserve"> → </w:t>
+      </w:r>
+      <w:r>
+        <w:rPr>
+          <w:rFonts w:ascii="Roboto Mono" w:cs="Roboto Mono" w:eastAsia="Roboto Mono" w:hAnsi="Roboto Mono"/>
+          <w:color w:val="188038"/>
+          <w:rtl w:val="0"/>
+        </w:rPr>
+        <w:t xml:space="preserve">TINYINT(1)</w:t>
+      </w:r>
+      <w:r>
+        <w:rPr>
+          <w:rtl w:val="0"/>
+        </w:rPr>
+        <w:t xml:space="preserve"> (MySQL representation).</w:t>
+      </w:r>
+    </w:p>
+    <w:p>
+      <w:pPr>
+        <w:numPr>
+          <w:ilvl w:val="0"/>
+          <w:numId w:val="1"/>
+        </w:numPr>
+        <w:ind w:left="720" w:hanging="360"/>
+      </w:pPr>
+      <w:r>
+        <w:rPr>
+          <w:rFonts w:ascii="Roboto Mono" w:cs="Roboto Mono" w:eastAsia="Roboto Mono" w:hAnsi="Roboto Mono"/>
+          <w:color w:val="188038"/>
+          <w:rtl w:val="0"/>
+        </w:rPr>
+        <w:t xml:space="preserve">DateTimeField</w:t>
+      </w:r>
+      <w:r>
+        <w:rPr>
+          <w:rFonts w:ascii="Arial Unicode MS" w:cs="Arial Unicode MS" w:eastAsia="Arial Unicode MS" w:hAnsi="Arial Unicode MS"/>
+          <w:rtl w:val="0"/>
+        </w:rPr>
+        <w:t xml:space="preserve"> → </w:t>
+      </w:r>
+      <w:r>
+        <w:rPr>
+          <w:rFonts w:ascii="Roboto Mono" w:cs="Roboto Mono" w:eastAsia="Roboto Mono" w:hAnsi="Roboto Mono"/>
+          <w:color w:val="188038"/>
+          <w:rtl w:val="0"/>
+        </w:rPr>
+        <w:t xml:space="preserve">DATETIME</w:t>
+      </w:r>
+      <w:r>
+        <w:rPr>
+          <w:rtl w:val="0"/>
+        </w:rPr>
+        <w:t xml:space="preserve">.</w:t>
+      </w:r>
+    </w:p>
+    <w:p>
+      <w:pPr>
+        <w:numPr>
+          <w:ilvl w:val="0"/>
+          <w:numId w:val="1"/>
+        </w:numPr>
+        <w:ind w:left="720" w:hanging="360"/>
+      </w:pPr>
+      <w:r>
+        <w:rPr>
+          <w:rFonts w:ascii="Roboto Mono" w:cs="Roboto Mono" w:eastAsia="Roboto Mono" w:hAnsi="Roboto Mono"/>
+          <w:color w:val="188038"/>
+          <w:rtl w:val="0"/>
+        </w:rPr>
+        <w:t xml:space="preserve">DecimalField(max_digits=a, decimal_places=b)</w:t>
+      </w:r>
+      <w:r>
+        <w:rPr>
+          <w:rFonts w:ascii="Arial Unicode MS" w:cs="Arial Unicode MS" w:eastAsia="Arial Unicode MS" w:hAnsi="Arial Unicode MS"/>
+          <w:rtl w:val="0"/>
+        </w:rPr>
+        <w:t xml:space="preserve"> → </w:t>
+      </w:r>
+      <w:r>
+        <w:rPr>
+          <w:rFonts w:ascii="Roboto Mono" w:cs="Roboto Mono" w:eastAsia="Roboto Mono" w:hAnsi="Roboto Mono"/>
+          <w:color w:val="188038"/>
+          <w:rtl w:val="0"/>
+        </w:rPr>
+        <w:t xml:space="preserve">DECIMAL(a,b)</w:t>
+      </w:r>
+      <w:r>
+        <w:rPr>
+          <w:rtl w:val="0"/>
+        </w:rPr>
+        <w:t xml:space="preserve">.</w:t>
       </w:r>
     </w:p>
     <w:p>
@@ -6597,17 +7657,13 @@
     </w:p>
     <w:p>
       <w:pPr>
-        <w:numPr>
-          <w:ilvl w:val="0"/>
-          <w:numId w:val="1"/>
-        </w:numPr>
-        <w:ind w:left="720" w:hanging="360"/>
-      </w:pPr>
-      <w:r>
-        <w:rPr>
-          <w:rtl w:val="0"/>
-        </w:rPr>
-        <w:t xml:space="preserve">Registration creates a Django </w:t>
+        <w:rPr/>
+      </w:pPr>
+      <w:r>
+        <w:rPr>
+          <w:rtl w:val="0"/>
+        </w:rPr>
+        <w:t xml:space="preserve">This mapping matters when reasoning about performance and correctness. For example, </w:t>
       </w:r>
       <w:r>
         <w:rPr>
@@ -6615,130 +7671,44 @@
           <w:color w:val="188038"/>
           <w:rtl w:val="0"/>
         </w:rPr>
-        <w:t xml:space="preserve">User</w:t>
-      </w:r>
-      <w:r>
-        <w:rPr>
-          <w:rtl w:val="0"/>
-        </w:rPr>
-        <w:t xml:space="preserve"> via </w:t>
-      </w:r>
-      <w:r>
-        <w:rPr>
-          <w:rFonts w:ascii="Roboto Mono" w:cs="Roboto Mono" w:eastAsia="Roboto Mono" w:hAnsi="Roboto Mono"/>
-          <w:color w:val="188038"/>
-          <w:rtl w:val="0"/>
-        </w:rPr>
-        <w:t xml:space="preserve">User.objects.create_user(...)</w:t>
-      </w:r>
-      <w:r>
-        <w:rPr>
-          <w:rtl w:val="0"/>
-        </w:rPr>
-        <w:t xml:space="preserve">, ensuring hashed password storage.</w:t>
-      </w:r>
-    </w:p>
-    <w:p>
-      <w:pPr>
-        <w:numPr>
-          <w:ilvl w:val="0"/>
-          <w:numId w:val="1"/>
-        </w:numPr>
-        <w:ind w:left="720" w:hanging="360"/>
-      </w:pPr>
-      <w:r>
-        <w:rPr>
-          <w:rtl w:val="0"/>
-        </w:rPr>
-        <w:t xml:space="preserve">Login uses </w:t>
-      </w:r>
-      <w:r>
-        <w:rPr>
-          <w:rFonts w:ascii="Roboto Mono" w:cs="Roboto Mono" w:eastAsia="Roboto Mono" w:hAnsi="Roboto Mono"/>
-          <w:color w:val="188038"/>
-          <w:rtl w:val="0"/>
-        </w:rPr>
-        <w:t xml:space="preserve">authenticate</w:t>
-      </w:r>
-      <w:r>
-        <w:rPr>
-          <w:rtl w:val="0"/>
-        </w:rPr>
-        <w:t xml:space="preserve"> and </w:t>
-      </w:r>
-      <w:r>
-        <w:rPr>
-          <w:rFonts w:ascii="Roboto Mono" w:cs="Roboto Mono" w:eastAsia="Roboto Mono" w:hAnsi="Roboto Mono"/>
-          <w:color w:val="188038"/>
-          <w:rtl w:val="0"/>
-        </w:rPr>
-        <w:t xml:space="preserve">login</w:t>
-      </w:r>
-      <w:r>
-        <w:rPr>
-          <w:rtl w:val="0"/>
-        </w:rPr>
-        <w:t xml:space="preserve">.</w:t>
-      </w:r>
-    </w:p>
-    <w:p>
-      <w:pPr>
-        <w:numPr>
-          <w:ilvl w:val="0"/>
-          <w:numId w:val="1"/>
-        </w:numPr>
-        <w:ind w:left="720" w:hanging="360"/>
-      </w:pPr>
-      <w:r>
-        <w:rPr>
-          <w:rtl w:val="0"/>
-        </w:rPr>
-        <w:t xml:space="preserve">OTP login is implemented as a learning feature:</w:t>
-      </w:r>
-    </w:p>
-    <w:p>
-      <w:pPr>
-        <w:numPr>
-          <w:ilvl w:val="1"/>
-          <w:numId w:val="1"/>
-        </w:numPr>
-        <w:ind w:left="1440" w:hanging="360"/>
-      </w:pPr>
-      <w:r>
-        <w:rPr>
-          <w:rtl w:val="0"/>
-        </w:rPr>
-        <w:t xml:space="preserve">OTP is generated and stored in the session.</w:t>
-      </w:r>
-    </w:p>
-    <w:p>
-      <w:pPr>
-        <w:numPr>
-          <w:ilvl w:val="1"/>
-          <w:numId w:val="1"/>
-        </w:numPr>
-        <w:ind w:left="1440" w:hanging="360"/>
-      </w:pPr>
-      <w:r>
-        <w:rPr>
-          <w:rtl w:val="0"/>
-        </w:rPr>
-        <w:t xml:space="preserve">OTP is emailed (SMTP configuration).</w:t>
-      </w:r>
-    </w:p>
-    <w:p>
-      <w:pPr>
-        <w:numPr>
-          <w:ilvl w:val="1"/>
-          <w:numId w:val="1"/>
-        </w:numPr>
-        <w:ind w:left="1440" w:hanging="360"/>
-      </w:pPr>
-      <w:r>
-        <w:rPr>
-          <w:rtl w:val="0"/>
-        </w:rPr>
-        <w:t xml:space="preserve">OTP expires after 5 minutes.</w:t>
+        <w:t xml:space="preserve">DECIMAL</w:t>
+      </w:r>
+      <w:r>
+        <w:rPr>
+          <w:rtl w:val="0"/>
+        </w:rPr>
+        <w:t xml:space="preserve"> is appropriate for currency-like values because it avoids floating-point rounding errors.</w:t>
+      </w:r>
+    </w:p>
+    <w:p>
+      <w:pPr>
+        <w:pStyle w:val="Heading3"/>
+        <w:rPr/>
+      </w:pPr>
+      <w:bookmarkStart w:colFirst="0" w:colLast="0" w:name="_u1etanyy79we" w:id="20"/>
+      <w:bookmarkEnd w:id="20"/>
+      <w:r>
+        <w:rPr>
+          <w:rtl w:val="0"/>
+        </w:rPr>
+        <w:t xml:space="preserve">Indexing strategy</w:t>
+      </w:r>
+    </w:p>
+    <w:p>
+      <w:pPr>
+        <w:rPr/>
+      </w:pPr>
+      <w:r>
+        <w:rPr>
+          <w:highlight w:val="white"/>
+          <w:rtl w:val="0"/>
+        </w:rPr>
+        <w:t xml:space="preserve">The Django framework creates automatic index structures which apply to primary key fields and unique fields that it typically identifies as unique fields. The standard indexing method will not meet search requirements in systems that handle extensive search operations which necessitate additional composite indexing.</w:t>
+      </w:r>
+      <w:r>
+        <w:rPr>
+          <w:rtl w:val="0"/>
+        </w:rPr>
       </w:r>
     </w:p>
     <w:p>
@@ -6772,9 +7742,15 @@
       </w:pPr>
       <w:r>
         <w:rPr>
-          <w:rtl w:val="0"/>
-        </w:rPr>
-        <w:t xml:space="preserve">Booking</w:t>
+          <w:highlight w:val="white"/>
+          <w:rtl w:val="0"/>
+        </w:rPr>
+        <w:t xml:space="preserve">The main reading functions of TravelPro require implementation of specific indexing solutions</w:t>
+      </w:r>
+      <w:r>
+        <w:rPr>
+          <w:rtl w:val="0"/>
+        </w:rPr>
       </w:r>
     </w:p>
     <w:p>
@@ -6814,35 +7790,68 @@
         <w:rPr>
           <w:rtl w:val="0"/>
         </w:rPr>
-        <w:t xml:space="preserve">Booking records are stored in </w:t>
-      </w:r>
+        <w:t xml:space="preserve">Schedule search</w:t>
+      </w:r>
+    </w:p>
+    <w:p>
+      <w:pPr>
+        <w:numPr>
+          <w:ilvl w:val="1"/>
+          <w:numId w:val="1"/>
+        </w:numPr>
+        <w:ind w:left="1440" w:hanging="360"/>
+      </w:pPr>
       <w:r>
         <w:rPr>
           <w:rFonts w:ascii="Roboto Mono" w:cs="Roboto Mono" w:eastAsia="Roboto Mono" w:hAnsi="Roboto Mono"/>
           <w:color w:val="188038"/>
           <w:rtl w:val="0"/>
         </w:rPr>
-        <w:t xml:space="preserve">user.Booking</w:t>
-      </w:r>
-      <w:r>
-        <w:rPr>
-          <w:rtl w:val="0"/>
-        </w:rPr>
-        <w:t xml:space="preserve"> and reference </w:t>
-      </w:r>
+        <w:t xml:space="preserve">(route_id, departure_time)</w:t>
+      </w:r>
+      <w:r>
+        <w:rPr>
+          <w:rtl w:val="0"/>
+        </w:rPr>
+        <w:t xml:space="preserve"> to support filtering by route and date.</w:t>
+      </w:r>
+    </w:p>
+    <w:p>
+      <w:pPr>
+        <w:numPr>
+          <w:ilvl w:val="0"/>
+          <w:numId w:val="1"/>
+        </w:numPr>
+        <w:ind w:left="720" w:hanging="360"/>
+      </w:pPr>
+      <w:r>
+        <w:rPr>
+          <w:rtl w:val="0"/>
+        </w:rPr>
+        <w:t xml:space="preserve">Booking history</w:t>
+      </w:r>
+    </w:p>
+    <w:p>
+      <w:pPr>
+        <w:numPr>
+          <w:ilvl w:val="1"/>
+          <w:numId w:val="1"/>
+        </w:numPr>
+        <w:ind w:left="1440" w:hanging="360"/>
+      </w:pPr>
       <w:r>
         <w:rPr>
           <w:rFonts w:ascii="Roboto Mono" w:cs="Roboto Mono" w:eastAsia="Roboto Mono" w:hAnsi="Roboto Mono"/>
           <w:color w:val="188038"/>
           <w:rtl w:val="0"/>
         </w:rPr>
-        <w:t xml:space="preserve">busop.Schedule</w:t>
-      </w:r>
-      <w:r>
-        <w:rPr>
-          <w:rtl w:val="0"/>
-        </w:rPr>
-        <w:t xml:space="preserve"> and </w:t>
+        <w:t xml:space="preserve">(user_id, id)</w:t>
+      </w:r>
+      <w:r>
+        <w:rPr>
+          <w:rtl w:val="0"/>
+        </w:rPr>
+        <w:t xml:space="preserve"> or </w:t>
       </w:r>
       <w:r>
         <w:rPr>
@@ -6850,24 +7859,51 @@
           <w:color w:val="188038"/>
           <w:rtl w:val="0"/>
         </w:rPr>
-        <w:t xml:space="preserve">busop.Seat</w:t>
-      </w:r>
-      <w:r>
-        <w:rPr>
-          <w:rtl w:val="0"/>
-        </w:rPr>
-        <w:t xml:space="preserve">.</w:t>
-      </w:r>
-    </w:p>
-    <w:p>
-      <w:pPr>
-        <w:rPr/>
-      </w:pPr>
-      <w:r>
-        <w:rPr>
-          <w:rtl w:val="0"/>
-        </w:rPr>
-        <w:t xml:space="preserve">URLs</w:t>
+        <w:t xml:space="preserve">(user_id, schedule_id)</w:t>
+      </w:r>
+      <w:r>
+        <w:rPr>
+          <w:rtl w:val="0"/>
+        </w:rPr>
+        <w:t xml:space="preserve"> depending on ordering.</w:t>
+      </w:r>
+    </w:p>
+    <w:p>
+      <w:pPr>
+        <w:numPr>
+          <w:ilvl w:val="0"/>
+          <w:numId w:val="1"/>
+        </w:numPr>
+        <w:ind w:left="720" w:hanging="360"/>
+      </w:pPr>
+      <w:r>
+        <w:rPr>
+          <w:rtl w:val="0"/>
+        </w:rPr>
+        <w:t xml:space="preserve">Seat selection</w:t>
+      </w:r>
+    </w:p>
+    <w:p>
+      <w:pPr>
+        <w:numPr>
+          <w:ilvl w:val="1"/>
+          <w:numId w:val="1"/>
+        </w:numPr>
+        <w:ind w:left="1440" w:hanging="360"/>
+      </w:pPr>
+      <w:r>
+        <w:rPr>
+          <w:rFonts w:ascii="Roboto Mono" w:cs="Roboto Mono" w:eastAsia="Roboto Mono" w:hAnsi="Roboto Mono"/>
+          <w:color w:val="188038"/>
+          <w:rtl w:val="0"/>
+        </w:rPr>
+        <w:t xml:space="preserve">(bus_id, seat_number)</w:t>
+      </w:r>
+      <w:r>
+        <w:rPr>
+          <w:rtl w:val="0"/>
+        </w:rPr>
+        <w:t xml:space="preserve"> is already enforced as unique (acts like an index).</w:t>
       </w:r>
     </w:p>
     <w:p>
@@ -6897,208 +7933,19 @@
     </w:p>
     <w:p>
       <w:pPr>
-        <w:numPr>
-          <w:ilvl w:val="0"/>
-          <w:numId w:val="1"/>
-        </w:numPr>
-        <w:ind w:left="720" w:hanging="360"/>
-      </w:pPr>
-      <w:r>
-        <w:rPr>
-          <w:rFonts w:ascii="Roboto Mono" w:cs="Roboto Mono" w:eastAsia="Roboto Mono" w:hAnsi="Roboto Mono"/>
-          <w:color w:val="188038"/>
-          <w:rtl w:val="0"/>
-        </w:rPr>
-        <w:t xml:space="preserve">user/urls.py</w:t>
-      </w:r>
-      <w:r>
-        <w:rPr>
-          <w:rtl w:val="0"/>
-        </w:rPr>
-        <w:t xml:space="preserve"> provides:</w:t>
-      </w:r>
-    </w:p>
-    <w:p>
-      <w:pPr>
-        <w:numPr>
-          <w:ilvl w:val="1"/>
-          <w:numId w:val="1"/>
-        </w:numPr>
-        <w:ind w:left="1440" w:hanging="360"/>
-      </w:pPr>
-      <w:r>
-        <w:rPr>
-          <w:rtl w:val="0"/>
-        </w:rPr>
-        <w:t xml:space="preserve">login/register/logout</w:t>
-      </w:r>
-    </w:p>
-    <w:p>
-      <w:pPr>
-        <w:numPr>
-          <w:ilvl w:val="1"/>
-          <w:numId w:val="1"/>
-        </w:numPr>
-        <w:ind w:left="1440" w:hanging="360"/>
-      </w:pPr>
-      <w:r>
-        <w:rPr>
-          <w:rtl w:val="0"/>
-        </w:rPr>
-        <w:t xml:space="preserve">profile page</w:t>
-      </w:r>
-    </w:p>
-    <w:p>
-      <w:pPr>
-        <w:numPr>
-          <w:ilvl w:val="1"/>
-          <w:numId w:val="1"/>
-        </w:numPr>
-        <w:ind w:left="1440" w:hanging="360"/>
-      </w:pPr>
-      <w:r>
-        <w:rPr>
-          <w:rtl w:val="0"/>
-        </w:rPr>
-        <w:t xml:space="preserve">OTP login/verify</w:t>
-      </w:r>
-    </w:p>
-    <w:p>
-      <w:pPr>
-        <w:numPr>
-          <w:ilvl w:val="1"/>
-          <w:numId w:val="1"/>
-        </w:numPr>
-        <w:ind w:left="1440" w:hanging="360"/>
-      </w:pPr>
-      <w:r>
-        <w:rPr>
-          <w:rtl w:val="0"/>
-        </w:rPr>
-        <w:t xml:space="preserve">booking history and create booking (wired to </w:t>
-      </w:r>
-      <w:r>
-        <w:rPr>
-          <w:rFonts w:ascii="Roboto Mono" w:cs="Roboto Mono" w:eastAsia="Roboto Mono" w:hAnsi="Roboto Mono"/>
-          <w:color w:val="188038"/>
-          <w:rtl w:val="0"/>
-        </w:rPr>
-        <w:t xml:space="preserve">busop</w:t>
-      </w:r>
-      <w:r>
-        <w:rPr>
-          <w:rtl w:val="0"/>
-        </w:rPr>
-        <w:t xml:space="preserve"> views)</w:t>
-      </w:r>
-    </w:p>
-    <w:p>
-      <w:pPr>
-        <w:keepNext w:val="0"/>
-        <w:keepLines w:val="0"/>
-        <w:pageBreakBefore w:val="0"/>
-        <w:widowControl w:val="0"/>
-        <w:pBdr>
-          <w:top w:space="0" w:sz="0" w:val="nil"/>
-          <w:left w:space="0" w:sz="0" w:val="nil"/>
-          <w:bottom w:space="0" w:sz="0" w:val="nil"/>
-          <w:right w:space="0" w:sz="0" w:val="nil"/>
-          <w:between w:space="0" w:sz="0" w:val="nil"/>
-        </w:pBdr>
-        <w:shd w:fill="auto" w:val="clear"/>
-        <w:spacing w:after="0" w:before="0" w:line="276" w:lineRule="auto"/>
-        <w:ind w:left="0" w:right="0" w:firstLine="0"/>
-        <w:jc w:val="left"/>
-        <w:rPr/>
-      </w:pPr>
-      <w:r>
-        <w:rPr>
-          <w:rtl w:val="0"/>
-        </w:rPr>
-      </w:r>
-    </w:p>
-    <w:p>
-      <w:pPr>
-        <w:rPr/>
-      </w:pPr>
-      <w:r>
-        <w:rPr>
-          <w:rtl w:val="0"/>
-        </w:rPr>
-        <w:t xml:space="preserve">Admin registrations</w:t>
-      </w:r>
-    </w:p>
-    <w:p>
-      <w:pPr>
-        <w:keepNext w:val="0"/>
-        <w:keepLines w:val="0"/>
-        <w:pageBreakBefore w:val="0"/>
-        <w:widowControl w:val="0"/>
-        <w:pBdr>
-          <w:top w:space="0" w:sz="0" w:val="nil"/>
-          <w:left w:space="0" w:sz="0" w:val="nil"/>
-          <w:bottom w:space="0" w:sz="0" w:val="nil"/>
-          <w:right w:space="0" w:sz="0" w:val="nil"/>
-          <w:between w:space="0" w:sz="0" w:val="nil"/>
-        </w:pBdr>
-        <w:shd w:fill="auto" w:val="clear"/>
-        <w:spacing w:after="0" w:before="0" w:line="276" w:lineRule="auto"/>
-        <w:ind w:left="0" w:right="0" w:firstLine="0"/>
-        <w:jc w:val="left"/>
-        <w:rPr/>
-      </w:pPr>
-      <w:r>
-        <w:rPr>
-          <w:rtl w:val="0"/>
-        </w:rPr>
-      </w:r>
-    </w:p>
-    <w:p>
-      <w:pPr>
-        <w:numPr>
-          <w:ilvl w:val="0"/>
-          <w:numId w:val="1"/>
-        </w:numPr>
-        <w:ind w:left="720" w:hanging="360"/>
-      </w:pPr>
-      <w:r>
-        <w:rPr>
-          <w:rFonts w:ascii="Roboto Mono" w:cs="Roboto Mono" w:eastAsia="Roboto Mono" w:hAnsi="Roboto Mono"/>
-          <w:color w:val="188038"/>
-          <w:rtl w:val="0"/>
-        </w:rPr>
-        <w:t xml:space="preserve">user/admin.py</w:t>
-      </w:r>
-      <w:r>
-        <w:rPr>
-          <w:rtl w:val="0"/>
-        </w:rPr>
-        <w:t xml:space="preserve"> registers booking/payment/transaction-related models.</w:t>
-      </w:r>
-    </w:p>
-    <w:p>
-      <w:pPr>
-        <w:pStyle w:val="Heading2"/>
-        <w:rPr/>
-      </w:pPr>
-      <w:bookmarkStart w:colFirst="0" w:colLast="0" w:name="_uyutunpcamop" w:id="15"/>
-      <w:bookmarkEnd w:id="15"/>
-      <w:r>
-        <w:rPr>
-          <w:rtl w:val="0"/>
-        </w:rPr>
-        <w:t xml:space="preserve">3.3 Database Schema Design</w:t>
-      </w:r>
-    </w:p>
-    <w:p>
-      <w:pPr>
-        <w:rPr/>
-      </w:pPr>
-      <w:r>
-        <w:rPr>
-          <w:rtl w:val="0"/>
-        </w:rPr>
-        <w:t xml:space="preserve">This section details the database design to an academic submission standard. It lists the database name, tables, and their structure including primary keys, foreign keys, constraints, and index suggestions.</w:t>
+        <w:rPr/>
+      </w:pPr>
+      <w:r>
+        <w:rPr>
+          <w:highlight w:val="white"/>
+          <w:rtl w:val="0"/>
+        </w:rPr>
+        <w:t xml:space="preserve">The MySQL database requires these indexes because large tables need them to prevent full table scans which will cause ORM operations to slow down despite their correct execution.</w:t>
+      </w:r>
+      <w:r>
+        <w:rPr>
+          <w:rtl w:val="0"/>
+        </w:rPr>
       </w:r>
     </w:p>
     <w:p>
@@ -7106,86 +7953,15 @@
         <w:pStyle w:val="Heading3"/>
         <w:rPr/>
       </w:pPr>
-      <w:bookmarkStart w:colFirst="0" w:colLast="0" w:name="_y1ca6b8a4msc" w:id="16"/>
-      <w:bookmarkEnd w:id="16"/>
-      <w:r>
-        <w:rPr>
-          <w:rtl w:val="0"/>
-        </w:rPr>
-        <w:t xml:space="preserve">Database name and engine</w:t>
-      </w:r>
-    </w:p>
-    <w:p>
-      <w:pPr>
-        <w:numPr>
-          <w:ilvl w:val="0"/>
-          <w:numId w:val="1"/>
-        </w:numPr>
-        <w:ind w:left="720" w:hanging="360"/>
-      </w:pPr>
-      <w:r>
-        <w:rPr>
-          <w:rtl w:val="0"/>
-        </w:rPr>
-        <w:t xml:space="preserve">Engine: MySQL (</w:t>
-      </w:r>
-      <w:r>
-        <w:rPr>
-          <w:rFonts w:ascii="Roboto Mono" w:cs="Roboto Mono" w:eastAsia="Roboto Mono" w:hAnsi="Roboto Mono"/>
-          <w:color w:val="188038"/>
-          <w:rtl w:val="0"/>
-        </w:rPr>
-        <w:t xml:space="preserve">django.db.backends.mysql</w:t>
-      </w:r>
-      <w:r>
-        <w:rPr>
-          <w:rtl w:val="0"/>
-        </w:rPr>
-        <w:t xml:space="preserve">).</w:t>
-      </w:r>
-    </w:p>
-    <w:p>
-      <w:pPr>
-        <w:numPr>
-          <w:ilvl w:val="0"/>
-          <w:numId w:val="1"/>
-        </w:numPr>
-        <w:ind w:left="720" w:hanging="360"/>
-      </w:pPr>
-      <w:r>
-        <w:rPr>
-          <w:rtl w:val="0"/>
-        </w:rPr>
-        <w:t xml:space="preserve">Database name: </w:t>
-      </w:r>
-      <w:r>
-        <w:rPr>
-          <w:rFonts w:ascii="Roboto Mono" w:cs="Roboto Mono" w:eastAsia="Roboto Mono" w:hAnsi="Roboto Mono"/>
-          <w:color w:val="188038"/>
-          <w:rtl w:val="0"/>
-        </w:rPr>
-        <w:t xml:space="preserve">TravelPro</w:t>
-      </w:r>
-      <w:r>
-        <w:rPr>
-          <w:rtl w:val="0"/>
-        </w:rPr>
-        <w:t xml:space="preserve">.</w:t>
-      </w:r>
-    </w:p>
-    <w:p>
-      <w:pPr>
-        <w:numPr>
-          <w:ilvl w:val="0"/>
-          <w:numId w:val="1"/>
-        </w:numPr>
-        <w:ind w:left="720" w:hanging="360"/>
-      </w:pPr>
-      <w:r>
-        <w:rPr>
-          <w:rtl w:val="0"/>
-        </w:rPr>
-        <w:t xml:space="preserve">ORM: Django ORM manages table creation via migrations.</w:t>
+      <w:bookmarkStart w:colFirst="0" w:colLast="0" w:name="_6zhjvlvzyf1r" w:id="21"/>
+      <w:bookmarkEnd w:id="21"/>
+      <w:r>
+        <w:br w:type="page"/>
+      </w:r>
+      <w:r>
+        <w:rPr>
+          <w:rtl w:val="0"/>
+        </w:rPr>
       </w:r>
     </w:p>
     <w:p>
@@ -7193,3112 +7969,8 @@
         <w:pStyle w:val="Heading3"/>
         <w:rPr/>
       </w:pPr>
-      <w:bookmarkStart w:colFirst="0" w:colLast="0" w:name="_4dm3eh1xcbce" w:id="17"/>
-      <w:bookmarkEnd w:id="17"/>
-      <w:r>
-        <w:rPr>
-          <w:rtl w:val="0"/>
-        </w:rPr>
-        <w:t xml:space="preserve">List of main tables (as implemented)</w:t>
-      </w:r>
-    </w:p>
-    <w:p>
-      <w:pPr>
-        <w:rPr/>
-      </w:pPr>
-      <w:r>
-        <w:rPr>
-          <w:rtl w:val="0"/>
-        </w:rPr>
-        <w:t xml:space="preserve">Core authentication</w:t>
-      </w:r>
-    </w:p>
-    <w:p>
-      <w:pPr>
-        <w:keepNext w:val="0"/>
-        <w:keepLines w:val="0"/>
-        <w:pageBreakBefore w:val="0"/>
-        <w:widowControl w:val="0"/>
-        <w:pBdr>
-          <w:top w:space="0" w:sz="0" w:val="nil"/>
-          <w:left w:space="0" w:sz="0" w:val="nil"/>
-          <w:bottom w:space="0" w:sz="0" w:val="nil"/>
-          <w:right w:space="0" w:sz="0" w:val="nil"/>
-          <w:between w:space="0" w:sz="0" w:val="nil"/>
-        </w:pBdr>
-        <w:shd w:fill="auto" w:val="clear"/>
-        <w:spacing w:after="0" w:before="0" w:line="276" w:lineRule="auto"/>
-        <w:ind w:left="0" w:right="0" w:firstLine="0"/>
-        <w:jc w:val="left"/>
-        <w:rPr/>
-      </w:pPr>
-      <w:r>
-        <w:rPr>
-          <w:rtl w:val="0"/>
-        </w:rPr>
-      </w:r>
-    </w:p>
-    <w:p>
-      <w:pPr>
-        <w:numPr>
-          <w:ilvl w:val="0"/>
-          <w:numId w:val="1"/>
-        </w:numPr>
-        <w:ind w:left="720" w:hanging="360"/>
-      </w:pPr>
-      <w:r>
-        <w:rPr>
-          <w:rFonts w:ascii="Roboto Mono" w:cs="Roboto Mono" w:eastAsia="Roboto Mono" w:hAnsi="Roboto Mono"/>
-          <w:color w:val="188038"/>
-          <w:rtl w:val="0"/>
-        </w:rPr>
-        <w:t xml:space="preserve">auth_user</w:t>
-      </w:r>
-      <w:r>
-        <w:rPr>
-          <w:rtl w:val="0"/>
-        </w:rPr>
-        <w:t xml:space="preserve"> (Django built-in)</w:t>
-      </w:r>
-    </w:p>
-    <w:p>
-      <w:pPr>
-        <w:keepNext w:val="0"/>
-        <w:keepLines w:val="0"/>
-        <w:pageBreakBefore w:val="0"/>
-        <w:widowControl w:val="0"/>
-        <w:pBdr>
-          <w:top w:space="0" w:sz="0" w:val="nil"/>
-          <w:left w:space="0" w:sz="0" w:val="nil"/>
-          <w:bottom w:space="0" w:sz="0" w:val="nil"/>
-          <w:right w:space="0" w:sz="0" w:val="nil"/>
-          <w:between w:space="0" w:sz="0" w:val="nil"/>
-        </w:pBdr>
-        <w:shd w:fill="auto" w:val="clear"/>
-        <w:spacing w:after="0" w:before="0" w:line="276" w:lineRule="auto"/>
-        <w:ind w:left="0" w:right="0" w:firstLine="0"/>
-        <w:jc w:val="left"/>
-        <w:rPr/>
-      </w:pPr>
-      <w:r>
-        <w:rPr>
-          <w:rtl w:val="0"/>
-        </w:rPr>
-      </w:r>
-    </w:p>
-    <w:p>
-      <w:pPr>
-        <w:rPr/>
-      </w:pPr>
-      <w:r>
-        <w:rPr>
-          <w:rtl w:val="0"/>
-        </w:rPr>
-        <w:t xml:space="preserve">Administrator</w:t>
-      </w:r>
-    </w:p>
-    <w:p>
-      <w:pPr>
-        <w:keepNext w:val="0"/>
-        <w:keepLines w:val="0"/>
-        <w:pageBreakBefore w:val="0"/>
-        <w:widowControl w:val="0"/>
-        <w:pBdr>
-          <w:top w:space="0" w:sz="0" w:val="nil"/>
-          <w:left w:space="0" w:sz="0" w:val="nil"/>
-          <w:bottom w:space="0" w:sz="0" w:val="nil"/>
-          <w:right w:space="0" w:sz="0" w:val="nil"/>
-          <w:between w:space="0" w:sz="0" w:val="nil"/>
-        </w:pBdr>
-        <w:shd w:fill="auto" w:val="clear"/>
-        <w:spacing w:after="0" w:before="0" w:line="276" w:lineRule="auto"/>
-        <w:ind w:left="0" w:right="0" w:firstLine="0"/>
-        <w:jc w:val="left"/>
-        <w:rPr/>
-      </w:pPr>
-      <w:r>
-        <w:rPr>
-          <w:rtl w:val="0"/>
-        </w:rPr>
-      </w:r>
-    </w:p>
-    <w:p>
-      <w:pPr>
-        <w:numPr>
-          <w:ilvl w:val="0"/>
-          <w:numId w:val="1"/>
-        </w:numPr>
-        <w:ind w:left="720" w:hanging="360"/>
-      </w:pPr>
-      <w:r>
-        <w:rPr>
-          <w:rFonts w:ascii="Roboto Mono" w:cs="Roboto Mono" w:eastAsia="Roboto Mono" w:hAnsi="Roboto Mono"/>
-          <w:color w:val="188038"/>
-          <w:rtl w:val="0"/>
-        </w:rPr>
-        <w:t xml:space="preserve">administrator_admin_user</w:t>
-      </w:r>
-      <w:r>
-        <w:rPr>
-          <w:rtl w:val="0"/>
-        </w:rPr>
-      </w:r>
-    </w:p>
-    <w:p>
-      <w:pPr>
-        <w:keepNext w:val="0"/>
-        <w:keepLines w:val="0"/>
-        <w:pageBreakBefore w:val="0"/>
-        <w:widowControl w:val="0"/>
-        <w:pBdr>
-          <w:top w:space="0" w:sz="0" w:val="nil"/>
-          <w:left w:space="0" w:sz="0" w:val="nil"/>
-          <w:bottom w:space="0" w:sz="0" w:val="nil"/>
-          <w:right w:space="0" w:sz="0" w:val="nil"/>
-          <w:between w:space="0" w:sz="0" w:val="nil"/>
-        </w:pBdr>
-        <w:shd w:fill="auto" w:val="clear"/>
-        <w:spacing w:after="0" w:before="0" w:line="276" w:lineRule="auto"/>
-        <w:ind w:left="0" w:right="0" w:firstLine="0"/>
-        <w:jc w:val="left"/>
-        <w:rPr/>
-      </w:pPr>
-      <w:r>
-        <w:rPr>
-          <w:rtl w:val="0"/>
-        </w:rPr>
-      </w:r>
-    </w:p>
-    <w:p>
-      <w:pPr>
-        <w:rPr/>
-      </w:pPr>
-      <w:r>
-        <w:rPr>
-          <w:rtl w:val="0"/>
-        </w:rPr>
-        <w:t xml:space="preserve">Bus operator / operational models</w:t>
-      </w:r>
-    </w:p>
-    <w:p>
-      <w:pPr>
-        <w:keepNext w:val="0"/>
-        <w:keepLines w:val="0"/>
-        <w:pageBreakBefore w:val="0"/>
-        <w:widowControl w:val="0"/>
-        <w:pBdr>
-          <w:top w:space="0" w:sz="0" w:val="nil"/>
-          <w:left w:space="0" w:sz="0" w:val="nil"/>
-          <w:bottom w:space="0" w:sz="0" w:val="nil"/>
-          <w:right w:space="0" w:sz="0" w:val="nil"/>
-          <w:between w:space="0" w:sz="0" w:val="nil"/>
-        </w:pBdr>
-        <w:shd w:fill="auto" w:val="clear"/>
-        <w:spacing w:after="0" w:before="0" w:line="276" w:lineRule="auto"/>
-        <w:ind w:left="0" w:right="0" w:firstLine="0"/>
-        <w:jc w:val="left"/>
-        <w:rPr/>
-      </w:pPr>
-      <w:r>
-        <w:rPr>
-          <w:rtl w:val="0"/>
-        </w:rPr>
-      </w:r>
-    </w:p>
-    <w:p>
-      <w:pPr>
-        <w:numPr>
-          <w:ilvl w:val="0"/>
-          <w:numId w:val="1"/>
-        </w:numPr>
-        <w:ind w:left="720" w:hanging="360"/>
-      </w:pPr>
-      <w:r>
-        <w:rPr>
-          <w:rFonts w:ascii="Roboto Mono" w:cs="Roboto Mono" w:eastAsia="Roboto Mono" w:hAnsi="Roboto Mono"/>
-          <w:color w:val="188038"/>
-          <w:rtl w:val="0"/>
-        </w:rPr>
-        <w:t xml:space="preserve">busop_busop_user</w:t>
-      </w:r>
-      <w:r>
-        <w:rPr>
-          <w:rtl w:val="0"/>
-        </w:rPr>
-      </w:r>
-    </w:p>
-    <w:p>
-      <w:pPr>
-        <w:numPr>
-          <w:ilvl w:val="0"/>
-          <w:numId w:val="1"/>
-        </w:numPr>
-        <w:ind w:left="720" w:hanging="360"/>
-      </w:pPr>
-      <w:r>
-        <w:rPr>
-          <w:rFonts w:ascii="Roboto Mono" w:cs="Roboto Mono" w:eastAsia="Roboto Mono" w:hAnsi="Roboto Mono"/>
-          <w:color w:val="188038"/>
-          <w:rtl w:val="0"/>
-        </w:rPr>
-        <w:t xml:space="preserve">busop_bus</w:t>
-      </w:r>
-      <w:r>
-        <w:rPr>
-          <w:rtl w:val="0"/>
-        </w:rPr>
-      </w:r>
-    </w:p>
-    <w:p>
-      <w:pPr>
-        <w:numPr>
-          <w:ilvl w:val="0"/>
-          <w:numId w:val="1"/>
-        </w:numPr>
-        <w:ind w:left="720" w:hanging="360"/>
-      </w:pPr>
-      <w:r>
-        <w:rPr>
-          <w:rFonts w:ascii="Roboto Mono" w:cs="Roboto Mono" w:eastAsia="Roboto Mono" w:hAnsi="Roboto Mono"/>
-          <w:color w:val="188038"/>
-          <w:rtl w:val="0"/>
-        </w:rPr>
-        <w:t xml:space="preserve">busop_route</w:t>
-      </w:r>
-      <w:r>
-        <w:rPr>
-          <w:rtl w:val="0"/>
-        </w:rPr>
-      </w:r>
-    </w:p>
-    <w:p>
-      <w:pPr>
-        <w:numPr>
-          <w:ilvl w:val="0"/>
-          <w:numId w:val="1"/>
-        </w:numPr>
-        <w:ind w:left="720" w:hanging="360"/>
-      </w:pPr>
-      <w:r>
-        <w:rPr>
-          <w:rFonts w:ascii="Roboto Mono" w:cs="Roboto Mono" w:eastAsia="Roboto Mono" w:hAnsi="Roboto Mono"/>
-          <w:color w:val="188038"/>
-          <w:rtl w:val="0"/>
-        </w:rPr>
-        <w:t xml:space="preserve">busop_schedule</w:t>
-      </w:r>
-      <w:r>
-        <w:rPr>
-          <w:rtl w:val="0"/>
-        </w:rPr>
-      </w:r>
-    </w:p>
-    <w:p>
-      <w:pPr>
-        <w:numPr>
-          <w:ilvl w:val="0"/>
-          <w:numId w:val="1"/>
-        </w:numPr>
-        <w:ind w:left="720" w:hanging="360"/>
-      </w:pPr>
-      <w:r>
-        <w:rPr>
-          <w:rFonts w:ascii="Roboto Mono" w:cs="Roboto Mono" w:eastAsia="Roboto Mono" w:hAnsi="Roboto Mono"/>
-          <w:color w:val="188038"/>
-          <w:rtl w:val="0"/>
-        </w:rPr>
-        <w:t xml:space="preserve">busop_seat</w:t>
-      </w:r>
-      <w:r>
-        <w:rPr>
-          <w:rtl w:val="0"/>
-        </w:rPr>
-      </w:r>
-    </w:p>
-    <w:p>
-      <w:pPr>
-        <w:keepNext w:val="0"/>
-        <w:keepLines w:val="0"/>
-        <w:pageBreakBefore w:val="0"/>
-        <w:widowControl w:val="0"/>
-        <w:pBdr>
-          <w:top w:space="0" w:sz="0" w:val="nil"/>
-          <w:left w:space="0" w:sz="0" w:val="nil"/>
-          <w:bottom w:space="0" w:sz="0" w:val="nil"/>
-          <w:right w:space="0" w:sz="0" w:val="nil"/>
-          <w:between w:space="0" w:sz="0" w:val="nil"/>
-        </w:pBdr>
-        <w:shd w:fill="auto" w:val="clear"/>
-        <w:spacing w:after="0" w:before="0" w:line="276" w:lineRule="auto"/>
-        <w:ind w:left="0" w:right="0" w:firstLine="0"/>
-        <w:jc w:val="left"/>
-        <w:rPr/>
-      </w:pPr>
-      <w:r>
-        <w:rPr>
-          <w:rtl w:val="0"/>
-        </w:rPr>
-      </w:r>
-    </w:p>
-    <w:p>
-      <w:pPr>
-        <w:rPr/>
-      </w:pPr>
-      <w:r>
-        <w:rPr>
-          <w:rtl w:val="0"/>
-        </w:rPr>
-        <w:t xml:space="preserve">End user / booking models</w:t>
-      </w:r>
-    </w:p>
-    <w:p>
-      <w:pPr>
-        <w:keepNext w:val="0"/>
-        <w:keepLines w:val="0"/>
-        <w:pageBreakBefore w:val="0"/>
-        <w:widowControl w:val="0"/>
-        <w:pBdr>
-          <w:top w:space="0" w:sz="0" w:val="nil"/>
-          <w:left w:space="0" w:sz="0" w:val="nil"/>
-          <w:bottom w:space="0" w:sz="0" w:val="nil"/>
-          <w:right w:space="0" w:sz="0" w:val="nil"/>
-          <w:between w:space="0" w:sz="0" w:val="nil"/>
-        </w:pBdr>
-        <w:shd w:fill="auto" w:val="clear"/>
-        <w:spacing w:after="0" w:before="0" w:line="276" w:lineRule="auto"/>
-        <w:ind w:left="0" w:right="0" w:firstLine="0"/>
-        <w:jc w:val="left"/>
-        <w:rPr/>
-      </w:pPr>
-      <w:r>
-        <w:rPr>
-          <w:rtl w:val="0"/>
-        </w:rPr>
-      </w:r>
-    </w:p>
-    <w:p>
-      <w:pPr>
-        <w:numPr>
-          <w:ilvl w:val="0"/>
-          <w:numId w:val="1"/>
-        </w:numPr>
-        <w:ind w:left="720" w:hanging="360"/>
-      </w:pPr>
-      <w:r>
-        <w:rPr>
-          <w:rFonts w:ascii="Roboto Mono" w:cs="Roboto Mono" w:eastAsia="Roboto Mono" w:hAnsi="Roboto Mono"/>
-          <w:color w:val="188038"/>
-          <w:rtl w:val="0"/>
-        </w:rPr>
-        <w:t xml:space="preserve">user_booking</w:t>
-      </w:r>
-      <w:r>
-        <w:rPr>
-          <w:rtl w:val="0"/>
-        </w:rPr>
-      </w:r>
-    </w:p>
-    <w:p>
-      <w:pPr>
-        <w:numPr>
-          <w:ilvl w:val="0"/>
-          <w:numId w:val="1"/>
-        </w:numPr>
-        <w:ind w:left="720" w:hanging="360"/>
-      </w:pPr>
-      <w:r>
-        <w:rPr>
-          <w:rFonts w:ascii="Roboto Mono" w:cs="Roboto Mono" w:eastAsia="Roboto Mono" w:hAnsi="Roboto Mono"/>
-          <w:color w:val="188038"/>
-          <w:rtl w:val="0"/>
-        </w:rPr>
-        <w:t xml:space="preserve">user_payment</w:t>
-      </w:r>
-      <w:r>
-        <w:rPr>
-          <w:rtl w:val="0"/>
-        </w:rPr>
-      </w:r>
-    </w:p>
-    <w:p>
-      <w:pPr>
-        <w:numPr>
-          <w:ilvl w:val="0"/>
-          <w:numId w:val="1"/>
-        </w:numPr>
-        <w:ind w:left="720" w:hanging="360"/>
-      </w:pPr>
-      <w:r>
-        <w:rPr>
-          <w:rFonts w:ascii="Roboto Mono" w:cs="Roboto Mono" w:eastAsia="Roboto Mono" w:hAnsi="Roboto Mono"/>
-          <w:color w:val="188038"/>
-          <w:rtl w:val="0"/>
-        </w:rPr>
-        <w:t xml:space="preserve">user_user</w:t>
-      </w:r>
-      <w:r>
-        <w:rPr>
-          <w:rtl w:val="0"/>
-        </w:rPr>
-      </w:r>
-    </w:p>
-    <w:p>
-      <w:pPr>
-        <w:numPr>
-          <w:ilvl w:val="0"/>
-          <w:numId w:val="1"/>
-        </w:numPr>
-        <w:ind w:left="720" w:hanging="360"/>
-      </w:pPr>
-      <w:r>
-        <w:rPr>
-          <w:rFonts w:ascii="Roboto Mono" w:cs="Roboto Mono" w:eastAsia="Roboto Mono" w:hAnsi="Roboto Mono"/>
-          <w:color w:val="188038"/>
-          <w:rtl w:val="0"/>
-        </w:rPr>
-        <w:t xml:space="preserve">user_transaction</w:t>
-      </w:r>
-      <w:r>
-        <w:rPr>
-          <w:rtl w:val="0"/>
-        </w:rPr>
-      </w:r>
-    </w:p>
-    <w:p>
-      <w:pPr>
-        <w:keepNext w:val="0"/>
-        <w:keepLines w:val="0"/>
-        <w:pageBreakBefore w:val="0"/>
-        <w:widowControl w:val="0"/>
-        <w:pBdr>
-          <w:top w:space="0" w:sz="0" w:val="nil"/>
-          <w:left w:space="0" w:sz="0" w:val="nil"/>
-          <w:bottom w:space="0" w:sz="0" w:val="nil"/>
-          <w:right w:space="0" w:sz="0" w:val="nil"/>
-          <w:between w:space="0" w:sz="0" w:val="nil"/>
-        </w:pBdr>
-        <w:shd w:fill="auto" w:val="clear"/>
-        <w:spacing w:after="0" w:before="0" w:line="276" w:lineRule="auto"/>
-        <w:ind w:left="0" w:right="0" w:firstLine="0"/>
-        <w:jc w:val="left"/>
-        <w:rPr/>
-      </w:pPr>
-      <w:r>
-        <w:rPr>
-          <w:rtl w:val="0"/>
-        </w:rPr>
-      </w:r>
-    </w:p>
-    <w:p>
-      <w:pPr>
-        <w:rPr/>
-      </w:pPr>
-      <w:r>
-        <w:rPr>
-          <w:rtl w:val="0"/>
-        </w:rPr>
-        <w:t xml:space="preserve">Tables requested by specification but not implemented</w:t>
-      </w:r>
-    </w:p>
-    <w:p>
-      <w:pPr>
-        <w:keepNext w:val="0"/>
-        <w:keepLines w:val="0"/>
-        <w:pageBreakBefore w:val="0"/>
-        <w:widowControl w:val="0"/>
-        <w:pBdr>
-          <w:top w:space="0" w:sz="0" w:val="nil"/>
-          <w:left w:space="0" w:sz="0" w:val="nil"/>
-          <w:bottom w:space="0" w:sz="0" w:val="nil"/>
-          <w:right w:space="0" w:sz="0" w:val="nil"/>
-          <w:between w:space="0" w:sz="0" w:val="nil"/>
-        </w:pBdr>
-        <w:shd w:fill="auto" w:val="clear"/>
-        <w:spacing w:after="0" w:before="0" w:line="276" w:lineRule="auto"/>
-        <w:ind w:left="0" w:right="0" w:firstLine="0"/>
-        <w:jc w:val="left"/>
-        <w:rPr/>
-      </w:pPr>
-      <w:r>
-        <w:rPr>
-          <w:rtl w:val="0"/>
-        </w:rPr>
-      </w:r>
-    </w:p>
-    <w:p>
-      <w:pPr>
-        <w:numPr>
-          <w:ilvl w:val="0"/>
-          <w:numId w:val="1"/>
-        </w:numPr>
-        <w:ind w:left="720" w:hanging="360"/>
-      </w:pPr>
-      <w:r>
-        <w:rPr>
-          <w:rFonts w:ascii="Roboto Mono" w:cs="Roboto Mono" w:eastAsia="Roboto Mono" w:hAnsi="Roboto Mono"/>
-          <w:color w:val="188038"/>
-          <w:rtl w:val="0"/>
-        </w:rPr>
-        <w:t xml:space="preserve">City</w:t>
-      </w:r>
-      <w:r>
-        <w:rPr>
-          <w:rtl w:val="0"/>
-        </w:rPr>
-        <w:t xml:space="preserve"> (not implemented; </w:t>
-      </w:r>
-      <w:r>
-        <w:rPr>
-          <w:rFonts w:ascii="Roboto Mono" w:cs="Roboto Mono" w:eastAsia="Roboto Mono" w:hAnsi="Roboto Mono"/>
-          <w:color w:val="188038"/>
-          <w:rtl w:val="0"/>
-        </w:rPr>
-        <w:t xml:space="preserve">Route.source</w:t>
-      </w:r>
-      <w:r>
-        <w:rPr>
-          <w:rtl w:val="0"/>
-        </w:rPr>
-        <w:t xml:space="preserve"> and </w:t>
-      </w:r>
-      <w:r>
-        <w:rPr>
-          <w:rFonts w:ascii="Roboto Mono" w:cs="Roboto Mono" w:eastAsia="Roboto Mono" w:hAnsi="Roboto Mono"/>
-          <w:color w:val="188038"/>
-          <w:rtl w:val="0"/>
-        </w:rPr>
-        <w:t xml:space="preserve">Route.destination</w:t>
-      </w:r>
-      <w:r>
-        <w:rPr>
-          <w:rtl w:val="0"/>
-        </w:rPr>
-        <w:t xml:space="preserve"> are strings)</w:t>
-      </w:r>
-    </w:p>
-    <w:p>
-      <w:pPr>
-        <w:numPr>
-          <w:ilvl w:val="0"/>
-          <w:numId w:val="1"/>
-        </w:numPr>
-        <w:ind w:left="720" w:hanging="360"/>
-      </w:pPr>
-      <w:r>
-        <w:rPr>
-          <w:rFonts w:ascii="Roboto Mono" w:cs="Roboto Mono" w:eastAsia="Roboto Mono" w:hAnsi="Roboto Mono"/>
-          <w:color w:val="188038"/>
-          <w:rtl w:val="0"/>
-        </w:rPr>
-        <w:t xml:space="preserve">BookingSeat</w:t>
-      </w:r>
-      <w:r>
-        <w:rPr>
-          <w:rtl w:val="0"/>
-        </w:rPr>
-        <w:t xml:space="preserve"> (not implemented; one booking stores one seat; multi-seat would require a join table)</w:t>
-      </w:r>
-    </w:p>
-    <w:p>
-      <w:pPr>
-        <w:pStyle w:val="Heading3"/>
-        <w:rPr/>
-      </w:pPr>
-      <w:bookmarkStart w:colFirst="0" w:colLast="0" w:name="_j1zxnoksunvb" w:id="18"/>
-      <w:bookmarkEnd w:id="18"/>
-      <w:r>
-        <w:rPr>
-          <w:rtl w:val="0"/>
-        </w:rPr>
-        <w:t xml:space="preserve">Conceptual ER model (ASCII)</w:t>
-      </w:r>
-    </w:p>
-    <w:p>
-      <w:pPr>
-        <w:rPr/>
-      </w:pPr>
-      <w:r>
-        <w:rPr>
-          <w:rtl w:val="0"/>
-        </w:rPr>
-        <w:t xml:space="preserve">The following ER view is derived directly from how the Django models reference each other. It is written in a database-centric format (PK/FK) for academic clarity.</w:t>
-      </w:r>
-    </w:p>
-    <w:p>
-      <w:pPr>
-        <w:keepNext w:val="0"/>
-        <w:keepLines w:val="0"/>
-        <w:pageBreakBefore w:val="0"/>
-        <w:widowControl w:val="0"/>
-        <w:pBdr>
-          <w:top w:space="0" w:sz="0" w:val="nil"/>
-          <w:left w:space="0" w:sz="0" w:val="nil"/>
-          <w:bottom w:space="0" w:sz="0" w:val="nil"/>
-          <w:right w:space="0" w:sz="0" w:val="nil"/>
-          <w:between w:space="0" w:sz="0" w:val="nil"/>
-        </w:pBdr>
-        <w:shd w:fill="auto" w:val="clear"/>
-        <w:spacing w:after="0" w:before="0" w:line="276" w:lineRule="auto"/>
-        <w:ind w:left="0" w:right="0" w:firstLine="0"/>
-        <w:jc w:val="left"/>
-        <w:rPr/>
-      </w:pPr>
-      <w:r>
-        <w:rPr>
-          <w:rtl w:val="0"/>
-        </w:rPr>
-      </w:r>
-    </w:p>
-    <w:p>
-      <w:pPr>
-        <w:rPr/>
-      </w:pPr>
-      <w:r>
-        <w:rPr>
-          <w:rtl w:val="0"/>
-        </w:rPr>
-        <w:t xml:space="preserve">   +------------------+              +------------------+</w:t>
-      </w:r>
-    </w:p>
-    <w:p>
-      <w:pPr>
-        <w:keepNext w:val="0"/>
-        <w:keepLines w:val="0"/>
-        <w:pageBreakBefore w:val="0"/>
-        <w:widowControl w:val="0"/>
-        <w:pBdr>
-          <w:top w:space="0" w:sz="0" w:val="nil"/>
-          <w:left w:space="0" w:sz="0" w:val="nil"/>
-          <w:bottom w:space="0" w:sz="0" w:val="nil"/>
-          <w:right w:space="0" w:sz="0" w:val="nil"/>
-          <w:between w:space="0" w:sz="0" w:val="nil"/>
-        </w:pBdr>
-        <w:shd w:fill="auto" w:val="clear"/>
-        <w:spacing w:after="0" w:before="0" w:line="276" w:lineRule="auto"/>
-        <w:ind w:left="0" w:right="0" w:firstLine="0"/>
-        <w:jc w:val="left"/>
-        <w:rPr/>
-      </w:pPr>
-      <w:r>
-        <w:rPr>
-          <w:rtl w:val="0"/>
-        </w:rPr>
-      </w:r>
-    </w:p>
-    <w:p>
-      <w:pPr>
-        <w:rPr/>
-      </w:pPr>
-      <w:r>
-        <w:rPr>
-          <w:rtl w:val="0"/>
-        </w:rPr>
-        <w:t xml:space="preserve">   |    auth_user     |              |   busop_route    |</w:t>
-      </w:r>
-    </w:p>
-    <w:p>
-      <w:pPr>
-        <w:keepNext w:val="0"/>
-        <w:keepLines w:val="0"/>
-        <w:pageBreakBefore w:val="0"/>
-        <w:widowControl w:val="0"/>
-        <w:pBdr>
-          <w:top w:space="0" w:sz="0" w:val="nil"/>
-          <w:left w:space="0" w:sz="0" w:val="nil"/>
-          <w:bottom w:space="0" w:sz="0" w:val="nil"/>
-          <w:right w:space="0" w:sz="0" w:val="nil"/>
-          <w:between w:space="0" w:sz="0" w:val="nil"/>
-        </w:pBdr>
-        <w:shd w:fill="auto" w:val="clear"/>
-        <w:spacing w:after="0" w:before="0" w:line="276" w:lineRule="auto"/>
-        <w:ind w:left="0" w:right="0" w:firstLine="0"/>
-        <w:jc w:val="left"/>
-        <w:rPr/>
-      </w:pPr>
-      <w:r>
-        <w:rPr>
-          <w:rtl w:val="0"/>
-        </w:rPr>
-      </w:r>
-    </w:p>
-    <w:p>
-      <w:pPr>
-        <w:rPr/>
-      </w:pPr>
-      <w:r>
-        <w:rPr>
-          <w:rtl w:val="0"/>
-        </w:rPr>
-        <w:t xml:space="preserve">   |------------------|              |------------------|</w:t>
-      </w:r>
-    </w:p>
-    <w:p>
-      <w:pPr>
-        <w:keepNext w:val="0"/>
-        <w:keepLines w:val="0"/>
-        <w:pageBreakBefore w:val="0"/>
-        <w:widowControl w:val="0"/>
-        <w:pBdr>
-          <w:top w:space="0" w:sz="0" w:val="nil"/>
-          <w:left w:space="0" w:sz="0" w:val="nil"/>
-          <w:bottom w:space="0" w:sz="0" w:val="nil"/>
-          <w:right w:space="0" w:sz="0" w:val="nil"/>
-          <w:between w:space="0" w:sz="0" w:val="nil"/>
-        </w:pBdr>
-        <w:shd w:fill="auto" w:val="clear"/>
-        <w:spacing w:after="0" w:before="0" w:line="276" w:lineRule="auto"/>
-        <w:ind w:left="0" w:right="0" w:firstLine="0"/>
-        <w:jc w:val="left"/>
-        <w:rPr/>
-      </w:pPr>
-      <w:r>
-        <w:rPr>
-          <w:rtl w:val="0"/>
-        </w:rPr>
-      </w:r>
-    </w:p>
-    <w:p>
-      <w:pPr>
-        <w:rPr/>
-      </w:pPr>
-      <w:r>
-        <w:rPr>
-          <w:rtl w:val="0"/>
-        </w:rPr>
-        <w:t xml:space="preserve">   | PK id            |              | PK id            |</w:t>
-      </w:r>
-    </w:p>
-    <w:p>
-      <w:pPr>
-        <w:keepNext w:val="0"/>
-        <w:keepLines w:val="0"/>
-        <w:pageBreakBefore w:val="0"/>
-        <w:widowControl w:val="0"/>
-        <w:pBdr>
-          <w:top w:space="0" w:sz="0" w:val="nil"/>
-          <w:left w:space="0" w:sz="0" w:val="nil"/>
-          <w:bottom w:space="0" w:sz="0" w:val="nil"/>
-          <w:right w:space="0" w:sz="0" w:val="nil"/>
-          <w:between w:space="0" w:sz="0" w:val="nil"/>
-        </w:pBdr>
-        <w:shd w:fill="auto" w:val="clear"/>
-        <w:spacing w:after="0" w:before="0" w:line="276" w:lineRule="auto"/>
-        <w:ind w:left="0" w:right="0" w:firstLine="0"/>
-        <w:jc w:val="left"/>
-        <w:rPr/>
-      </w:pPr>
-      <w:r>
-        <w:rPr>
-          <w:rtl w:val="0"/>
-        </w:rPr>
-      </w:r>
-    </w:p>
-    <w:p>
-      <w:pPr>
-        <w:rPr/>
-      </w:pPr>
-      <w:r>
-        <w:rPr>
-          <w:rtl w:val="0"/>
-        </w:rPr>
-        <w:t xml:space="preserve">   | username         |              | source           |</w:t>
-      </w:r>
-    </w:p>
-    <w:p>
-      <w:pPr>
-        <w:keepNext w:val="0"/>
-        <w:keepLines w:val="0"/>
-        <w:pageBreakBefore w:val="0"/>
-        <w:widowControl w:val="0"/>
-        <w:pBdr>
-          <w:top w:space="0" w:sz="0" w:val="nil"/>
-          <w:left w:space="0" w:sz="0" w:val="nil"/>
-          <w:bottom w:space="0" w:sz="0" w:val="nil"/>
-          <w:right w:space="0" w:sz="0" w:val="nil"/>
-          <w:between w:space="0" w:sz="0" w:val="nil"/>
-        </w:pBdr>
-        <w:shd w:fill="auto" w:val="clear"/>
-        <w:spacing w:after="0" w:before="0" w:line="276" w:lineRule="auto"/>
-        <w:ind w:left="0" w:right="0" w:firstLine="0"/>
-        <w:jc w:val="left"/>
-        <w:rPr/>
-      </w:pPr>
-      <w:r>
-        <w:rPr>
-          <w:rtl w:val="0"/>
-        </w:rPr>
-      </w:r>
-    </w:p>
-    <w:p>
-      <w:pPr>
-        <w:rPr/>
-      </w:pPr>
-      <w:r>
-        <w:rPr>
-          <w:rtl w:val="0"/>
-        </w:rPr>
-        <w:t xml:space="preserve">   | email            |              | destination      |</w:t>
-      </w:r>
-    </w:p>
-    <w:p>
-      <w:pPr>
-        <w:keepNext w:val="0"/>
-        <w:keepLines w:val="0"/>
-        <w:pageBreakBefore w:val="0"/>
-        <w:widowControl w:val="0"/>
-        <w:pBdr>
-          <w:top w:space="0" w:sz="0" w:val="nil"/>
-          <w:left w:space="0" w:sz="0" w:val="nil"/>
-          <w:bottom w:space="0" w:sz="0" w:val="nil"/>
-          <w:right w:space="0" w:sz="0" w:val="nil"/>
-          <w:between w:space="0" w:sz="0" w:val="nil"/>
-        </w:pBdr>
-        <w:shd w:fill="auto" w:val="clear"/>
-        <w:spacing w:after="0" w:before="0" w:line="276" w:lineRule="auto"/>
-        <w:ind w:left="0" w:right="0" w:firstLine="0"/>
-        <w:jc w:val="left"/>
-        <w:rPr/>
-      </w:pPr>
-      <w:r>
-        <w:rPr>
-          <w:rtl w:val="0"/>
-        </w:rPr>
-      </w:r>
-    </w:p>
-    <w:p>
-      <w:pPr>
-        <w:rPr/>
-      </w:pPr>
-      <w:r>
-        <w:rPr>
-          <w:rtl w:val="0"/>
-        </w:rPr>
-        <w:t xml:space="preserve">   | is_staff         |              | distance         |</w:t>
-      </w:r>
-    </w:p>
-    <w:p>
-      <w:pPr>
-        <w:keepNext w:val="0"/>
-        <w:keepLines w:val="0"/>
-        <w:pageBreakBefore w:val="0"/>
-        <w:widowControl w:val="0"/>
-        <w:pBdr>
-          <w:top w:space="0" w:sz="0" w:val="nil"/>
-          <w:left w:space="0" w:sz="0" w:val="nil"/>
-          <w:bottom w:space="0" w:sz="0" w:val="nil"/>
-          <w:right w:space="0" w:sz="0" w:val="nil"/>
-          <w:between w:space="0" w:sz="0" w:val="nil"/>
-        </w:pBdr>
-        <w:shd w:fill="auto" w:val="clear"/>
-        <w:spacing w:after="0" w:before="0" w:line="276" w:lineRule="auto"/>
-        <w:ind w:left="0" w:right="0" w:firstLine="0"/>
-        <w:jc w:val="left"/>
-        <w:rPr/>
-      </w:pPr>
-      <w:r>
-        <w:rPr>
-          <w:rtl w:val="0"/>
-        </w:rPr>
-      </w:r>
-    </w:p>
-    <w:p>
-      <w:pPr>
-        <w:rPr/>
-      </w:pPr>
-      <w:r>
-        <w:rPr>
-          <w:rtl w:val="0"/>
-        </w:rPr>
-        <w:t xml:space="preserve">   +--------+---------+              +--------+---------+</w:t>
-      </w:r>
-    </w:p>
-    <w:p>
-      <w:pPr>
-        <w:keepNext w:val="0"/>
-        <w:keepLines w:val="0"/>
-        <w:pageBreakBefore w:val="0"/>
-        <w:widowControl w:val="0"/>
-        <w:pBdr>
-          <w:top w:space="0" w:sz="0" w:val="nil"/>
-          <w:left w:space="0" w:sz="0" w:val="nil"/>
-          <w:bottom w:space="0" w:sz="0" w:val="nil"/>
-          <w:right w:space="0" w:sz="0" w:val="nil"/>
-          <w:between w:space="0" w:sz="0" w:val="nil"/>
-        </w:pBdr>
-        <w:shd w:fill="auto" w:val="clear"/>
-        <w:spacing w:after="0" w:before="0" w:line="276" w:lineRule="auto"/>
-        <w:ind w:left="0" w:right="0" w:firstLine="0"/>
-        <w:jc w:val="left"/>
-        <w:rPr/>
-      </w:pPr>
-      <w:r>
-        <w:rPr>
-          <w:rtl w:val="0"/>
-        </w:rPr>
-      </w:r>
-    </w:p>
-    <w:p>
-      <w:pPr>
-        <w:rPr/>
-      </w:pPr>
-      <w:r>
-        <w:rPr>
-          <w:rtl w:val="0"/>
-        </w:rPr>
-        <w:t xml:space="preserve">            |                                 |</w:t>
-      </w:r>
-    </w:p>
-    <w:p>
-      <w:pPr>
-        <w:keepNext w:val="0"/>
-        <w:keepLines w:val="0"/>
-        <w:pageBreakBefore w:val="0"/>
-        <w:widowControl w:val="0"/>
-        <w:pBdr>
-          <w:top w:space="0" w:sz="0" w:val="nil"/>
-          <w:left w:space="0" w:sz="0" w:val="nil"/>
-          <w:bottom w:space="0" w:sz="0" w:val="nil"/>
-          <w:right w:space="0" w:sz="0" w:val="nil"/>
-          <w:between w:space="0" w:sz="0" w:val="nil"/>
-        </w:pBdr>
-        <w:shd w:fill="auto" w:val="clear"/>
-        <w:spacing w:after="0" w:before="0" w:line="276" w:lineRule="auto"/>
-        <w:ind w:left="0" w:right="0" w:firstLine="0"/>
-        <w:jc w:val="left"/>
-        <w:rPr/>
-      </w:pPr>
-      <w:r>
-        <w:rPr>
-          <w:rtl w:val="0"/>
-        </w:rPr>
-      </w:r>
-    </w:p>
-    <w:p>
-      <w:pPr>
-        <w:rPr/>
-      </w:pPr>
-      <w:r>
-        <w:rPr>
-          <w:rtl w:val="0"/>
-        </w:rPr>
-        <w:t xml:space="preserve">            | 1:N                             | 1:N</w:t>
-      </w:r>
-    </w:p>
-    <w:p>
-      <w:pPr>
-        <w:keepNext w:val="0"/>
-        <w:keepLines w:val="0"/>
-        <w:pageBreakBefore w:val="0"/>
-        <w:widowControl w:val="0"/>
-        <w:pBdr>
-          <w:top w:space="0" w:sz="0" w:val="nil"/>
-          <w:left w:space="0" w:sz="0" w:val="nil"/>
-          <w:bottom w:space="0" w:sz="0" w:val="nil"/>
-          <w:right w:space="0" w:sz="0" w:val="nil"/>
-          <w:between w:space="0" w:sz="0" w:val="nil"/>
-        </w:pBdr>
-        <w:shd w:fill="auto" w:val="clear"/>
-        <w:spacing w:after="0" w:before="0" w:line="276" w:lineRule="auto"/>
-        <w:ind w:left="0" w:right="0" w:firstLine="0"/>
-        <w:jc w:val="left"/>
-        <w:rPr/>
-      </w:pPr>
-      <w:r>
-        <w:rPr>
-          <w:rtl w:val="0"/>
-        </w:rPr>
-      </w:r>
-    </w:p>
-    <w:p>
-      <w:pPr>
-        <w:rPr/>
-      </w:pPr>
-      <w:r>
-        <w:rPr>
-          <w:rtl w:val="0"/>
-        </w:rPr>
-        <w:t xml:space="preserve">            v                                 v</w:t>
-      </w:r>
-    </w:p>
-    <w:p>
-      <w:pPr>
-        <w:keepNext w:val="0"/>
-        <w:keepLines w:val="0"/>
-        <w:pageBreakBefore w:val="0"/>
-        <w:widowControl w:val="0"/>
-        <w:pBdr>
-          <w:top w:space="0" w:sz="0" w:val="nil"/>
-          <w:left w:space="0" w:sz="0" w:val="nil"/>
-          <w:bottom w:space="0" w:sz="0" w:val="nil"/>
-          <w:right w:space="0" w:sz="0" w:val="nil"/>
-          <w:between w:space="0" w:sz="0" w:val="nil"/>
-        </w:pBdr>
-        <w:shd w:fill="auto" w:val="clear"/>
-        <w:spacing w:after="0" w:before="0" w:line="276" w:lineRule="auto"/>
-        <w:ind w:left="0" w:right="0" w:firstLine="0"/>
-        <w:jc w:val="left"/>
-        <w:rPr/>
-      </w:pPr>
-      <w:r>
-        <w:rPr>
-          <w:rtl w:val="0"/>
-        </w:rPr>
-      </w:r>
-    </w:p>
-    <w:p>
-      <w:pPr>
-        <w:rPr/>
-      </w:pPr>
-      <w:r>
-        <w:rPr>
-          <w:rtl w:val="0"/>
-        </w:rPr>
-        <w:t xml:space="preserve">   +------------------+              +------------------+</w:t>
-      </w:r>
-    </w:p>
-    <w:p>
-      <w:pPr>
-        <w:keepNext w:val="0"/>
-        <w:keepLines w:val="0"/>
-        <w:pageBreakBefore w:val="0"/>
-        <w:widowControl w:val="0"/>
-        <w:pBdr>
-          <w:top w:space="0" w:sz="0" w:val="nil"/>
-          <w:left w:space="0" w:sz="0" w:val="nil"/>
-          <w:bottom w:space="0" w:sz="0" w:val="nil"/>
-          <w:right w:space="0" w:sz="0" w:val="nil"/>
-          <w:between w:space="0" w:sz="0" w:val="nil"/>
-        </w:pBdr>
-        <w:shd w:fill="auto" w:val="clear"/>
-        <w:spacing w:after="0" w:before="0" w:line="276" w:lineRule="auto"/>
-        <w:ind w:left="0" w:right="0" w:firstLine="0"/>
-        <w:jc w:val="left"/>
-        <w:rPr/>
-      </w:pPr>
-      <w:r>
-        <w:rPr>
-          <w:rtl w:val="0"/>
-        </w:rPr>
-      </w:r>
-    </w:p>
-    <w:p>
-      <w:pPr>
-        <w:rPr/>
-      </w:pPr>
-      <w:r>
-        <w:rPr>
-          <w:rtl w:val="0"/>
-        </w:rPr>
-        <w:t xml:space="preserve">   |   user_booking   |              |   busop_schedule |</w:t>
-      </w:r>
-    </w:p>
-    <w:p>
-      <w:pPr>
-        <w:keepNext w:val="0"/>
-        <w:keepLines w:val="0"/>
-        <w:pageBreakBefore w:val="0"/>
-        <w:widowControl w:val="0"/>
-        <w:pBdr>
-          <w:top w:space="0" w:sz="0" w:val="nil"/>
-          <w:left w:space="0" w:sz="0" w:val="nil"/>
-          <w:bottom w:space="0" w:sz="0" w:val="nil"/>
-          <w:right w:space="0" w:sz="0" w:val="nil"/>
-          <w:between w:space="0" w:sz="0" w:val="nil"/>
-        </w:pBdr>
-        <w:shd w:fill="auto" w:val="clear"/>
-        <w:spacing w:after="0" w:before="0" w:line="276" w:lineRule="auto"/>
-        <w:ind w:left="0" w:right="0" w:firstLine="0"/>
-        <w:jc w:val="left"/>
-        <w:rPr/>
-      </w:pPr>
-      <w:r>
-        <w:rPr>
-          <w:rtl w:val="0"/>
-        </w:rPr>
-      </w:r>
-    </w:p>
-    <w:p>
-      <w:pPr>
-        <w:rPr/>
-      </w:pPr>
-      <w:r>
-        <w:rPr>
-          <w:rtl w:val="0"/>
-        </w:rPr>
-        <w:t xml:space="preserve">   |------------------|              |------------------|</w:t>
-      </w:r>
-    </w:p>
-    <w:p>
-      <w:pPr>
-        <w:keepNext w:val="0"/>
-        <w:keepLines w:val="0"/>
-        <w:pageBreakBefore w:val="0"/>
-        <w:widowControl w:val="0"/>
-        <w:pBdr>
-          <w:top w:space="0" w:sz="0" w:val="nil"/>
-          <w:left w:space="0" w:sz="0" w:val="nil"/>
-          <w:bottom w:space="0" w:sz="0" w:val="nil"/>
-          <w:right w:space="0" w:sz="0" w:val="nil"/>
-          <w:between w:space="0" w:sz="0" w:val="nil"/>
-        </w:pBdr>
-        <w:shd w:fill="auto" w:val="clear"/>
-        <w:spacing w:after="0" w:before="0" w:line="276" w:lineRule="auto"/>
-        <w:ind w:left="0" w:right="0" w:firstLine="0"/>
-        <w:jc w:val="left"/>
-        <w:rPr/>
-      </w:pPr>
-      <w:r>
-        <w:rPr>
-          <w:rtl w:val="0"/>
-        </w:rPr>
-      </w:r>
-    </w:p>
-    <w:p>
-      <w:pPr>
-        <w:rPr/>
-      </w:pPr>
-      <w:r>
-        <w:rPr>
-          <w:rtl w:val="0"/>
-        </w:rPr>
-        <w:t xml:space="preserve">   | PK id            |      N:1     | PK id            |</w:t>
-      </w:r>
-    </w:p>
-    <w:p>
-      <w:pPr>
-        <w:keepNext w:val="0"/>
-        <w:keepLines w:val="0"/>
-        <w:pageBreakBefore w:val="0"/>
-        <w:widowControl w:val="0"/>
-        <w:pBdr>
-          <w:top w:space="0" w:sz="0" w:val="nil"/>
-          <w:left w:space="0" w:sz="0" w:val="nil"/>
-          <w:bottom w:space="0" w:sz="0" w:val="nil"/>
-          <w:right w:space="0" w:sz="0" w:val="nil"/>
-          <w:between w:space="0" w:sz="0" w:val="nil"/>
-        </w:pBdr>
-        <w:shd w:fill="auto" w:val="clear"/>
-        <w:spacing w:after="0" w:before="0" w:line="276" w:lineRule="auto"/>
-        <w:ind w:left="0" w:right="0" w:firstLine="0"/>
-        <w:jc w:val="left"/>
-        <w:rPr/>
-      </w:pPr>
-      <w:r>
-        <w:rPr>
-          <w:rtl w:val="0"/>
-        </w:rPr>
-      </w:r>
-    </w:p>
-    <w:p>
-      <w:pPr>
-        <w:rPr/>
-      </w:pPr>
-      <w:r>
-        <w:rPr>
-          <w:rtl w:val="0"/>
-        </w:rPr>
-        <w:t xml:space="preserve">   | FK user_id ------+-------------&gt;| FK route_id      |</w:t>
-      </w:r>
-    </w:p>
-    <w:p>
-      <w:pPr>
-        <w:keepNext w:val="0"/>
-        <w:keepLines w:val="0"/>
-        <w:pageBreakBefore w:val="0"/>
-        <w:widowControl w:val="0"/>
-        <w:pBdr>
-          <w:top w:space="0" w:sz="0" w:val="nil"/>
-          <w:left w:space="0" w:sz="0" w:val="nil"/>
-          <w:bottom w:space="0" w:sz="0" w:val="nil"/>
-          <w:right w:space="0" w:sz="0" w:val="nil"/>
-          <w:between w:space="0" w:sz="0" w:val="nil"/>
-        </w:pBdr>
-        <w:shd w:fill="auto" w:val="clear"/>
-        <w:spacing w:after="0" w:before="0" w:line="276" w:lineRule="auto"/>
-        <w:ind w:left="0" w:right="0" w:firstLine="0"/>
-        <w:jc w:val="left"/>
-        <w:rPr/>
-      </w:pPr>
-      <w:r>
-        <w:rPr>
-          <w:rtl w:val="0"/>
-        </w:rPr>
-      </w:r>
-    </w:p>
-    <w:p>
-      <w:pPr>
-        <w:rPr/>
-      </w:pPr>
-      <w:r>
-        <w:rPr>
-          <w:rtl w:val="0"/>
-        </w:rPr>
-        <w:t xml:space="preserve">   | FK schedule_id --+--------------| FK bus_id        |</w:t>
-      </w:r>
-    </w:p>
-    <w:p>
-      <w:pPr>
-        <w:keepNext w:val="0"/>
-        <w:keepLines w:val="0"/>
-        <w:pageBreakBefore w:val="0"/>
-        <w:widowControl w:val="0"/>
-        <w:pBdr>
-          <w:top w:space="0" w:sz="0" w:val="nil"/>
-          <w:left w:space="0" w:sz="0" w:val="nil"/>
-          <w:bottom w:space="0" w:sz="0" w:val="nil"/>
-          <w:right w:space="0" w:sz="0" w:val="nil"/>
-          <w:between w:space="0" w:sz="0" w:val="nil"/>
-        </w:pBdr>
-        <w:shd w:fill="auto" w:val="clear"/>
-        <w:spacing w:after="0" w:before="0" w:line="276" w:lineRule="auto"/>
-        <w:ind w:left="0" w:right="0" w:firstLine="0"/>
-        <w:jc w:val="left"/>
-        <w:rPr/>
-      </w:pPr>
-      <w:r>
-        <w:rPr>
-          <w:rtl w:val="0"/>
-        </w:rPr>
-      </w:r>
-    </w:p>
-    <w:p>
-      <w:pPr>
-        <w:rPr/>
-      </w:pPr>
-      <w:r>
-        <w:rPr>
-          <w:rtl w:val="0"/>
-        </w:rPr>
-        <w:t xml:space="preserve">   | FK seat_id ------+---+          | departure_time   |</w:t>
-      </w:r>
-    </w:p>
-    <w:p>
-      <w:pPr>
-        <w:keepNext w:val="0"/>
-        <w:keepLines w:val="0"/>
-        <w:pageBreakBefore w:val="0"/>
-        <w:widowControl w:val="0"/>
-        <w:pBdr>
-          <w:top w:space="0" w:sz="0" w:val="nil"/>
-          <w:left w:space="0" w:sz="0" w:val="nil"/>
-          <w:bottom w:space="0" w:sz="0" w:val="nil"/>
-          <w:right w:space="0" w:sz="0" w:val="nil"/>
-          <w:between w:space="0" w:sz="0" w:val="nil"/>
-        </w:pBdr>
-        <w:shd w:fill="auto" w:val="clear"/>
-        <w:spacing w:after="0" w:before="0" w:line="276" w:lineRule="auto"/>
-        <w:ind w:left="0" w:right="0" w:firstLine="0"/>
-        <w:jc w:val="left"/>
-        <w:rPr/>
-      </w:pPr>
-      <w:r>
-        <w:rPr>
-          <w:rtl w:val="0"/>
-        </w:rPr>
-      </w:r>
-    </w:p>
-    <w:p>
-      <w:pPr>
-        <w:rPr/>
-      </w:pPr>
-      <w:r>
-        <w:rPr>
-          <w:rtl w:val="0"/>
-        </w:rPr>
-        <w:t xml:space="preserve">   | passenger_*      |   |          | arrival_time     |</w:t>
-      </w:r>
-    </w:p>
-    <w:p>
-      <w:pPr>
-        <w:keepNext w:val="0"/>
-        <w:keepLines w:val="0"/>
-        <w:pageBreakBefore w:val="0"/>
-        <w:widowControl w:val="0"/>
-        <w:pBdr>
-          <w:top w:space="0" w:sz="0" w:val="nil"/>
-          <w:left w:space="0" w:sz="0" w:val="nil"/>
-          <w:bottom w:space="0" w:sz="0" w:val="nil"/>
-          <w:right w:space="0" w:sz="0" w:val="nil"/>
-          <w:between w:space="0" w:sz="0" w:val="nil"/>
-        </w:pBdr>
-        <w:shd w:fill="auto" w:val="clear"/>
-        <w:spacing w:after="0" w:before="0" w:line="276" w:lineRule="auto"/>
-        <w:ind w:left="0" w:right="0" w:firstLine="0"/>
-        <w:jc w:val="left"/>
-        <w:rPr/>
-      </w:pPr>
-      <w:r>
-        <w:rPr>
-          <w:rtl w:val="0"/>
-        </w:rPr>
-      </w:r>
-    </w:p>
-    <w:p>
-      <w:pPr>
-        <w:rPr/>
-      </w:pPr>
-      <w:r>
-        <w:rPr>
-          <w:rtl w:val="0"/>
-        </w:rPr>
-        <w:t xml:space="preserve">   | status           |   |          | price            |</w:t>
-      </w:r>
-    </w:p>
-    <w:p>
-      <w:pPr>
-        <w:keepNext w:val="0"/>
-        <w:keepLines w:val="0"/>
-        <w:pageBreakBefore w:val="0"/>
-        <w:widowControl w:val="0"/>
-        <w:pBdr>
-          <w:top w:space="0" w:sz="0" w:val="nil"/>
-          <w:left w:space="0" w:sz="0" w:val="nil"/>
-          <w:bottom w:space="0" w:sz="0" w:val="nil"/>
-          <w:right w:space="0" w:sz="0" w:val="nil"/>
-          <w:between w:space="0" w:sz="0" w:val="nil"/>
-        </w:pBdr>
-        <w:shd w:fill="auto" w:val="clear"/>
-        <w:spacing w:after="0" w:before="0" w:line="276" w:lineRule="auto"/>
-        <w:ind w:left="0" w:right="0" w:firstLine="0"/>
-        <w:jc w:val="left"/>
-        <w:rPr/>
-      </w:pPr>
-      <w:r>
-        <w:rPr>
-          <w:rtl w:val="0"/>
-        </w:rPr>
-      </w:r>
-    </w:p>
-    <w:p>
-      <w:pPr>
-        <w:rPr/>
-      </w:pPr>
-      <w:r>
-        <w:rPr>
-          <w:rtl w:val="0"/>
-        </w:rPr>
-        <w:t xml:space="preserve">   +--------+---------+   |          +--------+---------+</w:t>
-      </w:r>
-    </w:p>
-    <w:p>
-      <w:pPr>
-        <w:keepNext w:val="0"/>
-        <w:keepLines w:val="0"/>
-        <w:pageBreakBefore w:val="0"/>
-        <w:widowControl w:val="0"/>
-        <w:pBdr>
-          <w:top w:space="0" w:sz="0" w:val="nil"/>
-          <w:left w:space="0" w:sz="0" w:val="nil"/>
-          <w:bottom w:space="0" w:sz="0" w:val="nil"/>
-          <w:right w:space="0" w:sz="0" w:val="nil"/>
-          <w:between w:space="0" w:sz="0" w:val="nil"/>
-        </w:pBdr>
-        <w:shd w:fill="auto" w:val="clear"/>
-        <w:spacing w:after="0" w:before="0" w:line="276" w:lineRule="auto"/>
-        <w:ind w:left="0" w:right="0" w:firstLine="0"/>
-        <w:jc w:val="left"/>
-        <w:rPr/>
-      </w:pPr>
-      <w:r>
-        <w:rPr>
-          <w:rtl w:val="0"/>
-        </w:rPr>
-      </w:r>
-    </w:p>
-    <w:p>
-      <w:pPr>
-        <w:rPr/>
-      </w:pPr>
-      <w:r>
-        <w:rPr>
-          <w:rtl w:val="0"/>
-        </w:rPr>
-        <w:t xml:space="preserve">            | 1:N         |                   |</w:t>
-      </w:r>
-    </w:p>
-    <w:p>
-      <w:pPr>
-        <w:keepNext w:val="0"/>
-        <w:keepLines w:val="0"/>
-        <w:pageBreakBefore w:val="0"/>
-        <w:widowControl w:val="0"/>
-        <w:pBdr>
-          <w:top w:space="0" w:sz="0" w:val="nil"/>
-          <w:left w:space="0" w:sz="0" w:val="nil"/>
-          <w:bottom w:space="0" w:sz="0" w:val="nil"/>
-          <w:right w:space="0" w:sz="0" w:val="nil"/>
-          <w:between w:space="0" w:sz="0" w:val="nil"/>
-        </w:pBdr>
-        <w:shd w:fill="auto" w:val="clear"/>
-        <w:spacing w:after="0" w:before="0" w:line="276" w:lineRule="auto"/>
-        <w:ind w:left="0" w:right="0" w:firstLine="0"/>
-        <w:jc w:val="left"/>
-        <w:rPr/>
-      </w:pPr>
-      <w:r>
-        <w:rPr>
-          <w:rtl w:val="0"/>
-        </w:rPr>
-      </w:r>
-    </w:p>
-    <w:p>
-      <w:pPr>
-        <w:rPr/>
-      </w:pPr>
-      <w:r>
-        <w:rPr>
-          <w:rtl w:val="0"/>
-        </w:rPr>
-        <w:t xml:space="preserve">            v             |                   | N:1</w:t>
-      </w:r>
-    </w:p>
-    <w:p>
-      <w:pPr>
-        <w:keepNext w:val="0"/>
-        <w:keepLines w:val="0"/>
-        <w:pageBreakBefore w:val="0"/>
-        <w:widowControl w:val="0"/>
-        <w:pBdr>
-          <w:top w:space="0" w:sz="0" w:val="nil"/>
-          <w:left w:space="0" w:sz="0" w:val="nil"/>
-          <w:bottom w:space="0" w:sz="0" w:val="nil"/>
-          <w:right w:space="0" w:sz="0" w:val="nil"/>
-          <w:between w:space="0" w:sz="0" w:val="nil"/>
-        </w:pBdr>
-        <w:shd w:fill="auto" w:val="clear"/>
-        <w:spacing w:after="0" w:before="0" w:line="276" w:lineRule="auto"/>
-        <w:ind w:left="0" w:right="0" w:firstLine="0"/>
-        <w:jc w:val="left"/>
-        <w:rPr/>
-      </w:pPr>
-      <w:r>
-        <w:rPr>
-          <w:rtl w:val="0"/>
-        </w:rPr>
-      </w:r>
-    </w:p>
-    <w:p>
-      <w:pPr>
-        <w:rPr/>
-      </w:pPr>
-      <w:r>
-        <w:rPr>
-          <w:rtl w:val="0"/>
-        </w:rPr>
-        <w:t xml:space="preserve">   +------------------+   |                   v</w:t>
-      </w:r>
-    </w:p>
-    <w:p>
-      <w:pPr>
-        <w:keepNext w:val="0"/>
-        <w:keepLines w:val="0"/>
-        <w:pageBreakBefore w:val="0"/>
-        <w:widowControl w:val="0"/>
-        <w:pBdr>
-          <w:top w:space="0" w:sz="0" w:val="nil"/>
-          <w:left w:space="0" w:sz="0" w:val="nil"/>
-          <w:bottom w:space="0" w:sz="0" w:val="nil"/>
-          <w:right w:space="0" w:sz="0" w:val="nil"/>
-          <w:between w:space="0" w:sz="0" w:val="nil"/>
-        </w:pBdr>
-        <w:shd w:fill="auto" w:val="clear"/>
-        <w:spacing w:after="0" w:before="0" w:line="276" w:lineRule="auto"/>
-        <w:ind w:left="0" w:right="0" w:firstLine="0"/>
-        <w:jc w:val="left"/>
-        <w:rPr/>
-      </w:pPr>
-      <w:r>
-        <w:rPr>
-          <w:rtl w:val="0"/>
-        </w:rPr>
-      </w:r>
-    </w:p>
-    <w:p>
-      <w:pPr>
-        <w:rPr/>
-      </w:pPr>
-      <w:r>
-        <w:rPr>
-          <w:rtl w:val="0"/>
-        </w:rPr>
-        <w:t xml:space="preserve">   |   user_payment   |   |          +------------------+</w:t>
-      </w:r>
-    </w:p>
-    <w:p>
-      <w:pPr>
-        <w:keepNext w:val="0"/>
-        <w:keepLines w:val="0"/>
-        <w:pageBreakBefore w:val="0"/>
-        <w:widowControl w:val="0"/>
-        <w:pBdr>
-          <w:top w:space="0" w:sz="0" w:val="nil"/>
-          <w:left w:space="0" w:sz="0" w:val="nil"/>
-          <w:bottom w:space="0" w:sz="0" w:val="nil"/>
-          <w:right w:space="0" w:sz="0" w:val="nil"/>
-          <w:between w:space="0" w:sz="0" w:val="nil"/>
-        </w:pBdr>
-        <w:shd w:fill="auto" w:val="clear"/>
-        <w:spacing w:after="0" w:before="0" w:line="276" w:lineRule="auto"/>
-        <w:ind w:left="0" w:right="0" w:firstLine="0"/>
-        <w:jc w:val="left"/>
-        <w:rPr/>
-      </w:pPr>
-      <w:r>
-        <w:rPr>
-          <w:rtl w:val="0"/>
-        </w:rPr>
-      </w:r>
-    </w:p>
-    <w:p>
-      <w:pPr>
-        <w:rPr/>
-      </w:pPr>
-      <w:r>
-        <w:rPr>
-          <w:rtl w:val="0"/>
-        </w:rPr>
-        <w:t xml:space="preserve">   |------------------|   |          |    busop_bus     |</w:t>
-      </w:r>
-    </w:p>
-    <w:p>
-      <w:pPr>
-        <w:keepNext w:val="0"/>
-        <w:keepLines w:val="0"/>
-        <w:pageBreakBefore w:val="0"/>
-        <w:widowControl w:val="0"/>
-        <w:pBdr>
-          <w:top w:space="0" w:sz="0" w:val="nil"/>
-          <w:left w:space="0" w:sz="0" w:val="nil"/>
-          <w:bottom w:space="0" w:sz="0" w:val="nil"/>
-          <w:right w:space="0" w:sz="0" w:val="nil"/>
-          <w:between w:space="0" w:sz="0" w:val="nil"/>
-        </w:pBdr>
-        <w:shd w:fill="auto" w:val="clear"/>
-        <w:spacing w:after="0" w:before="0" w:line="276" w:lineRule="auto"/>
-        <w:ind w:left="0" w:right="0" w:firstLine="0"/>
-        <w:jc w:val="left"/>
-        <w:rPr/>
-      </w:pPr>
-      <w:r>
-        <w:rPr>
-          <w:rtl w:val="0"/>
-        </w:rPr>
-      </w:r>
-    </w:p>
-    <w:p>
-      <w:pPr>
-        <w:rPr/>
-      </w:pPr>
-      <w:r>
-        <w:rPr>
-          <w:rtl w:val="0"/>
-        </w:rPr>
-        <w:t xml:space="preserve">   | PK id            |   |          |------------------|</w:t>
-      </w:r>
-    </w:p>
-    <w:p>
-      <w:pPr>
-        <w:keepNext w:val="0"/>
-        <w:keepLines w:val="0"/>
-        <w:pageBreakBefore w:val="0"/>
-        <w:widowControl w:val="0"/>
-        <w:pBdr>
-          <w:top w:space="0" w:sz="0" w:val="nil"/>
-          <w:left w:space="0" w:sz="0" w:val="nil"/>
-          <w:bottom w:space="0" w:sz="0" w:val="nil"/>
-          <w:right w:space="0" w:sz="0" w:val="nil"/>
-          <w:between w:space="0" w:sz="0" w:val="nil"/>
-        </w:pBdr>
-        <w:shd w:fill="auto" w:val="clear"/>
-        <w:spacing w:after="0" w:before="0" w:line="276" w:lineRule="auto"/>
-        <w:ind w:left="0" w:right="0" w:firstLine="0"/>
-        <w:jc w:val="left"/>
-        <w:rPr/>
-      </w:pPr>
-      <w:r>
-        <w:rPr>
-          <w:rtl w:val="0"/>
-        </w:rPr>
-      </w:r>
-    </w:p>
-    <w:p>
-      <w:pPr>
-        <w:rPr/>
-      </w:pPr>
-      <w:r>
-        <w:rPr>
-          <w:rtl w:val="0"/>
-        </w:rPr>
-        <w:t xml:space="preserve">   | FK booking_id ---+---+          | PK id            |</w:t>
-      </w:r>
-    </w:p>
-    <w:p>
-      <w:pPr>
-        <w:keepNext w:val="0"/>
-        <w:keepLines w:val="0"/>
-        <w:pageBreakBefore w:val="0"/>
-        <w:widowControl w:val="0"/>
-        <w:pBdr>
-          <w:top w:space="0" w:sz="0" w:val="nil"/>
-          <w:left w:space="0" w:sz="0" w:val="nil"/>
-          <w:bottom w:space="0" w:sz="0" w:val="nil"/>
-          <w:right w:space="0" w:sz="0" w:val="nil"/>
-          <w:between w:space="0" w:sz="0" w:val="nil"/>
-        </w:pBdr>
-        <w:shd w:fill="auto" w:val="clear"/>
-        <w:spacing w:after="0" w:before="0" w:line="276" w:lineRule="auto"/>
-        <w:ind w:left="0" w:right="0" w:firstLine="0"/>
-        <w:jc w:val="left"/>
-        <w:rPr/>
-      </w:pPr>
-      <w:r>
-        <w:rPr>
-          <w:rtl w:val="0"/>
-        </w:rPr>
-      </w:r>
-    </w:p>
-    <w:p>
-      <w:pPr>
-        <w:rPr/>
-      </w:pPr>
-      <w:r>
-        <w:rPr>
-          <w:rtl w:val="0"/>
-        </w:rPr>
-        <w:t xml:space="preserve">   | amount           |              | bus_number       |</w:t>
-      </w:r>
-    </w:p>
-    <w:p>
-      <w:pPr>
-        <w:keepNext w:val="0"/>
-        <w:keepLines w:val="0"/>
-        <w:pageBreakBefore w:val="0"/>
-        <w:widowControl w:val="0"/>
-        <w:pBdr>
-          <w:top w:space="0" w:sz="0" w:val="nil"/>
-          <w:left w:space="0" w:sz="0" w:val="nil"/>
-          <w:bottom w:space="0" w:sz="0" w:val="nil"/>
-          <w:right w:space="0" w:sz="0" w:val="nil"/>
-          <w:between w:space="0" w:sz="0" w:val="nil"/>
-        </w:pBdr>
-        <w:shd w:fill="auto" w:val="clear"/>
-        <w:spacing w:after="0" w:before="0" w:line="276" w:lineRule="auto"/>
-        <w:ind w:left="0" w:right="0" w:firstLine="0"/>
-        <w:jc w:val="left"/>
-        <w:rPr/>
-      </w:pPr>
-      <w:r>
-        <w:rPr>
-          <w:rtl w:val="0"/>
-        </w:rPr>
-      </w:r>
-    </w:p>
-    <w:p>
-      <w:pPr>
-        <w:rPr/>
-      </w:pPr>
-      <w:r>
-        <w:rPr>
-          <w:rtl w:val="0"/>
-        </w:rPr>
-        <w:t xml:space="preserve">   | payment_status   |              | bus_type         |</w:t>
-      </w:r>
-    </w:p>
-    <w:p>
-      <w:pPr>
-        <w:keepNext w:val="0"/>
-        <w:keepLines w:val="0"/>
-        <w:pageBreakBefore w:val="0"/>
-        <w:widowControl w:val="0"/>
-        <w:pBdr>
-          <w:top w:space="0" w:sz="0" w:val="nil"/>
-          <w:left w:space="0" w:sz="0" w:val="nil"/>
-          <w:bottom w:space="0" w:sz="0" w:val="nil"/>
-          <w:right w:space="0" w:sz="0" w:val="nil"/>
-          <w:between w:space="0" w:sz="0" w:val="nil"/>
-        </w:pBdr>
-        <w:shd w:fill="auto" w:val="clear"/>
-        <w:spacing w:after="0" w:before="0" w:line="276" w:lineRule="auto"/>
-        <w:ind w:left="0" w:right="0" w:firstLine="0"/>
-        <w:jc w:val="left"/>
-        <w:rPr/>
-      </w:pPr>
-      <w:r>
-        <w:rPr>
-          <w:rtl w:val="0"/>
-        </w:rPr>
-      </w:r>
-    </w:p>
-    <w:p>
-      <w:pPr>
-        <w:rPr/>
-      </w:pPr>
-      <w:r>
-        <w:rPr>
-          <w:rtl w:val="0"/>
-        </w:rPr>
-        <w:t xml:space="preserve">   +------------------+              | capacity         |</w:t>
-      </w:r>
-    </w:p>
-    <w:p>
-      <w:pPr>
-        <w:keepNext w:val="0"/>
-        <w:keepLines w:val="0"/>
-        <w:pageBreakBefore w:val="0"/>
-        <w:widowControl w:val="0"/>
-        <w:pBdr>
-          <w:top w:space="0" w:sz="0" w:val="nil"/>
-          <w:left w:space="0" w:sz="0" w:val="nil"/>
-          <w:bottom w:space="0" w:sz="0" w:val="nil"/>
-          <w:right w:space="0" w:sz="0" w:val="nil"/>
-          <w:between w:space="0" w:sz="0" w:val="nil"/>
-        </w:pBdr>
-        <w:shd w:fill="auto" w:val="clear"/>
-        <w:spacing w:after="0" w:before="0" w:line="276" w:lineRule="auto"/>
-        <w:ind w:left="0" w:right="0" w:firstLine="0"/>
-        <w:jc w:val="left"/>
-        <w:rPr/>
-      </w:pPr>
-      <w:r>
-        <w:rPr>
-          <w:rtl w:val="0"/>
-        </w:rPr>
-      </w:r>
-    </w:p>
-    <w:p>
-      <w:pPr>
-        <w:rPr/>
-      </w:pPr>
-      <w:r>
-        <w:rPr>
-          <w:rtl w:val="0"/>
-        </w:rPr>
-        <w:t xml:space="preserve">                                     | driver_name      |</w:t>
-      </w:r>
-    </w:p>
-    <w:p>
-      <w:pPr>
-        <w:keepNext w:val="0"/>
-        <w:keepLines w:val="0"/>
-        <w:pageBreakBefore w:val="0"/>
-        <w:widowControl w:val="0"/>
-        <w:pBdr>
-          <w:top w:space="0" w:sz="0" w:val="nil"/>
-          <w:left w:space="0" w:sz="0" w:val="nil"/>
-          <w:bottom w:space="0" w:sz="0" w:val="nil"/>
-          <w:right w:space="0" w:sz="0" w:val="nil"/>
-          <w:between w:space="0" w:sz="0" w:val="nil"/>
-        </w:pBdr>
-        <w:shd w:fill="auto" w:val="clear"/>
-        <w:spacing w:after="0" w:before="0" w:line="276" w:lineRule="auto"/>
-        <w:ind w:left="0" w:right="0" w:firstLine="0"/>
-        <w:jc w:val="left"/>
-        <w:rPr/>
-      </w:pPr>
-      <w:r>
-        <w:rPr>
-          <w:rtl w:val="0"/>
-        </w:rPr>
-      </w:r>
-    </w:p>
-    <w:p>
-      <w:pPr>
-        <w:rPr/>
-      </w:pPr>
-      <w:r>
-        <w:rPr>
-          <w:rtl w:val="0"/>
-        </w:rPr>
-        <w:t xml:space="preserve">                                     +--------+---------+</w:t>
-      </w:r>
-    </w:p>
-    <w:p>
-      <w:pPr>
-        <w:keepNext w:val="0"/>
-        <w:keepLines w:val="0"/>
-        <w:pageBreakBefore w:val="0"/>
-        <w:widowControl w:val="0"/>
-        <w:pBdr>
-          <w:top w:space="0" w:sz="0" w:val="nil"/>
-          <w:left w:space="0" w:sz="0" w:val="nil"/>
-          <w:bottom w:space="0" w:sz="0" w:val="nil"/>
-          <w:right w:space="0" w:sz="0" w:val="nil"/>
-          <w:between w:space="0" w:sz="0" w:val="nil"/>
-        </w:pBdr>
-        <w:shd w:fill="auto" w:val="clear"/>
-        <w:spacing w:after="0" w:before="0" w:line="276" w:lineRule="auto"/>
-        <w:ind w:left="0" w:right="0" w:firstLine="0"/>
-        <w:jc w:val="left"/>
-        <w:rPr/>
-      </w:pPr>
-      <w:r>
-        <w:rPr>
-          <w:rtl w:val="0"/>
-        </w:rPr>
-      </w:r>
-    </w:p>
-    <w:p>
-      <w:pPr>
-        <w:rPr/>
-      </w:pPr>
-      <w:r>
-        <w:rPr>
-          <w:rtl w:val="0"/>
-        </w:rPr>
-        <w:t xml:space="preserve">                                              |</w:t>
-      </w:r>
-    </w:p>
-    <w:p>
-      <w:pPr>
-        <w:keepNext w:val="0"/>
-        <w:keepLines w:val="0"/>
-        <w:pageBreakBefore w:val="0"/>
-        <w:widowControl w:val="0"/>
-        <w:pBdr>
-          <w:top w:space="0" w:sz="0" w:val="nil"/>
-          <w:left w:space="0" w:sz="0" w:val="nil"/>
-          <w:bottom w:space="0" w:sz="0" w:val="nil"/>
-          <w:right w:space="0" w:sz="0" w:val="nil"/>
-          <w:between w:space="0" w:sz="0" w:val="nil"/>
-        </w:pBdr>
-        <w:shd w:fill="auto" w:val="clear"/>
-        <w:spacing w:after="0" w:before="0" w:line="276" w:lineRule="auto"/>
-        <w:ind w:left="0" w:right="0" w:firstLine="0"/>
-        <w:jc w:val="left"/>
-        <w:rPr/>
-      </w:pPr>
-      <w:r>
-        <w:rPr>
-          <w:rtl w:val="0"/>
-        </w:rPr>
-      </w:r>
-    </w:p>
-    <w:p>
-      <w:pPr>
-        <w:rPr/>
-      </w:pPr>
-      <w:r>
-        <w:rPr>
-          <w:rtl w:val="0"/>
-        </w:rPr>
-        <w:t xml:space="preserve">                                              | 1:N</w:t>
-      </w:r>
-    </w:p>
-    <w:p>
-      <w:pPr>
-        <w:keepNext w:val="0"/>
-        <w:keepLines w:val="0"/>
-        <w:pageBreakBefore w:val="0"/>
-        <w:widowControl w:val="0"/>
-        <w:pBdr>
-          <w:top w:space="0" w:sz="0" w:val="nil"/>
-          <w:left w:space="0" w:sz="0" w:val="nil"/>
-          <w:bottom w:space="0" w:sz="0" w:val="nil"/>
-          <w:right w:space="0" w:sz="0" w:val="nil"/>
-          <w:between w:space="0" w:sz="0" w:val="nil"/>
-        </w:pBdr>
-        <w:shd w:fill="auto" w:val="clear"/>
-        <w:spacing w:after="0" w:before="0" w:line="276" w:lineRule="auto"/>
-        <w:ind w:left="0" w:right="0" w:firstLine="0"/>
-        <w:jc w:val="left"/>
-        <w:rPr/>
-      </w:pPr>
-      <w:r>
-        <w:rPr>
-          <w:rtl w:val="0"/>
-        </w:rPr>
-      </w:r>
-    </w:p>
-    <w:p>
-      <w:pPr>
-        <w:rPr/>
-      </w:pPr>
-      <w:r>
-        <w:rPr>
-          <w:rtl w:val="0"/>
-        </w:rPr>
-        <w:t xml:space="preserve">                                              v</w:t>
-      </w:r>
-    </w:p>
-    <w:p>
-      <w:pPr>
-        <w:keepNext w:val="0"/>
-        <w:keepLines w:val="0"/>
-        <w:pageBreakBefore w:val="0"/>
-        <w:widowControl w:val="0"/>
-        <w:pBdr>
-          <w:top w:space="0" w:sz="0" w:val="nil"/>
-          <w:left w:space="0" w:sz="0" w:val="nil"/>
-          <w:bottom w:space="0" w:sz="0" w:val="nil"/>
-          <w:right w:space="0" w:sz="0" w:val="nil"/>
-          <w:between w:space="0" w:sz="0" w:val="nil"/>
-        </w:pBdr>
-        <w:shd w:fill="auto" w:val="clear"/>
-        <w:spacing w:after="0" w:before="0" w:line="276" w:lineRule="auto"/>
-        <w:ind w:left="0" w:right="0" w:firstLine="0"/>
-        <w:jc w:val="left"/>
-        <w:rPr/>
-      </w:pPr>
-      <w:r>
-        <w:rPr>
-          <w:rtl w:val="0"/>
-        </w:rPr>
-      </w:r>
-    </w:p>
-    <w:p>
-      <w:pPr>
-        <w:rPr/>
-      </w:pPr>
-      <w:r>
-        <w:rPr>
-          <w:rtl w:val="0"/>
-        </w:rPr>
-        <w:t xml:space="preserve">                                     +------------------+</w:t>
-      </w:r>
-    </w:p>
-    <w:p>
-      <w:pPr>
-        <w:keepNext w:val="0"/>
-        <w:keepLines w:val="0"/>
-        <w:pageBreakBefore w:val="0"/>
-        <w:widowControl w:val="0"/>
-        <w:pBdr>
-          <w:top w:space="0" w:sz="0" w:val="nil"/>
-          <w:left w:space="0" w:sz="0" w:val="nil"/>
-          <w:bottom w:space="0" w:sz="0" w:val="nil"/>
-          <w:right w:space="0" w:sz="0" w:val="nil"/>
-          <w:between w:space="0" w:sz="0" w:val="nil"/>
-        </w:pBdr>
-        <w:shd w:fill="auto" w:val="clear"/>
-        <w:spacing w:after="0" w:before="0" w:line="276" w:lineRule="auto"/>
-        <w:ind w:left="0" w:right="0" w:firstLine="0"/>
-        <w:jc w:val="left"/>
-        <w:rPr/>
-      </w:pPr>
-      <w:r>
-        <w:rPr>
-          <w:rtl w:val="0"/>
-        </w:rPr>
-      </w:r>
-    </w:p>
-    <w:p>
-      <w:pPr>
-        <w:rPr/>
-      </w:pPr>
-      <w:r>
-        <w:rPr>
-          <w:rtl w:val="0"/>
-        </w:rPr>
-        <w:t xml:space="preserve">                                     |    busop_seat    |</w:t>
-      </w:r>
-    </w:p>
-    <w:p>
-      <w:pPr>
-        <w:keepNext w:val="0"/>
-        <w:keepLines w:val="0"/>
-        <w:pageBreakBefore w:val="0"/>
-        <w:widowControl w:val="0"/>
-        <w:pBdr>
-          <w:top w:space="0" w:sz="0" w:val="nil"/>
-          <w:left w:space="0" w:sz="0" w:val="nil"/>
-          <w:bottom w:space="0" w:sz="0" w:val="nil"/>
-          <w:right w:space="0" w:sz="0" w:val="nil"/>
-          <w:between w:space="0" w:sz="0" w:val="nil"/>
-        </w:pBdr>
-        <w:shd w:fill="auto" w:val="clear"/>
-        <w:spacing w:after="0" w:before="0" w:line="276" w:lineRule="auto"/>
-        <w:ind w:left="0" w:right="0" w:firstLine="0"/>
-        <w:jc w:val="left"/>
-        <w:rPr/>
-      </w:pPr>
-      <w:r>
-        <w:rPr>
-          <w:rtl w:val="0"/>
-        </w:rPr>
-      </w:r>
-    </w:p>
-    <w:p>
-      <w:pPr>
-        <w:rPr/>
-      </w:pPr>
-      <w:r>
-        <w:rPr>
-          <w:rtl w:val="0"/>
-        </w:rPr>
-        <w:t xml:space="preserve">                                     |------------------|</w:t>
-      </w:r>
-    </w:p>
-    <w:p>
-      <w:pPr>
-        <w:keepNext w:val="0"/>
-        <w:keepLines w:val="0"/>
-        <w:pageBreakBefore w:val="0"/>
-        <w:widowControl w:val="0"/>
-        <w:pBdr>
-          <w:top w:space="0" w:sz="0" w:val="nil"/>
-          <w:left w:space="0" w:sz="0" w:val="nil"/>
-          <w:bottom w:space="0" w:sz="0" w:val="nil"/>
-          <w:right w:space="0" w:sz="0" w:val="nil"/>
-          <w:between w:space="0" w:sz="0" w:val="nil"/>
-        </w:pBdr>
-        <w:shd w:fill="auto" w:val="clear"/>
-        <w:spacing w:after="0" w:before="0" w:line="276" w:lineRule="auto"/>
-        <w:ind w:left="0" w:right="0" w:firstLine="0"/>
-        <w:jc w:val="left"/>
-        <w:rPr/>
-      </w:pPr>
-      <w:r>
-        <w:rPr>
-          <w:rtl w:val="0"/>
-        </w:rPr>
-      </w:r>
-    </w:p>
-    <w:p>
-      <w:pPr>
-        <w:rPr/>
-      </w:pPr>
-      <w:r>
-        <w:rPr>
-          <w:rtl w:val="0"/>
-        </w:rPr>
-        <w:t xml:space="preserve">                                     | PK id            |</w:t>
-      </w:r>
-    </w:p>
-    <w:p>
-      <w:pPr>
-        <w:keepNext w:val="0"/>
-        <w:keepLines w:val="0"/>
-        <w:pageBreakBefore w:val="0"/>
-        <w:widowControl w:val="0"/>
-        <w:pBdr>
-          <w:top w:space="0" w:sz="0" w:val="nil"/>
-          <w:left w:space="0" w:sz="0" w:val="nil"/>
-          <w:bottom w:space="0" w:sz="0" w:val="nil"/>
-          <w:right w:space="0" w:sz="0" w:val="nil"/>
-          <w:between w:space="0" w:sz="0" w:val="nil"/>
-        </w:pBdr>
-        <w:shd w:fill="auto" w:val="clear"/>
-        <w:spacing w:after="0" w:before="0" w:line="276" w:lineRule="auto"/>
-        <w:ind w:left="0" w:right="0" w:firstLine="0"/>
-        <w:jc w:val="left"/>
-        <w:rPr/>
-      </w:pPr>
-      <w:r>
-        <w:rPr>
-          <w:rtl w:val="0"/>
-        </w:rPr>
-      </w:r>
-    </w:p>
-    <w:p>
-      <w:pPr>
-        <w:rPr/>
-      </w:pPr>
-      <w:r>
-        <w:rPr>
-          <w:rtl w:val="0"/>
-        </w:rPr>
-        <w:t xml:space="preserve">                                     | FK bus_id        |</w:t>
-      </w:r>
-    </w:p>
-    <w:p>
-      <w:pPr>
-        <w:keepNext w:val="0"/>
-        <w:keepLines w:val="0"/>
-        <w:pageBreakBefore w:val="0"/>
-        <w:widowControl w:val="0"/>
-        <w:pBdr>
-          <w:top w:space="0" w:sz="0" w:val="nil"/>
-          <w:left w:space="0" w:sz="0" w:val="nil"/>
-          <w:bottom w:space="0" w:sz="0" w:val="nil"/>
-          <w:right w:space="0" w:sz="0" w:val="nil"/>
-          <w:between w:space="0" w:sz="0" w:val="nil"/>
-        </w:pBdr>
-        <w:shd w:fill="auto" w:val="clear"/>
-        <w:spacing w:after="0" w:before="0" w:line="276" w:lineRule="auto"/>
-        <w:ind w:left="0" w:right="0" w:firstLine="0"/>
-        <w:jc w:val="left"/>
-        <w:rPr/>
-      </w:pPr>
-      <w:r>
-        <w:rPr>
-          <w:rtl w:val="0"/>
-        </w:rPr>
-      </w:r>
-    </w:p>
-    <w:p>
-      <w:pPr>
-        <w:rPr/>
-      </w:pPr>
-      <w:r>
-        <w:rPr>
-          <w:rtl w:val="0"/>
-        </w:rPr>
-        <w:t xml:space="preserve">                                     | seat_number      |</w:t>
-      </w:r>
-    </w:p>
-    <w:p>
-      <w:pPr>
-        <w:keepNext w:val="0"/>
-        <w:keepLines w:val="0"/>
-        <w:pageBreakBefore w:val="0"/>
-        <w:widowControl w:val="0"/>
-        <w:pBdr>
-          <w:top w:space="0" w:sz="0" w:val="nil"/>
-          <w:left w:space="0" w:sz="0" w:val="nil"/>
-          <w:bottom w:space="0" w:sz="0" w:val="nil"/>
-          <w:right w:space="0" w:sz="0" w:val="nil"/>
-          <w:between w:space="0" w:sz="0" w:val="nil"/>
-        </w:pBdr>
-        <w:shd w:fill="auto" w:val="clear"/>
-        <w:spacing w:after="0" w:before="0" w:line="276" w:lineRule="auto"/>
-        <w:ind w:left="0" w:right="0" w:firstLine="0"/>
-        <w:jc w:val="left"/>
-        <w:rPr/>
-      </w:pPr>
-      <w:r>
-        <w:rPr>
-          <w:rtl w:val="0"/>
-        </w:rPr>
-      </w:r>
-    </w:p>
-    <w:p>
-      <w:pPr>
-        <w:rPr/>
-      </w:pPr>
-      <w:r>
-        <w:rPr>
-          <w:rtl w:val="0"/>
-        </w:rPr>
-        <w:t xml:space="preserve">                                     | is_available     |</w:t>
-      </w:r>
-    </w:p>
-    <w:p>
-      <w:pPr>
-        <w:keepNext w:val="0"/>
-        <w:keepLines w:val="0"/>
-        <w:pageBreakBefore w:val="0"/>
-        <w:widowControl w:val="0"/>
-        <w:pBdr>
-          <w:top w:space="0" w:sz="0" w:val="nil"/>
-          <w:left w:space="0" w:sz="0" w:val="nil"/>
-          <w:bottom w:space="0" w:sz="0" w:val="nil"/>
-          <w:right w:space="0" w:sz="0" w:val="nil"/>
-          <w:between w:space="0" w:sz="0" w:val="nil"/>
-        </w:pBdr>
-        <w:shd w:fill="auto" w:val="clear"/>
-        <w:spacing w:after="0" w:before="0" w:line="276" w:lineRule="auto"/>
-        <w:ind w:left="0" w:right="0" w:firstLine="0"/>
-        <w:jc w:val="left"/>
-        <w:rPr/>
-      </w:pPr>
-      <w:r>
-        <w:rPr>
-          <w:rtl w:val="0"/>
-        </w:rPr>
-      </w:r>
-    </w:p>
-    <w:p>
-      <w:pPr>
-        <w:rPr/>
-      </w:pPr>
-      <w:r>
-        <w:rPr>
-          <w:rtl w:val="0"/>
-        </w:rPr>
-        <w:t xml:space="preserve">                                     +------------------+</w:t>
-      </w:r>
-    </w:p>
-    <w:p>
-      <w:pPr>
-        <w:keepNext w:val="0"/>
-        <w:keepLines w:val="0"/>
-        <w:pageBreakBefore w:val="0"/>
-        <w:widowControl w:val="0"/>
-        <w:pBdr>
-          <w:top w:space="0" w:sz="0" w:val="nil"/>
-          <w:left w:space="0" w:sz="0" w:val="nil"/>
-          <w:bottom w:space="0" w:sz="0" w:val="nil"/>
-          <w:right w:space="0" w:sz="0" w:val="nil"/>
-          <w:between w:space="0" w:sz="0" w:val="nil"/>
-        </w:pBdr>
-        <w:shd w:fill="auto" w:val="clear"/>
-        <w:spacing w:after="0" w:before="0" w:line="276" w:lineRule="auto"/>
-        <w:ind w:left="0" w:right="0" w:firstLine="0"/>
-        <w:jc w:val="left"/>
-        <w:rPr/>
-      </w:pPr>
-      <w:r>
-        <w:rPr>
-          <w:rtl w:val="0"/>
-        </w:rPr>
-      </w:r>
-    </w:p>
-    <w:p>
-      <w:pPr>
-        <w:rPr/>
-      </w:pPr>
-      <w:r>
-        <w:rPr>
-          <w:rtl w:val="0"/>
-        </w:rPr>
-        <w:t xml:space="preserve">Notes on interpretation</w:t>
-      </w:r>
-    </w:p>
-    <w:p>
-      <w:pPr>
-        <w:keepNext w:val="0"/>
-        <w:keepLines w:val="0"/>
-        <w:pageBreakBefore w:val="0"/>
-        <w:widowControl w:val="0"/>
-        <w:pBdr>
-          <w:top w:space="0" w:sz="0" w:val="nil"/>
-          <w:left w:space="0" w:sz="0" w:val="nil"/>
-          <w:bottom w:space="0" w:sz="0" w:val="nil"/>
-          <w:right w:space="0" w:sz="0" w:val="nil"/>
-          <w:between w:space="0" w:sz="0" w:val="nil"/>
-        </w:pBdr>
-        <w:shd w:fill="auto" w:val="clear"/>
-        <w:spacing w:after="0" w:before="0" w:line="276" w:lineRule="auto"/>
-        <w:ind w:left="0" w:right="0" w:firstLine="0"/>
-        <w:jc w:val="left"/>
-        <w:rPr/>
-      </w:pPr>
-      <w:r>
-        <w:rPr>
-          <w:rtl w:val="0"/>
-        </w:rPr>
-      </w:r>
-    </w:p>
-    <w:p>
-      <w:pPr>
-        <w:numPr>
-          <w:ilvl w:val="0"/>
-          <w:numId w:val="1"/>
-        </w:numPr>
-        <w:ind w:left="720" w:hanging="360"/>
-      </w:pPr>
-      <w:r>
-        <w:rPr>
-          <w:rFonts w:ascii="Roboto Mono" w:cs="Roboto Mono" w:eastAsia="Roboto Mono" w:hAnsi="Roboto Mono"/>
-          <w:color w:val="188038"/>
-          <w:rtl w:val="0"/>
-        </w:rPr>
-        <w:t xml:space="preserve">user_booking</w:t>
-      </w:r>
-      <w:r>
-        <w:rPr>
-          <w:rtl w:val="0"/>
-        </w:rPr>
-        <w:t xml:space="preserve"> references both </w:t>
-      </w:r>
-      <w:r>
-        <w:rPr>
-          <w:rFonts w:ascii="Roboto Mono" w:cs="Roboto Mono" w:eastAsia="Roboto Mono" w:hAnsi="Roboto Mono"/>
-          <w:color w:val="188038"/>
-          <w:rtl w:val="0"/>
-        </w:rPr>
-        <w:t xml:space="preserve">busop_schedule</w:t>
-      </w:r>
-      <w:r>
-        <w:rPr>
-          <w:rtl w:val="0"/>
-        </w:rPr>
-        <w:t xml:space="preserve"> and </w:t>
-      </w:r>
-      <w:r>
-        <w:rPr>
-          <w:rFonts w:ascii="Roboto Mono" w:cs="Roboto Mono" w:eastAsia="Roboto Mono" w:hAnsi="Roboto Mono"/>
-          <w:color w:val="188038"/>
-          <w:rtl w:val="0"/>
-        </w:rPr>
-        <w:t xml:space="preserve">busop_seat</w:t>
-      </w:r>
-      <w:r>
-        <w:rPr>
-          <w:rtl w:val="0"/>
-        </w:rPr>
-        <w:t xml:space="preserve">. In a more normalized “reservation” design, seat availability would typically be per schedule (trip), not global to the bus; this project keeps it simpler for an academic scope.</w:t>
-      </w:r>
-    </w:p>
-    <w:p>
-      <w:pPr>
-        <w:numPr>
-          <w:ilvl w:val="0"/>
-          <w:numId w:val="1"/>
-        </w:numPr>
-        <w:ind w:left="720" w:hanging="360"/>
-      </w:pPr>
-      <w:r>
-        <w:rPr>
-          <w:rFonts w:ascii="Roboto Mono" w:cs="Roboto Mono" w:eastAsia="Roboto Mono" w:hAnsi="Roboto Mono"/>
-          <w:color w:val="188038"/>
-          <w:rtl w:val="0"/>
-        </w:rPr>
-        <w:t xml:space="preserve">user_user</w:t>
-      </w:r>
-      <w:r>
-        <w:rPr>
-          <w:rtl w:val="0"/>
-        </w:rPr>
-        <w:t xml:space="preserve"> and </w:t>
-      </w:r>
-      <w:r>
-        <w:rPr>
-          <w:rFonts w:ascii="Roboto Mono" w:cs="Roboto Mono" w:eastAsia="Roboto Mono" w:hAnsi="Roboto Mono"/>
-          <w:color w:val="188038"/>
-          <w:rtl w:val="0"/>
-        </w:rPr>
-        <w:t xml:space="preserve">administrator_admin_user</w:t>
-      </w:r>
-      <w:r>
-        <w:rPr>
-          <w:rtl w:val="0"/>
-        </w:rPr>
-        <w:t xml:space="preserve"> exist as simplified tables with OTP fields; the application’s effective authorization for admin dashboards is enforced by </w:t>
-      </w:r>
-      <w:r>
-        <w:rPr>
-          <w:rFonts w:ascii="Roboto Mono" w:cs="Roboto Mono" w:eastAsia="Roboto Mono" w:hAnsi="Roboto Mono"/>
-          <w:color w:val="188038"/>
-          <w:rtl w:val="0"/>
-        </w:rPr>
-        <w:t xml:space="preserve">auth_user.is_staff</w:t>
-      </w:r>
-      <w:r>
-        <w:rPr>
-          <w:rtl w:val="0"/>
-        </w:rPr>
-        <w:t xml:space="preserve">.</w:t>
-      </w:r>
-    </w:p>
-    <w:p>
-      <w:pPr>
-        <w:pStyle w:val="Heading3"/>
-        <w:rPr/>
-      </w:pPr>
-      <w:bookmarkStart w:colFirst="0" w:colLast="0" w:name="_ic0rss6iqs5d" w:id="19"/>
-      <w:bookmarkEnd w:id="19"/>
-      <w:r>
-        <w:rPr>
-          <w:rtl w:val="0"/>
-        </w:rPr>
-        <w:t xml:space="preserve">Django-to-MySQL type mapping (practical notes)</w:t>
-      </w:r>
-    </w:p>
-    <w:p>
-      <w:pPr>
-        <w:rPr/>
-      </w:pPr>
-      <w:r>
-        <w:rPr>
-          <w:rtl w:val="0"/>
-        </w:rPr>
-        <w:t xml:space="preserve">Because the project is implemented in Django, the schema is expressed in Python models and then translated into MySQL DDL through migrations. For clarity, the following mapping explains how key field types in this project typically appear in MySQL.</w:t>
-      </w:r>
-    </w:p>
-    <w:p>
-      <w:pPr>
-        <w:keepNext w:val="0"/>
-        <w:keepLines w:val="0"/>
-        <w:pageBreakBefore w:val="0"/>
-        <w:widowControl w:val="0"/>
-        <w:pBdr>
-          <w:top w:space="0" w:sz="0" w:val="nil"/>
-          <w:left w:space="0" w:sz="0" w:val="nil"/>
-          <w:bottom w:space="0" w:sz="0" w:val="nil"/>
-          <w:right w:space="0" w:sz="0" w:val="nil"/>
-          <w:between w:space="0" w:sz="0" w:val="nil"/>
-        </w:pBdr>
-        <w:shd w:fill="auto" w:val="clear"/>
-        <w:spacing w:after="0" w:before="0" w:line="276" w:lineRule="auto"/>
-        <w:ind w:left="0" w:right="0" w:firstLine="0"/>
-        <w:jc w:val="left"/>
-        <w:rPr/>
-      </w:pPr>
-      <w:r>
-        <w:rPr>
-          <w:rtl w:val="0"/>
-        </w:rPr>
-      </w:r>
-    </w:p>
-    <w:p>
-      <w:pPr>
-        <w:numPr>
-          <w:ilvl w:val="0"/>
-          <w:numId w:val="1"/>
-        </w:numPr>
-        <w:ind w:left="720" w:hanging="360"/>
-      </w:pPr>
-      <w:r>
-        <w:rPr>
-          <w:rFonts w:ascii="Roboto Mono" w:cs="Roboto Mono" w:eastAsia="Roboto Mono" w:hAnsi="Roboto Mono"/>
-          <w:color w:val="188038"/>
-          <w:rtl w:val="0"/>
-        </w:rPr>
-        <w:t xml:space="preserve">BigAutoField</w:t>
-      </w:r>
-      <w:r>
-        <w:rPr>
-          <w:rFonts w:ascii="Arial Unicode MS" w:cs="Arial Unicode MS" w:eastAsia="Arial Unicode MS" w:hAnsi="Arial Unicode MS"/>
-          <w:rtl w:val="0"/>
-        </w:rPr>
-        <w:t xml:space="preserve"> → </w:t>
-      </w:r>
-      <w:r>
-        <w:rPr>
-          <w:rFonts w:ascii="Roboto Mono" w:cs="Roboto Mono" w:eastAsia="Roboto Mono" w:hAnsi="Roboto Mono"/>
-          <w:color w:val="188038"/>
-          <w:rtl w:val="0"/>
-        </w:rPr>
-        <w:t xml:space="preserve">BIGINT</w:t>
-      </w:r>
-      <w:r>
-        <w:rPr>
-          <w:rtl w:val="0"/>
-        </w:rPr>
-        <w:t xml:space="preserve"> auto-increment primary key.</w:t>
-      </w:r>
-    </w:p>
-    <w:p>
-      <w:pPr>
-        <w:numPr>
-          <w:ilvl w:val="0"/>
-          <w:numId w:val="1"/>
-        </w:numPr>
-        <w:ind w:left="720" w:hanging="360"/>
-      </w:pPr>
-      <w:r>
-        <w:rPr>
-          <w:rFonts w:ascii="Roboto Mono" w:cs="Roboto Mono" w:eastAsia="Roboto Mono" w:hAnsi="Roboto Mono"/>
-          <w:color w:val="188038"/>
-          <w:rtl w:val="0"/>
-        </w:rPr>
-        <w:t xml:space="preserve">ForeignKey(...)</w:t>
-      </w:r>
-      <w:r>
-        <w:rPr>
-          <w:rFonts w:ascii="Arial Unicode MS" w:cs="Arial Unicode MS" w:eastAsia="Arial Unicode MS" w:hAnsi="Arial Unicode MS"/>
-          <w:rtl w:val="0"/>
-        </w:rPr>
-        <w:t xml:space="preserve"> → </w:t>
-      </w:r>
-      <w:r>
-        <w:rPr>
-          <w:rFonts w:ascii="Roboto Mono" w:cs="Roboto Mono" w:eastAsia="Roboto Mono" w:hAnsi="Roboto Mono"/>
-          <w:color w:val="188038"/>
-          <w:rtl w:val="0"/>
-        </w:rPr>
-        <w:t xml:space="preserve">BIGINT</w:t>
-      </w:r>
-      <w:r>
-        <w:rPr>
-          <w:rtl w:val="0"/>
-        </w:rPr>
-        <w:t xml:space="preserve"> column + foreign key constraint to the referenced primary key.</w:t>
-      </w:r>
-    </w:p>
-    <w:p>
-      <w:pPr>
-        <w:numPr>
-          <w:ilvl w:val="0"/>
-          <w:numId w:val="1"/>
-        </w:numPr>
-        <w:ind w:left="720" w:hanging="360"/>
-      </w:pPr>
-      <w:r>
-        <w:rPr>
-          <w:rFonts w:ascii="Roboto Mono" w:cs="Roboto Mono" w:eastAsia="Roboto Mono" w:hAnsi="Roboto Mono"/>
-          <w:color w:val="188038"/>
-          <w:rtl w:val="0"/>
-        </w:rPr>
-        <w:t xml:space="preserve">CharField(max_length=n)</w:t>
-      </w:r>
-      <w:r>
-        <w:rPr>
-          <w:rFonts w:ascii="Arial Unicode MS" w:cs="Arial Unicode MS" w:eastAsia="Arial Unicode MS" w:hAnsi="Arial Unicode MS"/>
-          <w:rtl w:val="0"/>
-        </w:rPr>
-        <w:t xml:space="preserve"> → </w:t>
-      </w:r>
-      <w:r>
-        <w:rPr>
-          <w:rFonts w:ascii="Roboto Mono" w:cs="Roboto Mono" w:eastAsia="Roboto Mono" w:hAnsi="Roboto Mono"/>
-          <w:color w:val="188038"/>
-          <w:rtl w:val="0"/>
-        </w:rPr>
-        <w:t xml:space="preserve">VARCHAR(n)</w:t>
-      </w:r>
-      <w:r>
-        <w:rPr>
-          <w:rtl w:val="0"/>
-        </w:rPr>
-        <w:t xml:space="preserve">.</w:t>
-      </w:r>
-    </w:p>
-    <w:p>
-      <w:pPr>
-        <w:numPr>
-          <w:ilvl w:val="0"/>
-          <w:numId w:val="1"/>
-        </w:numPr>
-        <w:ind w:left="720" w:hanging="360"/>
-      </w:pPr>
-      <w:r>
-        <w:rPr>
-          <w:rFonts w:ascii="Roboto Mono" w:cs="Roboto Mono" w:eastAsia="Roboto Mono" w:hAnsi="Roboto Mono"/>
-          <w:color w:val="188038"/>
-          <w:rtl w:val="0"/>
-        </w:rPr>
-        <w:t xml:space="preserve">EmailField</w:t>
-      </w:r>
-      <w:r>
-        <w:rPr>
-          <w:rFonts w:ascii="Arial Unicode MS" w:cs="Arial Unicode MS" w:eastAsia="Arial Unicode MS" w:hAnsi="Arial Unicode MS"/>
-          <w:rtl w:val="0"/>
-        </w:rPr>
-        <w:t xml:space="preserve"> → </w:t>
-      </w:r>
-      <w:r>
-        <w:rPr>
-          <w:rFonts w:ascii="Roboto Mono" w:cs="Roboto Mono" w:eastAsia="Roboto Mono" w:hAnsi="Roboto Mono"/>
-          <w:color w:val="188038"/>
-          <w:rtl w:val="0"/>
-        </w:rPr>
-        <w:t xml:space="preserve">VARCHAR(254)</w:t>
-      </w:r>
-      <w:r>
-        <w:rPr>
-          <w:rtl w:val="0"/>
-        </w:rPr>
-        <w:t xml:space="preserve"> (Django’s default maximum).</w:t>
-      </w:r>
-    </w:p>
-    <w:p>
-      <w:pPr>
-        <w:numPr>
-          <w:ilvl w:val="0"/>
-          <w:numId w:val="1"/>
-        </w:numPr>
-        <w:ind w:left="720" w:hanging="360"/>
-      </w:pPr>
-      <w:r>
-        <w:rPr>
-          <w:rFonts w:ascii="Roboto Mono" w:cs="Roboto Mono" w:eastAsia="Roboto Mono" w:hAnsi="Roboto Mono"/>
-          <w:color w:val="188038"/>
-          <w:rtl w:val="0"/>
-        </w:rPr>
-        <w:t xml:space="preserve">IntegerField</w:t>
-      </w:r>
-      <w:r>
-        <w:rPr>
-          <w:rFonts w:ascii="Arial Unicode MS" w:cs="Arial Unicode MS" w:eastAsia="Arial Unicode MS" w:hAnsi="Arial Unicode MS"/>
-          <w:rtl w:val="0"/>
-        </w:rPr>
-        <w:t xml:space="preserve"> → </w:t>
-      </w:r>
-      <w:r>
-        <w:rPr>
-          <w:rFonts w:ascii="Roboto Mono" w:cs="Roboto Mono" w:eastAsia="Roboto Mono" w:hAnsi="Roboto Mono"/>
-          <w:color w:val="188038"/>
-          <w:rtl w:val="0"/>
-        </w:rPr>
-        <w:t xml:space="preserve">INT</w:t>
-      </w:r>
-      <w:r>
-        <w:rPr>
-          <w:rtl w:val="0"/>
-        </w:rPr>
-        <w:t xml:space="preserve">.</w:t>
-      </w:r>
-    </w:p>
-    <w:p>
-      <w:pPr>
-        <w:numPr>
-          <w:ilvl w:val="0"/>
-          <w:numId w:val="1"/>
-        </w:numPr>
-        <w:ind w:left="720" w:hanging="360"/>
-      </w:pPr>
-      <w:r>
-        <w:rPr>
-          <w:rFonts w:ascii="Roboto Mono" w:cs="Roboto Mono" w:eastAsia="Roboto Mono" w:hAnsi="Roboto Mono"/>
-          <w:color w:val="188038"/>
-          <w:rtl w:val="0"/>
-        </w:rPr>
-        <w:t xml:space="preserve">BooleanField</w:t>
-      </w:r>
-      <w:r>
-        <w:rPr>
-          <w:rFonts w:ascii="Arial Unicode MS" w:cs="Arial Unicode MS" w:eastAsia="Arial Unicode MS" w:hAnsi="Arial Unicode MS"/>
-          <w:rtl w:val="0"/>
-        </w:rPr>
-        <w:t xml:space="preserve"> → </w:t>
-      </w:r>
-      <w:r>
-        <w:rPr>
-          <w:rFonts w:ascii="Roboto Mono" w:cs="Roboto Mono" w:eastAsia="Roboto Mono" w:hAnsi="Roboto Mono"/>
-          <w:color w:val="188038"/>
-          <w:rtl w:val="0"/>
-        </w:rPr>
-        <w:t xml:space="preserve">TINYINT(1)</w:t>
-      </w:r>
-      <w:r>
-        <w:rPr>
-          <w:rtl w:val="0"/>
-        </w:rPr>
-        <w:t xml:space="preserve"> (MySQL representation).</w:t>
-      </w:r>
-    </w:p>
-    <w:p>
-      <w:pPr>
-        <w:numPr>
-          <w:ilvl w:val="0"/>
-          <w:numId w:val="1"/>
-        </w:numPr>
-        <w:ind w:left="720" w:hanging="360"/>
-      </w:pPr>
-      <w:r>
-        <w:rPr>
-          <w:rFonts w:ascii="Roboto Mono" w:cs="Roboto Mono" w:eastAsia="Roboto Mono" w:hAnsi="Roboto Mono"/>
-          <w:color w:val="188038"/>
-          <w:rtl w:val="0"/>
-        </w:rPr>
-        <w:t xml:space="preserve">DateTimeField</w:t>
-      </w:r>
-      <w:r>
-        <w:rPr>
-          <w:rFonts w:ascii="Arial Unicode MS" w:cs="Arial Unicode MS" w:eastAsia="Arial Unicode MS" w:hAnsi="Arial Unicode MS"/>
-          <w:rtl w:val="0"/>
-        </w:rPr>
-        <w:t xml:space="preserve"> → </w:t>
-      </w:r>
-      <w:r>
-        <w:rPr>
-          <w:rFonts w:ascii="Roboto Mono" w:cs="Roboto Mono" w:eastAsia="Roboto Mono" w:hAnsi="Roboto Mono"/>
-          <w:color w:val="188038"/>
-          <w:rtl w:val="0"/>
-        </w:rPr>
-        <w:t xml:space="preserve">DATETIME</w:t>
-      </w:r>
-      <w:r>
-        <w:rPr>
-          <w:rtl w:val="0"/>
-        </w:rPr>
-        <w:t xml:space="preserve">.</w:t>
-      </w:r>
-    </w:p>
-    <w:p>
-      <w:pPr>
-        <w:numPr>
-          <w:ilvl w:val="0"/>
-          <w:numId w:val="1"/>
-        </w:numPr>
-        <w:ind w:left="720" w:hanging="360"/>
-      </w:pPr>
-      <w:r>
-        <w:rPr>
-          <w:rFonts w:ascii="Roboto Mono" w:cs="Roboto Mono" w:eastAsia="Roboto Mono" w:hAnsi="Roboto Mono"/>
-          <w:color w:val="188038"/>
-          <w:rtl w:val="0"/>
-        </w:rPr>
-        <w:t xml:space="preserve">DecimalField(max_digits=a, decimal_places=b)</w:t>
-      </w:r>
-      <w:r>
-        <w:rPr>
-          <w:rFonts w:ascii="Arial Unicode MS" w:cs="Arial Unicode MS" w:eastAsia="Arial Unicode MS" w:hAnsi="Arial Unicode MS"/>
-          <w:rtl w:val="0"/>
-        </w:rPr>
-        <w:t xml:space="preserve"> → </w:t>
-      </w:r>
-      <w:r>
-        <w:rPr>
-          <w:rFonts w:ascii="Roboto Mono" w:cs="Roboto Mono" w:eastAsia="Roboto Mono" w:hAnsi="Roboto Mono"/>
-          <w:color w:val="188038"/>
-          <w:rtl w:val="0"/>
-        </w:rPr>
-        <w:t xml:space="preserve">DECIMAL(a,b)</w:t>
-      </w:r>
-      <w:r>
-        <w:rPr>
-          <w:rtl w:val="0"/>
-        </w:rPr>
-        <w:t xml:space="preserve">.</w:t>
-      </w:r>
-    </w:p>
-    <w:p>
-      <w:pPr>
-        <w:keepNext w:val="0"/>
-        <w:keepLines w:val="0"/>
-        <w:pageBreakBefore w:val="0"/>
-        <w:widowControl w:val="0"/>
-        <w:pBdr>
-          <w:top w:space="0" w:sz="0" w:val="nil"/>
-          <w:left w:space="0" w:sz="0" w:val="nil"/>
-          <w:bottom w:space="0" w:sz="0" w:val="nil"/>
-          <w:right w:space="0" w:sz="0" w:val="nil"/>
-          <w:between w:space="0" w:sz="0" w:val="nil"/>
-        </w:pBdr>
-        <w:shd w:fill="auto" w:val="clear"/>
-        <w:spacing w:after="0" w:before="0" w:line="276" w:lineRule="auto"/>
-        <w:ind w:left="0" w:right="0" w:firstLine="0"/>
-        <w:jc w:val="left"/>
-        <w:rPr/>
-      </w:pPr>
-      <w:r>
-        <w:rPr>
-          <w:rtl w:val="0"/>
-        </w:rPr>
-      </w:r>
-    </w:p>
-    <w:p>
-      <w:pPr>
-        <w:rPr/>
-      </w:pPr>
-      <w:r>
-        <w:rPr>
-          <w:rtl w:val="0"/>
-        </w:rPr>
-        <w:t xml:space="preserve">This mapping matters when reasoning about performance and correctness. For example, </w:t>
-      </w:r>
-      <w:r>
-        <w:rPr>
-          <w:rFonts w:ascii="Roboto Mono" w:cs="Roboto Mono" w:eastAsia="Roboto Mono" w:hAnsi="Roboto Mono"/>
-          <w:color w:val="188038"/>
-          <w:rtl w:val="0"/>
-        </w:rPr>
-        <w:t xml:space="preserve">DECIMAL</w:t>
-      </w:r>
-      <w:r>
-        <w:rPr>
-          <w:rtl w:val="0"/>
-        </w:rPr>
-        <w:t xml:space="preserve"> is appropriate for currency-like values because it avoids floating-point rounding errors.</w:t>
-      </w:r>
-    </w:p>
-    <w:p>
-      <w:pPr>
-        <w:pStyle w:val="Heading3"/>
-        <w:rPr/>
-      </w:pPr>
-      <w:bookmarkStart w:colFirst="0" w:colLast="0" w:name="_u1etanyy79we" w:id="20"/>
-      <w:bookmarkEnd w:id="20"/>
-      <w:r>
-        <w:rPr>
-          <w:rtl w:val="0"/>
-        </w:rPr>
-        <w:t xml:space="preserve">Indexing strategy</w:t>
-      </w:r>
-    </w:p>
-    <w:p>
-      <w:pPr>
-        <w:rPr/>
-      </w:pPr>
-      <w:r>
-        <w:rPr>
-          <w:rtl w:val="0"/>
-        </w:rPr>
-        <w:t xml:space="preserve">Django automatically creates indexes for primary keys and (typically) unique fields. For search-heavy systems, additional composite indexes are often required.</w:t>
-      </w:r>
-    </w:p>
-    <w:p>
-      <w:pPr>
-        <w:keepNext w:val="0"/>
-        <w:keepLines w:val="0"/>
-        <w:pageBreakBefore w:val="0"/>
-        <w:widowControl w:val="0"/>
-        <w:pBdr>
-          <w:top w:space="0" w:sz="0" w:val="nil"/>
-          <w:left w:space="0" w:sz="0" w:val="nil"/>
-          <w:bottom w:space="0" w:sz="0" w:val="nil"/>
-          <w:right w:space="0" w:sz="0" w:val="nil"/>
-          <w:between w:space="0" w:sz="0" w:val="nil"/>
-        </w:pBdr>
-        <w:shd w:fill="auto" w:val="clear"/>
-        <w:spacing w:after="0" w:before="0" w:line="276" w:lineRule="auto"/>
-        <w:ind w:left="0" w:right="0" w:firstLine="0"/>
-        <w:jc w:val="left"/>
-        <w:rPr/>
-      </w:pPr>
-      <w:r>
-        <w:rPr>
-          <w:rtl w:val="0"/>
-        </w:rPr>
-      </w:r>
-    </w:p>
-    <w:p>
-      <w:pPr>
-        <w:rPr/>
-      </w:pPr>
-      <w:r>
-        <w:rPr>
-          <w:rtl w:val="0"/>
-        </w:rPr>
-        <w:t xml:space="preserve">Recommended indexes for TravelPro’s main read paths</w:t>
-      </w:r>
-    </w:p>
-    <w:p>
-      <w:pPr>
-        <w:keepNext w:val="0"/>
-        <w:keepLines w:val="0"/>
-        <w:pageBreakBefore w:val="0"/>
-        <w:widowControl w:val="0"/>
-        <w:pBdr>
-          <w:top w:space="0" w:sz="0" w:val="nil"/>
-          <w:left w:space="0" w:sz="0" w:val="nil"/>
-          <w:bottom w:space="0" w:sz="0" w:val="nil"/>
-          <w:right w:space="0" w:sz="0" w:val="nil"/>
-          <w:between w:space="0" w:sz="0" w:val="nil"/>
-        </w:pBdr>
-        <w:shd w:fill="auto" w:val="clear"/>
-        <w:spacing w:after="0" w:before="0" w:line="276" w:lineRule="auto"/>
-        <w:ind w:left="0" w:right="0" w:firstLine="0"/>
-        <w:jc w:val="left"/>
-        <w:rPr/>
-      </w:pPr>
-      <w:r>
-        <w:rPr>
-          <w:rtl w:val="0"/>
-        </w:rPr>
-      </w:r>
-    </w:p>
-    <w:p>
-      <w:pPr>
-        <w:numPr>
-          <w:ilvl w:val="0"/>
-          <w:numId w:val="1"/>
-        </w:numPr>
-        <w:ind w:left="720" w:hanging="360"/>
-      </w:pPr>
-      <w:r>
-        <w:rPr>
-          <w:rtl w:val="0"/>
-        </w:rPr>
-        <w:t xml:space="preserve">Schedule search</w:t>
-      </w:r>
-    </w:p>
-    <w:p>
-      <w:pPr>
-        <w:numPr>
-          <w:ilvl w:val="1"/>
-          <w:numId w:val="1"/>
-        </w:numPr>
-        <w:ind w:left="1440" w:hanging="360"/>
-      </w:pPr>
-      <w:r>
-        <w:rPr>
-          <w:rFonts w:ascii="Roboto Mono" w:cs="Roboto Mono" w:eastAsia="Roboto Mono" w:hAnsi="Roboto Mono"/>
-          <w:color w:val="188038"/>
-          <w:rtl w:val="0"/>
-        </w:rPr>
-        <w:t xml:space="preserve">(route_id, departure_time)</w:t>
-      </w:r>
-      <w:r>
-        <w:rPr>
-          <w:rtl w:val="0"/>
-        </w:rPr>
-        <w:t xml:space="preserve"> to support filtering by route and date.</w:t>
-      </w:r>
-    </w:p>
-    <w:p>
-      <w:pPr>
-        <w:numPr>
-          <w:ilvl w:val="1"/>
-          <w:numId w:val="1"/>
-        </w:numPr>
-        <w:ind w:left="1440" w:hanging="360"/>
-      </w:pPr>
-      <w:r>
-        <w:rPr>
-          <w:rtl w:val="0"/>
-        </w:rPr>
-        <w:t xml:space="preserve">Optional: </w:t>
-      </w:r>
-      <w:r>
-        <w:rPr>
-          <w:rFonts w:ascii="Roboto Mono" w:cs="Roboto Mono" w:eastAsia="Roboto Mono" w:hAnsi="Roboto Mono"/>
-          <w:color w:val="188038"/>
-          <w:rtl w:val="0"/>
-        </w:rPr>
-        <w:t xml:space="preserve">(departure_time)</w:t>
-      </w:r>
-      <w:r>
-        <w:rPr>
-          <w:rtl w:val="0"/>
-        </w:rPr>
-        <w:t xml:space="preserve"> if date-only filtering becomes common.</w:t>
-      </w:r>
-    </w:p>
-    <w:p>
-      <w:pPr>
-        <w:numPr>
-          <w:ilvl w:val="0"/>
-          <w:numId w:val="1"/>
-        </w:numPr>
-        <w:ind w:left="720" w:hanging="360"/>
-      </w:pPr>
-      <w:r>
-        <w:rPr>
-          <w:rtl w:val="0"/>
-        </w:rPr>
-        <w:t xml:space="preserve">Booking history</w:t>
-      </w:r>
-    </w:p>
-    <w:p>
-      <w:pPr>
-        <w:numPr>
-          <w:ilvl w:val="1"/>
-          <w:numId w:val="1"/>
-        </w:numPr>
-        <w:ind w:left="1440" w:hanging="360"/>
-      </w:pPr>
-      <w:r>
-        <w:rPr>
-          <w:rFonts w:ascii="Roboto Mono" w:cs="Roboto Mono" w:eastAsia="Roboto Mono" w:hAnsi="Roboto Mono"/>
-          <w:color w:val="188038"/>
-          <w:rtl w:val="0"/>
-        </w:rPr>
-        <w:t xml:space="preserve">(user_id, id)</w:t>
-      </w:r>
-      <w:r>
-        <w:rPr>
-          <w:rtl w:val="0"/>
-        </w:rPr>
-        <w:t xml:space="preserve"> or </w:t>
-      </w:r>
-      <w:r>
-        <w:rPr>
-          <w:rFonts w:ascii="Roboto Mono" w:cs="Roboto Mono" w:eastAsia="Roboto Mono" w:hAnsi="Roboto Mono"/>
-          <w:color w:val="188038"/>
-          <w:rtl w:val="0"/>
-        </w:rPr>
-        <w:t xml:space="preserve">(user_id, schedule_id)</w:t>
-      </w:r>
-      <w:r>
-        <w:rPr>
-          <w:rtl w:val="0"/>
-        </w:rPr>
-        <w:t xml:space="preserve"> depending on ordering.</w:t>
-      </w:r>
-    </w:p>
-    <w:p>
-      <w:pPr>
-        <w:numPr>
-          <w:ilvl w:val="0"/>
-          <w:numId w:val="1"/>
-        </w:numPr>
-        <w:ind w:left="720" w:hanging="360"/>
-      </w:pPr>
-      <w:r>
-        <w:rPr>
-          <w:rtl w:val="0"/>
-        </w:rPr>
-        <w:t xml:space="preserve">Seat selection</w:t>
-      </w:r>
-    </w:p>
-    <w:p>
-      <w:pPr>
-        <w:numPr>
-          <w:ilvl w:val="1"/>
-          <w:numId w:val="1"/>
-        </w:numPr>
-        <w:ind w:left="1440" w:hanging="360"/>
-      </w:pPr>
-      <w:r>
-        <w:rPr>
-          <w:rFonts w:ascii="Roboto Mono" w:cs="Roboto Mono" w:eastAsia="Roboto Mono" w:hAnsi="Roboto Mono"/>
-          <w:color w:val="188038"/>
-          <w:rtl w:val="0"/>
-        </w:rPr>
-        <w:t xml:space="preserve">(bus_id, seat_number)</w:t>
-      </w:r>
-      <w:r>
-        <w:rPr>
-          <w:rtl w:val="0"/>
-        </w:rPr>
-        <w:t xml:space="preserve"> is already enforced as unique (acts like an index).</w:t>
-      </w:r>
-    </w:p>
-    <w:p>
-      <w:pPr>
-        <w:numPr>
-          <w:ilvl w:val="0"/>
-          <w:numId w:val="1"/>
-        </w:numPr>
-        <w:ind w:left="720" w:hanging="360"/>
-      </w:pPr>
-      <w:r>
-        <w:rPr>
-          <w:rtl w:val="0"/>
-        </w:rPr>
-        <w:t xml:space="preserve">Payment reporting</w:t>
-      </w:r>
-    </w:p>
-    <w:p>
-      <w:pPr>
-        <w:numPr>
-          <w:ilvl w:val="1"/>
-          <w:numId w:val="1"/>
-        </w:numPr>
-        <w:ind w:left="1440" w:hanging="360"/>
-      </w:pPr>
-      <w:r>
-        <w:rPr>
-          <w:rFonts w:ascii="Roboto Mono" w:cs="Roboto Mono" w:eastAsia="Roboto Mono" w:hAnsi="Roboto Mono"/>
-          <w:color w:val="188038"/>
-          <w:rtl w:val="0"/>
-        </w:rPr>
-        <w:t xml:space="preserve">(payment_status, payment_date)</w:t>
-      </w:r>
-      <w:r>
-        <w:rPr>
-          <w:rtl w:val="0"/>
-        </w:rPr>
-        <w:t xml:space="preserve"> to support “completed vs pending” analytics.</w:t>
-      </w:r>
-    </w:p>
-    <w:p>
-      <w:pPr>
-        <w:keepNext w:val="0"/>
-        <w:keepLines w:val="0"/>
-        <w:pageBreakBefore w:val="0"/>
-        <w:widowControl w:val="0"/>
-        <w:pBdr>
-          <w:top w:space="0" w:sz="0" w:val="nil"/>
-          <w:left w:space="0" w:sz="0" w:val="nil"/>
-          <w:bottom w:space="0" w:sz="0" w:val="nil"/>
-          <w:right w:space="0" w:sz="0" w:val="nil"/>
-          <w:between w:space="0" w:sz="0" w:val="nil"/>
-        </w:pBdr>
-        <w:shd w:fill="auto" w:val="clear"/>
-        <w:spacing w:after="0" w:before="0" w:line="276" w:lineRule="auto"/>
-        <w:ind w:left="0" w:right="0" w:firstLine="0"/>
-        <w:jc w:val="left"/>
-        <w:rPr/>
-      </w:pPr>
-      <w:r>
-        <w:rPr>
-          <w:rtl w:val="0"/>
-        </w:rPr>
-      </w:r>
-    </w:p>
-    <w:p>
-      <w:pPr>
-        <w:rPr/>
-      </w:pPr>
-      <w:r>
-        <w:rPr>
-          <w:rtl w:val="0"/>
-        </w:rPr>
-        <w:t xml:space="preserve">These indexes are especially important in MySQL when tables grow large; without them, even correct ORM logic may become slow due to full table scans.</w:t>
-      </w:r>
-    </w:p>
-    <w:p>
-      <w:pPr>
-        <w:pStyle w:val="Heading3"/>
-        <w:rPr/>
-      </w:pPr>
-      <w:bookmarkStart w:colFirst="0" w:colLast="0" w:name="_m2t2k0kt9s2o" w:id="21"/>
-      <w:bookmarkEnd w:id="21"/>
+      <w:bookmarkStart w:colFirst="0" w:colLast="0" w:name="_m2t2k0kt9s2o" w:id="22"/>
+      <w:bookmarkEnd w:id="22"/>
       <w:r>
         <w:rPr>
           <w:rtl w:val="0"/>
@@ -10311,8 +7983,8 @@
         <w:pStyle w:val="Heading4"/>
         <w:rPr/>
       </w:pPr>
-      <w:bookmarkStart w:colFirst="0" w:colLast="0" w:name="_4lrfv8ssox08" w:id="22"/>
-      <w:bookmarkEnd w:id="22"/>
+      <w:bookmarkStart w:colFirst="0" w:colLast="0" w:name="_4lrfv8ssox08" w:id="23"/>
+      <w:bookmarkEnd w:id="23"/>
       <w:r>
         <w:rPr>
           <w:rtl w:val="0"/>
@@ -11584,130 +9256,27 @@
     </w:p>
     <w:p>
       <w:pPr>
-        <w:keepNext w:val="0"/>
-        <w:keepLines w:val="0"/>
-        <w:pageBreakBefore w:val="0"/>
-        <w:widowControl w:val="0"/>
-        <w:pBdr>
-          <w:top w:space="0" w:sz="0" w:val="nil"/>
-          <w:left w:space="0" w:sz="0" w:val="nil"/>
-          <w:bottom w:space="0" w:sz="0" w:val="nil"/>
-          <w:right w:space="0" w:sz="0" w:val="nil"/>
-          <w:between w:space="0" w:sz="0" w:val="nil"/>
-        </w:pBdr>
-        <w:shd w:fill="auto" w:val="clear"/>
-        <w:spacing w:after="0" w:before="0" w:line="276" w:lineRule="auto"/>
-        <w:ind w:left="0" w:right="0" w:firstLine="0"/>
-        <w:jc w:val="left"/>
-        <w:rPr/>
-      </w:pPr>
-      <w:r>
-        <w:rPr>
-          <w:rtl w:val="0"/>
-        </w:rPr>
-      </w:r>
-    </w:p>
-    <w:p>
-      <w:pPr>
-        <w:rPr/>
-      </w:pPr>
-      <w:r>
-        <w:rPr>
-          <w:rtl w:val="0"/>
-        </w:rPr>
-        <w:t xml:space="preserve">Index suggestions</w:t>
-      </w:r>
-    </w:p>
-    <w:p>
-      <w:pPr>
-        <w:keepNext w:val="0"/>
-        <w:keepLines w:val="0"/>
-        <w:pageBreakBefore w:val="0"/>
-        <w:widowControl w:val="0"/>
-        <w:pBdr>
-          <w:top w:space="0" w:sz="0" w:val="nil"/>
-          <w:left w:space="0" w:sz="0" w:val="nil"/>
-          <w:bottom w:space="0" w:sz="0" w:val="nil"/>
-          <w:right w:space="0" w:sz="0" w:val="nil"/>
-          <w:between w:space="0" w:sz="0" w:val="nil"/>
-        </w:pBdr>
-        <w:shd w:fill="auto" w:val="clear"/>
-        <w:spacing w:after="0" w:before="0" w:line="276" w:lineRule="auto"/>
-        <w:ind w:left="0" w:right="0" w:firstLine="0"/>
-        <w:jc w:val="left"/>
-        <w:rPr/>
-      </w:pPr>
-      <w:r>
-        <w:rPr>
-          <w:rtl w:val="0"/>
-        </w:rPr>
-      </w:r>
-    </w:p>
-    <w:p>
-      <w:pPr>
-        <w:numPr>
-          <w:ilvl w:val="0"/>
-          <w:numId w:val="1"/>
-        </w:numPr>
-        <w:ind w:left="720" w:hanging="360"/>
-      </w:pPr>
-      <w:r>
-        <w:rPr>
-          <w:rtl w:val="0"/>
-        </w:rPr>
-        <w:t xml:space="preserve">Index on </w:t>
-      </w:r>
-      <w:r>
-        <w:rPr>
-          <w:rFonts w:ascii="Roboto Mono" w:cs="Roboto Mono" w:eastAsia="Roboto Mono" w:hAnsi="Roboto Mono"/>
-          <w:color w:val="188038"/>
-          <w:rtl w:val="0"/>
-        </w:rPr>
-        <w:t xml:space="preserve">username</w:t>
-      </w:r>
-      <w:r>
-        <w:rPr>
-          <w:rtl w:val="0"/>
-        </w:rPr>
-        <w:t xml:space="preserve"> (default)</w:t>
-      </w:r>
-    </w:p>
-    <w:p>
-      <w:pPr>
-        <w:numPr>
-          <w:ilvl w:val="0"/>
-          <w:numId w:val="1"/>
-        </w:numPr>
-        <w:ind w:left="720" w:hanging="360"/>
-      </w:pPr>
-      <w:r>
-        <w:rPr>
-          <w:rtl w:val="0"/>
-        </w:rPr>
-        <w:t xml:space="preserve">Index on </w:t>
-      </w:r>
-      <w:r>
-        <w:rPr>
-          <w:rFonts w:ascii="Roboto Mono" w:cs="Roboto Mono" w:eastAsia="Roboto Mono" w:hAnsi="Roboto Mono"/>
-          <w:color w:val="188038"/>
-          <w:rtl w:val="0"/>
-        </w:rPr>
-        <w:t xml:space="preserve">email</w:t>
-      </w:r>
-      <w:r>
-        <w:rPr>
-          <w:rtl w:val="0"/>
-        </w:rPr>
-        <w:t xml:space="preserve"> (optional, depending on lookup usage)</w:t>
-      </w:r>
-    </w:p>
-    <w:p>
-      <w:pPr>
         <w:pStyle w:val="Heading4"/>
         <w:rPr/>
       </w:pPr>
-      <w:bookmarkStart w:colFirst="0" w:colLast="0" w:name="_8179asktlkij" w:id="23"/>
-      <w:bookmarkEnd w:id="23"/>
+      <w:bookmarkStart w:colFirst="0" w:colLast="0" w:name="_juobnzqivzfa" w:id="24"/>
+      <w:bookmarkEnd w:id="24"/>
+      <w:r>
+        <w:br w:type="page"/>
+      </w:r>
+      <w:r>
+        <w:rPr>
+          <w:rtl w:val="0"/>
+        </w:rPr>
+      </w:r>
+    </w:p>
+    <w:p>
+      <w:pPr>
+        <w:pStyle w:val="Heading4"/>
+        <w:rPr/>
+      </w:pPr>
+      <w:bookmarkStart w:colFirst="0" w:colLast="0" w:name="_8179asktlkij" w:id="25"/>
+      <w:bookmarkEnd w:id="25"/>
       <w:r>
         <w:rPr>
           <w:rtl w:val="0"/>
@@ -12822,12 +10391,13 @@
         <w:pStyle w:val="Heading4"/>
         <w:rPr/>
       </w:pPr>
-      <w:bookmarkStart w:colFirst="0" w:colLast="0" w:name="_hso52i9bqmq4" w:id="24"/>
-      <w:bookmarkEnd w:id="24"/>
-      <w:r>
-        <w:rPr>
-          <w:rtl w:val="0"/>
-        </w:rPr>
+      <w:bookmarkStart w:colFirst="0" w:colLast="0" w:name="_hso52i9bqmq4" w:id="26"/>
+      <w:bookmarkEnd w:id="26"/>
+      <w:r>
+        <w:rPr>
+          <w:rtl w:val="0"/>
+        </w:rPr>
+        <w:br w:type="textWrapping"/>
         <w:t xml:space="preserve">Table: </w:t>
       </w:r>
       <w:r>
@@ -13952,8 +11522,24 @@
         <w:pStyle w:val="Heading4"/>
         <w:rPr/>
       </w:pPr>
-      <w:bookmarkStart w:colFirst="0" w:colLast="0" w:name="_3c64b64naxoc" w:id="25"/>
-      <w:bookmarkEnd w:id="25"/>
+      <w:bookmarkStart w:colFirst="0" w:colLast="0" w:name="_2vsd3lmgeksa" w:id="27"/>
+      <w:bookmarkEnd w:id="27"/>
+      <w:r>
+        <w:br w:type="page"/>
+      </w:r>
+      <w:r>
+        <w:rPr>
+          <w:rtl w:val="0"/>
+        </w:rPr>
+      </w:r>
+    </w:p>
+    <w:p>
+      <w:pPr>
+        <w:pStyle w:val="Heading4"/>
+        <w:rPr/>
+      </w:pPr>
+      <w:bookmarkStart w:colFirst="0" w:colLast="0" w:name="_3c64b64naxoc" w:id="28"/>
+      <w:bookmarkEnd w:id="28"/>
       <w:r>
         <w:rPr>
           <w:rtl w:val="0"/>
@@ -15140,8 +12726,8 @@
         <w:pStyle w:val="Heading4"/>
         <w:rPr/>
       </w:pPr>
-      <w:bookmarkStart w:colFirst="0" w:colLast="0" w:name="_oit5mh571nr6" w:id="26"/>
-      <w:bookmarkEnd w:id="26"/>
+      <w:bookmarkStart w:colFirst="0" w:colLast="0" w:name="_oit5mh571nr6" w:id="29"/>
+      <w:bookmarkEnd w:id="29"/>
       <w:r>
         <w:rPr>
           <w:rtl w:val="0"/>
@@ -16077,8 +13663,24 @@
         <w:pStyle w:val="Heading4"/>
         <w:rPr/>
       </w:pPr>
-      <w:bookmarkStart w:colFirst="0" w:colLast="0" w:name="_t8iohz5y618u" w:id="27"/>
-      <w:bookmarkEnd w:id="27"/>
+      <w:bookmarkStart w:colFirst="0" w:colLast="0" w:name="_9hxwgjjs16io" w:id="30"/>
+      <w:bookmarkEnd w:id="30"/>
+      <w:r>
+        <w:br w:type="page"/>
+      </w:r>
+      <w:r>
+        <w:rPr>
+          <w:rtl w:val="0"/>
+        </w:rPr>
+      </w:r>
+    </w:p>
+    <w:p>
+      <w:pPr>
+        <w:pStyle w:val="Heading4"/>
+        <w:rPr/>
+      </w:pPr>
+      <w:bookmarkStart w:colFirst="0" w:colLast="0" w:name="_t8iohz5y618u" w:id="31"/>
+      <w:bookmarkEnd w:id="31"/>
       <w:r>
         <w:rPr>
           <w:rtl w:val="0"/>
@@ -17283,8 +14885,24 @@
         <w:pStyle w:val="Heading4"/>
         <w:rPr/>
       </w:pPr>
-      <w:bookmarkStart w:colFirst="0" w:colLast="0" w:name="_1ygq156j9ycr" w:id="28"/>
-      <w:bookmarkEnd w:id="28"/>
+      <w:bookmarkStart w:colFirst="0" w:colLast="0" w:name="_l4yqyestar2p" w:id="32"/>
+      <w:bookmarkEnd w:id="32"/>
+      <w:r>
+        <w:br w:type="page"/>
+      </w:r>
+      <w:r>
+        <w:rPr>
+          <w:rtl w:val="0"/>
+        </w:rPr>
+      </w:r>
+    </w:p>
+    <w:p>
+      <w:pPr>
+        <w:pStyle w:val="Heading4"/>
+        <w:rPr/>
+      </w:pPr>
+      <w:bookmarkStart w:colFirst="0" w:colLast="0" w:name="_1ygq156j9ycr" w:id="33"/>
+      <w:bookmarkEnd w:id="33"/>
       <w:r>
         <w:rPr>
           <w:rtl w:val="0"/>
@@ -18144,8 +15762,24 @@
         <w:pStyle w:val="Heading4"/>
         <w:rPr/>
       </w:pPr>
-      <w:bookmarkStart w:colFirst="0" w:colLast="0" w:name="_1x1tmkizcrhp" w:id="29"/>
-      <w:bookmarkEnd w:id="29"/>
+      <w:bookmarkStart w:colFirst="0" w:colLast="0" w:name="_84jzq84hah0y" w:id="34"/>
+      <w:bookmarkEnd w:id="34"/>
+      <w:r>
+        <w:br w:type="page"/>
+      </w:r>
+      <w:r>
+        <w:rPr>
+          <w:rtl w:val="0"/>
+        </w:rPr>
+      </w:r>
+    </w:p>
+    <w:p>
+      <w:pPr>
+        <w:pStyle w:val="Heading4"/>
+        <w:rPr/>
+      </w:pPr>
+      <w:bookmarkStart w:colFirst="0" w:colLast="0" w:name="_1x1tmkizcrhp" w:id="35"/>
+      <w:bookmarkEnd w:id="35"/>
       <w:r>
         <w:rPr>
           <w:rtl w:val="0"/>
@@ -19402,8 +17036,24 @@
         <w:pStyle w:val="Heading4"/>
         <w:rPr/>
       </w:pPr>
-      <w:bookmarkStart w:colFirst="0" w:colLast="0" w:name="_9j46rtn5wdvt" w:id="30"/>
-      <w:bookmarkEnd w:id="30"/>
+      <w:bookmarkStart w:colFirst="0" w:colLast="0" w:name="_miqbifwvehc1" w:id="36"/>
+      <w:bookmarkEnd w:id="36"/>
+      <w:r>
+        <w:br w:type="page"/>
+      </w:r>
+      <w:r>
+        <w:rPr>
+          <w:rtl w:val="0"/>
+        </w:rPr>
+      </w:r>
+    </w:p>
+    <w:p>
+      <w:pPr>
+        <w:pStyle w:val="Heading4"/>
+        <w:rPr/>
+      </w:pPr>
+      <w:bookmarkStart w:colFirst="0" w:colLast="0" w:name="_9j46rtn5wdvt" w:id="37"/>
+      <w:bookmarkEnd w:id="37"/>
       <w:r>
         <w:rPr>
           <w:rtl w:val="0"/>
@@ -20411,8 +18061,8 @@
         <w:pStyle w:val="Heading4"/>
         <w:rPr/>
       </w:pPr>
-      <w:bookmarkStart w:colFirst="0" w:colLast="0" w:name="_slecbrv9upg5" w:id="31"/>
-      <w:bookmarkEnd w:id="31"/>
+      <w:bookmarkStart w:colFirst="0" w:colLast="0" w:name="_slecbrv9upg5" w:id="38"/>
+      <w:bookmarkEnd w:id="38"/>
       <w:r>
         <w:rPr>
           <w:rtl w:val="0"/>
@@ -20422,13 +18072,77 @@
     </w:p>
     <w:p>
       <w:pPr>
-        <w:rPr/>
-      </w:pPr>
-      <w:r>
-        <w:rPr>
-          <w:rtl w:val="0"/>
-        </w:rPr>
-        <w:t xml:space="preserve">One-to-many examples (implemented)</w:t>
+        <w:numPr>
+          <w:ilvl w:val="0"/>
+          <w:numId w:val="1"/>
+        </w:numPr>
+        <w:ind w:left="720" w:hanging="360"/>
+      </w:pPr>
+      <w:r>
+        <w:rPr>
+          <w:rtl w:val="0"/>
+        </w:rPr>
+        <w:t xml:space="preserve">Bus 1:N Seat</w:t>
+      </w:r>
+    </w:p>
+    <w:p>
+      <w:pPr>
+        <w:numPr>
+          <w:ilvl w:val="0"/>
+          <w:numId w:val="1"/>
+        </w:numPr>
+        <w:ind w:left="720" w:hanging="360"/>
+      </w:pPr>
+      <w:r>
+        <w:rPr>
+          <w:rtl w:val="0"/>
+        </w:rPr>
+        <w:t xml:space="preserve">Bus 1:N Schedule</w:t>
+      </w:r>
+    </w:p>
+    <w:p>
+      <w:pPr>
+        <w:numPr>
+          <w:ilvl w:val="0"/>
+          <w:numId w:val="1"/>
+        </w:numPr>
+        <w:ind w:left="720" w:hanging="360"/>
+      </w:pPr>
+      <w:r>
+        <w:rPr>
+          <w:rtl w:val="0"/>
+        </w:rPr>
+        <w:t xml:space="preserve">Route 1:N Schedule</w:t>
+      </w:r>
+    </w:p>
+    <w:p>
+      <w:pPr>
+        <w:numPr>
+          <w:ilvl w:val="0"/>
+          <w:numId w:val="1"/>
+        </w:numPr>
+        <w:ind w:left="720" w:hanging="360"/>
+      </w:pPr>
+      <w:r>
+        <w:rPr>
+          <w:rtl w:val="0"/>
+        </w:rPr>
+        <w:t xml:space="preserve">User 1:N Booking</w:t>
+      </w:r>
+    </w:p>
+    <w:p>
+      <w:pPr>
+        <w:numPr>
+          <w:ilvl w:val="0"/>
+          <w:numId w:val="1"/>
+        </w:numPr>
+        <w:ind w:left="720" w:hanging="360"/>
+      </w:pPr>
+      <w:r>
+        <w:rPr>
+          <w:rtl w:val="0"/>
+        </w:rPr>
+        <w:t xml:space="preserve">Booking 1:N Payment (conceptual; can be treated 1:1 depending on business rules)</w:t>
       </w:r>
     </w:p>
     <w:p>
@@ -20458,6 +18172,36 @@
     </w:p>
     <w:p>
       <w:pPr>
+        <w:pStyle w:val="Heading3"/>
+        <w:rPr/>
+      </w:pPr>
+      <w:bookmarkStart w:colFirst="0" w:colLast="0" w:name="_1wn4yvlii8gv" w:id="39"/>
+      <w:bookmarkEnd w:id="39"/>
+      <w:r>
+        <w:br w:type="page"/>
+      </w:r>
+      <w:r>
+        <w:rPr>
+          <w:rtl w:val="0"/>
+        </w:rPr>
+      </w:r>
+    </w:p>
+    <w:p>
+      <w:pPr>
+        <w:pStyle w:val="Heading3"/>
+        <w:rPr/>
+      </w:pPr>
+      <w:bookmarkStart w:colFirst="0" w:colLast="0" w:name="_6ybjclxknrz" w:id="40"/>
+      <w:bookmarkEnd w:id="40"/>
+      <w:r>
+        <w:rPr>
+          <w:rtl w:val="0"/>
+        </w:rPr>
+        <w:t xml:space="preserve">Referential integrity</w:t>
+      </w:r>
+    </w:p>
+    <w:p>
+      <w:pPr>
         <w:numPr>
           <w:ilvl w:val="0"/>
           <w:numId w:val="1"/>
@@ -20468,7 +18212,7 @@
         <w:rPr>
           <w:rtl w:val="0"/>
         </w:rPr>
-        <w:t xml:space="preserve">Bus 1:N Seat</w:t>
+        <w:t xml:space="preserve">Foreign keys ensure that bookings remain linked to valid schedules and seats.</w:t>
       </w:r>
     </w:p>
     <w:p>
@@ -20483,52 +18227,47 @@
         <w:rPr>
           <w:rtl w:val="0"/>
         </w:rPr>
-        <w:t xml:space="preserve">Bus 1:N Schedule</w:t>
-      </w:r>
-    </w:p>
-    <w:p>
-      <w:pPr>
-        <w:numPr>
-          <w:ilvl w:val="0"/>
-          <w:numId w:val="1"/>
-        </w:numPr>
-        <w:ind w:left="720" w:hanging="360"/>
-      </w:pPr>
-      <w:r>
-        <w:rPr>
-          <w:rtl w:val="0"/>
-        </w:rPr>
-        <w:t xml:space="preserve">Route 1:N Schedule</w:t>
-      </w:r>
-    </w:p>
-    <w:p>
-      <w:pPr>
-        <w:numPr>
-          <w:ilvl w:val="0"/>
-          <w:numId w:val="1"/>
-        </w:numPr>
-        <w:ind w:left="720" w:hanging="360"/>
-      </w:pPr>
-      <w:r>
-        <w:rPr>
-          <w:rtl w:val="0"/>
-        </w:rPr>
-        <w:t xml:space="preserve">User 1:N Booking</w:t>
-      </w:r>
-    </w:p>
-    <w:p>
-      <w:pPr>
-        <w:numPr>
-          <w:ilvl w:val="0"/>
-          <w:numId w:val="1"/>
-        </w:numPr>
-        <w:ind w:left="720" w:hanging="360"/>
-      </w:pPr>
-      <w:r>
-        <w:rPr>
-          <w:rtl w:val="0"/>
-        </w:rPr>
-        <w:t xml:space="preserve">Booking 1:N Payment (conceptual; can be treated 1:1 depending on business rules)</w:t>
+        <w:t xml:space="preserve">When a parent record is deleted, cascading deletes (</w:t>
+      </w:r>
+      <w:r>
+        <w:rPr>
+          <w:rFonts w:ascii="Roboto Mono" w:cs="Roboto Mono" w:eastAsia="Roboto Mono" w:hAnsi="Roboto Mono"/>
+          <w:color w:val="188038"/>
+          <w:rtl w:val="0"/>
+        </w:rPr>
+        <w:t xml:space="preserve">on_delete=models.CASCADE</w:t>
+      </w:r>
+      <w:r>
+        <w:rPr>
+          <w:rtl w:val="0"/>
+        </w:rPr>
+        <w:t xml:space="preserve">) related child records automatically. However, in a production environment, soft deletes are typically preferred, so that an audit trail is preserved and changes can be tracked.</w:t>
+      </w:r>
+    </w:p>
+    <w:p>
+      <w:pPr>
+        <w:pStyle w:val="Heading2"/>
+        <w:rPr/>
+      </w:pPr>
+      <w:bookmarkStart w:colFirst="0" w:colLast="0" w:name="_z1s7k1is9alu" w:id="41"/>
+      <w:bookmarkEnd w:id="41"/>
+      <w:r>
+        <w:rPr>
+          <w:rtl w:val="0"/>
+        </w:rPr>
+        <w:t xml:space="preserve">3.4 Key Database Relationships</w:t>
+      </w:r>
+    </w:p>
+    <w:p>
+      <w:pPr>
+        <w:rPr/>
+      </w:pPr>
+      <w:r>
+        <w:rPr>
+          <w:rFonts w:ascii="Arial Unicode MS" w:cs="Arial Unicode MS" w:eastAsia="Arial Unicode MS" w:hAnsi="Arial Unicode MS"/>
+          <w:rtl w:val="0"/>
+        </w:rPr>
+        <w:t xml:space="preserve">Route → Bus (via Schedule)</w:t>
       </w:r>
     </w:p>
     <w:p>
@@ -20558,13 +18297,137 @@
     </w:p>
     <w:p>
       <w:pPr>
-        <w:rPr/>
-      </w:pPr>
-      <w:r>
-        <w:rPr>
-          <w:rtl w:val="0"/>
-        </w:rPr>
-        <w:t xml:space="preserve">Many-to-many (not implemented)</w:t>
+        <w:numPr>
+          <w:ilvl w:val="0"/>
+          <w:numId w:val="1"/>
+        </w:numPr>
+        <w:ind w:left="720" w:hanging="360"/>
+      </w:pPr>
+      <w:r>
+        <w:rPr>
+          <w:rFonts w:ascii="Roboto Mono" w:cs="Roboto Mono" w:eastAsia="Roboto Mono" w:hAnsi="Roboto Mono"/>
+          <w:color w:val="188038"/>
+          <w:rtl w:val="0"/>
+        </w:rPr>
+        <w:t xml:space="preserve">Schedule</w:t>
+      </w:r>
+      <w:r>
+        <w:rPr>
+          <w:rtl w:val="0"/>
+        </w:rPr>
+        <w:t xml:space="preserve"> acts as the linking entity:</w:t>
+      </w:r>
+    </w:p>
+    <w:p>
+      <w:pPr>
+        <w:numPr>
+          <w:ilvl w:val="1"/>
+          <w:numId w:val="1"/>
+        </w:numPr>
+        <w:ind w:left="1440" w:hanging="360"/>
+      </w:pPr>
+      <w:r>
+        <w:rPr>
+          <w:rFonts w:ascii="Roboto Mono" w:cs="Roboto Mono" w:eastAsia="Roboto Mono" w:hAnsi="Roboto Mono"/>
+          <w:color w:val="188038"/>
+          <w:rtl w:val="0"/>
+        </w:rPr>
+        <w:t xml:space="preserve">Schedule.route_id</w:t>
+      </w:r>
+      <w:r>
+        <w:rPr>
+          <w:rtl w:val="0"/>
+        </w:rPr>
+        <w:t xml:space="preserve"> references </w:t>
+      </w:r>
+      <w:r>
+        <w:rPr>
+          <w:rFonts w:ascii="Roboto Mono" w:cs="Roboto Mono" w:eastAsia="Roboto Mono" w:hAnsi="Roboto Mono"/>
+          <w:color w:val="188038"/>
+          <w:rtl w:val="0"/>
+        </w:rPr>
+        <w:t xml:space="preserve">Route</w:t>
+      </w:r>
+      <w:r>
+        <w:rPr>
+          <w:rtl w:val="0"/>
+        </w:rPr>
+        <w:t xml:space="preserve">.</w:t>
+      </w:r>
+    </w:p>
+    <w:p>
+      <w:pPr>
+        <w:numPr>
+          <w:ilvl w:val="1"/>
+          <w:numId w:val="1"/>
+        </w:numPr>
+        <w:ind w:left="1440" w:hanging="360"/>
+      </w:pPr>
+      <w:r>
+        <w:rPr>
+          <w:rFonts w:ascii="Roboto Mono" w:cs="Roboto Mono" w:eastAsia="Roboto Mono" w:hAnsi="Roboto Mono"/>
+          <w:color w:val="188038"/>
+          <w:rtl w:val="0"/>
+        </w:rPr>
+        <w:t xml:space="preserve">Schedule.bus_id</w:t>
+      </w:r>
+      <w:r>
+        <w:rPr>
+          <w:rtl w:val="0"/>
+        </w:rPr>
+        <w:t xml:space="preserve"> references </w:t>
+      </w:r>
+      <w:r>
+        <w:rPr>
+          <w:rFonts w:ascii="Roboto Mono" w:cs="Roboto Mono" w:eastAsia="Roboto Mono" w:hAnsi="Roboto Mono"/>
+          <w:color w:val="188038"/>
+          <w:rtl w:val="0"/>
+        </w:rPr>
+        <w:t xml:space="preserve">Bus</w:t>
+      </w:r>
+      <w:r>
+        <w:rPr>
+          <w:rtl w:val="0"/>
+        </w:rPr>
+        <w:t xml:space="preserve">.</w:t>
+      </w:r>
+    </w:p>
+    <w:p>
+      <w:pPr>
+        <w:numPr>
+          <w:ilvl w:val="0"/>
+          <w:numId w:val="1"/>
+        </w:numPr>
+        <w:ind w:left="720" w:hanging="360"/>
+      </w:pPr>
+      <w:r>
+        <w:rPr>
+          <w:rtl w:val="0"/>
+        </w:rPr>
+        <w:t xml:space="preserve">This is a standard relational pattern where the schedule entity carries temporal attributes and price.</w:t>
+      </w:r>
+    </w:p>
+    <w:p>
+      <w:pPr>
+        <w:numPr>
+          <w:ilvl w:val="0"/>
+          <w:numId w:val="1"/>
+        </w:numPr>
+        <w:ind w:left="720" w:hanging="360"/>
+      </w:pPr>
+      <w:r>
+        <w:rPr>
+          <w:rFonts w:ascii="Roboto Mono" w:cs="Roboto Mono" w:eastAsia="Roboto Mono" w:hAnsi="Roboto Mono"/>
+          <w:color w:val="188038"/>
+          <w:rtl w:val="0"/>
+        </w:rPr>
+        <w:t xml:space="preserve">Schedule</w:t>
+      </w:r>
+      <w:r>
+        <w:rPr>
+          <w:rtl w:val="0"/>
+        </w:rPr>
+        <w:t xml:space="preserve"> connects routes and buses. It contains a route_id referencing Route and a bus_id referencing Bus. This is a standard relational arrangement: schedule stores the timing and pricing information.</w:t>
       </w:r>
     </w:p>
     <w:p>
@@ -20594,108 +18457,6 @@
     </w:p>
     <w:p>
       <w:pPr>
-        <w:numPr>
-          <w:ilvl w:val="0"/>
-          <w:numId w:val="1"/>
-        </w:numPr>
-        <w:ind w:left="720" w:hanging="360"/>
-      </w:pPr>
-      <w:r>
-        <w:rPr>
-          <w:rtl w:val="0"/>
-        </w:rPr>
-        <w:t xml:space="preserve">Current schema does not implement M:N relationships. If required in future:</w:t>
-      </w:r>
-    </w:p>
-    <w:p>
-      <w:pPr>
-        <w:numPr>
-          <w:ilvl w:val="1"/>
-          <w:numId w:val="1"/>
-        </w:numPr>
-        <w:ind w:left="1440" w:hanging="360"/>
-      </w:pPr>
-      <w:r>
-        <w:rPr>
-          <w:rtl w:val="0"/>
-        </w:rPr>
-        <w:t xml:space="preserve">a bus could be assigned to multiple operators or operators to multiple buses via a join table.</w:t>
-      </w:r>
-    </w:p>
-    <w:p>
-      <w:pPr>
-        <w:pStyle w:val="Heading3"/>
-        <w:rPr/>
-      </w:pPr>
-      <w:bookmarkStart w:colFirst="0" w:colLast="0" w:name="_6ybjclxknrz" w:id="32"/>
-      <w:bookmarkEnd w:id="32"/>
-      <w:r>
-        <w:rPr>
-          <w:rtl w:val="0"/>
-        </w:rPr>
-        <w:t xml:space="preserve">Referential integrity</w:t>
-      </w:r>
-    </w:p>
-    <w:p>
-      <w:pPr>
-        <w:numPr>
-          <w:ilvl w:val="0"/>
-          <w:numId w:val="1"/>
-        </w:numPr>
-        <w:ind w:left="720" w:hanging="360"/>
-      </w:pPr>
-      <w:r>
-        <w:rPr>
-          <w:rtl w:val="0"/>
-        </w:rPr>
-        <w:t xml:space="preserve">Foreign keys ensure that bookings always reference valid schedules and seats.</w:t>
-      </w:r>
-    </w:p>
-    <w:p>
-      <w:pPr>
-        <w:numPr>
-          <w:ilvl w:val="0"/>
-          <w:numId w:val="1"/>
-        </w:numPr>
-        <w:ind w:left="720" w:hanging="360"/>
-      </w:pPr>
-      <w:r>
-        <w:rPr>
-          <w:rtl w:val="0"/>
-        </w:rPr>
-        <w:t xml:space="preserve">Cascading deletes (</w:t>
-      </w:r>
-      <w:r>
-        <w:rPr>
-          <w:rFonts w:ascii="Roboto Mono" w:cs="Roboto Mono" w:eastAsia="Roboto Mono" w:hAnsi="Roboto Mono"/>
-          <w:color w:val="188038"/>
-          <w:rtl w:val="0"/>
-        </w:rPr>
-        <w:t xml:space="preserve">on_delete=models.CASCADE</w:t>
-      </w:r>
-      <w:r>
-        <w:rPr>
-          <w:rtl w:val="0"/>
-        </w:rPr>
-        <w:t xml:space="preserve">) ensure child records are removed when parents are deleted. In production, soft deletion would be preferred for audit trails.</w:t>
-      </w:r>
-    </w:p>
-    <w:p>
-      <w:pPr>
-        <w:pStyle w:val="Heading2"/>
-        <w:rPr/>
-      </w:pPr>
-      <w:bookmarkStart w:colFirst="0" w:colLast="0" w:name="_z1s7k1is9alu" w:id="33"/>
-      <w:bookmarkEnd w:id="33"/>
-      <w:r>
-        <w:rPr>
-          <w:rtl w:val="0"/>
-        </w:rPr>
-        <w:t xml:space="preserve">3.4 Key Database Relationships</w:t>
-      </w:r>
-    </w:p>
-    <w:p>
-      <w:pPr>
         <w:rPr/>
       </w:pPr>
       <w:r>
@@ -20703,7 +18464,7 @@
           <w:rFonts w:ascii="Arial Unicode MS" w:cs="Arial Unicode MS" w:eastAsia="Arial Unicode MS" w:hAnsi="Arial Unicode MS"/>
           <w:rtl w:val="0"/>
         </w:rPr>
-        <w:t xml:space="preserve">Route → Bus (via Schedule)</w:t>
+        <w:t xml:space="preserve">Bus → Seat</w:t>
       </w:r>
     </w:p>
     <w:p>
@@ -20741,48 +18502,17 @@
       </w:pPr>
       <w:r>
         <w:rPr>
+          <w:rtl w:val="0"/>
+        </w:rPr>
+        <w:t xml:space="preserve">Seats reference bus via </w:t>
+      </w:r>
+      <w:r>
+        <w:rPr>
           <w:rFonts w:ascii="Roboto Mono" w:cs="Roboto Mono" w:eastAsia="Roboto Mono" w:hAnsi="Roboto Mono"/>
           <w:color w:val="188038"/>
           <w:rtl w:val="0"/>
         </w:rPr>
-        <w:t xml:space="preserve">Schedule</w:t>
-      </w:r>
-      <w:r>
-        <w:rPr>
-          <w:rtl w:val="0"/>
-        </w:rPr>
-        <w:t xml:space="preserve"> acts as the linking entity:</w:t>
-      </w:r>
-    </w:p>
-    <w:p>
-      <w:pPr>
-        <w:numPr>
-          <w:ilvl w:val="1"/>
-          <w:numId w:val="1"/>
-        </w:numPr>
-        <w:ind w:left="1440" w:hanging="360"/>
-      </w:pPr>
-      <w:r>
-        <w:rPr>
-          <w:rFonts w:ascii="Roboto Mono" w:cs="Roboto Mono" w:eastAsia="Roboto Mono" w:hAnsi="Roboto Mono"/>
-          <w:color w:val="188038"/>
-          <w:rtl w:val="0"/>
-        </w:rPr>
-        <w:t xml:space="preserve">Schedule.route_id</w:t>
-      </w:r>
-      <w:r>
-        <w:rPr>
-          <w:rtl w:val="0"/>
-        </w:rPr>
-        <w:t xml:space="preserve"> references </w:t>
-      </w:r>
-      <w:r>
-        <w:rPr>
-          <w:rFonts w:ascii="Roboto Mono" w:cs="Roboto Mono" w:eastAsia="Roboto Mono" w:hAnsi="Roboto Mono"/>
-          <w:color w:val="188038"/>
-          <w:rtl w:val="0"/>
-        </w:rPr>
-        <w:t xml:space="preserve">Route</w:t>
+        <w:t xml:space="preserve">Seat.bus_id</w:t>
       </w:r>
       <w:r>
         <w:rPr>
@@ -20794,43 +18524,6 @@
     <w:p>
       <w:pPr>
         <w:numPr>
-          <w:ilvl w:val="1"/>
-          <w:numId w:val="1"/>
-        </w:numPr>
-        <w:ind w:left="1440" w:hanging="360"/>
-      </w:pPr>
-      <w:r>
-        <w:rPr>
-          <w:rFonts w:ascii="Roboto Mono" w:cs="Roboto Mono" w:eastAsia="Roboto Mono" w:hAnsi="Roboto Mono"/>
-          <w:color w:val="188038"/>
-          <w:rtl w:val="0"/>
-        </w:rPr>
-        <w:t xml:space="preserve">Schedule.bus_id</w:t>
-      </w:r>
-      <w:r>
-        <w:rPr>
-          <w:rtl w:val="0"/>
-        </w:rPr>
-        <w:t xml:space="preserve"> references </w:t>
-      </w:r>
-      <w:r>
-        <w:rPr>
-          <w:rFonts w:ascii="Roboto Mono" w:cs="Roboto Mono" w:eastAsia="Roboto Mono" w:hAnsi="Roboto Mono"/>
-          <w:color w:val="188038"/>
-          <w:rtl w:val="0"/>
-        </w:rPr>
-        <w:t xml:space="preserve">Bus</w:t>
-      </w:r>
-      <w:r>
-        <w:rPr>
-          <w:rtl w:val="0"/>
-        </w:rPr>
-        <w:t xml:space="preserve">.</w:t>
-      </w:r>
-    </w:p>
-    <w:p>
-      <w:pPr>
-        <w:numPr>
           <w:ilvl w:val="0"/>
           <w:numId w:val="1"/>
         </w:numPr>
@@ -20840,7 +18533,7 @@
         <w:rPr>
           <w:rtl w:val="0"/>
         </w:rPr>
-        <w:t xml:space="preserve">This is a standard relational pattern where the schedule entity carries temporal attributes and price.</w:t>
+        <w:t xml:space="preserve">Seat uniqueness per bus is enforced with a composite unique constraint.</w:t>
       </w:r>
     </w:p>
     <w:p>
@@ -20877,7 +18570,7 @@
           <w:rFonts w:ascii="Arial Unicode MS" w:cs="Arial Unicode MS" w:eastAsia="Arial Unicode MS" w:hAnsi="Arial Unicode MS"/>
           <w:rtl w:val="0"/>
         </w:rPr>
-        <w:t xml:space="preserve">Bus → Seat</w:t>
+        <w:t xml:space="preserve">User → Booking</w:t>
       </w:r>
     </w:p>
     <w:p>
@@ -20917,7 +18610,7 @@
         <w:rPr>
           <w:rtl w:val="0"/>
         </w:rPr>
-        <w:t xml:space="preserve">Seats reference bus via </w:t>
+        <w:t xml:space="preserve">Bookings reference Django </w:t>
       </w:r>
       <w:r>
         <w:rPr>
@@ -20925,7 +18618,7 @@
           <w:color w:val="188038"/>
           <w:rtl w:val="0"/>
         </w:rPr>
-        <w:t xml:space="preserve">Seat.bus_id</w:t>
+        <w:t xml:space="preserve">User</w:t>
       </w:r>
       <w:r>
         <w:rPr>
@@ -20946,7 +18639,21 @@
         <w:rPr>
           <w:rtl w:val="0"/>
         </w:rPr>
-        <w:t xml:space="preserve">Seat uniqueness per bus is enforced with a composite unique constraint.</w:t>
+        <w:t xml:space="preserve">Booking history is retrieved by filtering bookings on </w:t>
+      </w:r>
+      <w:r>
+        <w:rPr>
+          <w:rFonts w:ascii="Roboto Mono" w:cs="Roboto Mono" w:eastAsia="Roboto Mono" w:hAnsi="Roboto Mono"/>
+          <w:color w:val="188038"/>
+          <w:rtl w:val="0"/>
+        </w:rPr>
+        <w:t xml:space="preserve">user_id</w:t>
+      </w:r>
+      <w:r>
+        <w:rPr>
+          <w:rtl w:val="0"/>
+        </w:rPr>
+        <w:t xml:space="preserve">.</w:t>
       </w:r>
     </w:p>
     <w:p>
@@ -20980,10 +18687,9 @@
       </w:pPr>
       <w:r>
         <w:rPr>
-          <w:rFonts w:ascii="Arial Unicode MS" w:cs="Arial Unicode MS" w:eastAsia="Arial Unicode MS" w:hAnsi="Arial Unicode MS"/>
-          <w:rtl w:val="0"/>
-        </w:rPr>
-        <w:t xml:space="preserve">User → Booking</w:t>
+          <w:rtl w:val="0"/>
+        </w:rPr>
+        <w:t xml:space="preserve">BookingSeat uniqueness constraint (specification requirement)</w:t>
       </w:r>
     </w:p>
     <w:p>
@@ -21023,7 +18729,7 @@
         <w:rPr>
           <w:rtl w:val="0"/>
         </w:rPr>
-        <w:t xml:space="preserve">Bookings reference Django </w:t>
+        <w:t xml:space="preserve">Current implementation: one seat per booking via </w:t>
       </w:r>
       <w:r>
         <w:rPr>
@@ -21031,7 +18737,7 @@
           <w:color w:val="188038"/>
           <w:rtl w:val="0"/>
         </w:rPr>
-        <w:t xml:space="preserve">User</w:t>
+        <w:t xml:space="preserve">Booking.seat</w:t>
       </w:r>
       <w:r>
         <w:rPr>
@@ -21052,7 +18758,7 @@
         <w:rPr>
           <w:rtl w:val="0"/>
         </w:rPr>
-        <w:t xml:space="preserve">Booking history is retrieved by filtering bookings on </w:t>
+        <w:t xml:space="preserve">Production approach: a separate </w:t>
       </w:r>
       <w:r>
         <w:rPr>
@@ -21060,13 +18766,13 @@
           <w:color w:val="188038"/>
           <w:rtl w:val="0"/>
         </w:rPr>
-        <w:t xml:space="preserve">user_id</w:t>
-      </w:r>
-      <w:r>
-        <w:rPr>
-          <w:rtl w:val="0"/>
-        </w:rPr>
-        <w:t xml:space="preserve">.</w:t>
+        <w:t xml:space="preserve">BookingSeat</w:t>
+      </w:r>
+      <w:r>
+        <w:rPr>
+          <w:rtl w:val="0"/>
+        </w:rPr>
+        <w:t xml:space="preserve"> table with UNIQUE(schedule_id, seat_id) to prevent seat reuse.</w:t>
       </w:r>
     </w:p>
     <w:p>
@@ -21102,7 +18808,7 @@
         <w:rPr>
           <w:rtl w:val="0"/>
         </w:rPr>
-        <w:t xml:space="preserve">BookingSeat uniqueness constraint (specification requirement)</w:t>
+        <w:t xml:space="preserve">Prevention of Double Booking</w:t>
       </w:r>
     </w:p>
     <w:p>
@@ -21142,7 +18848,37 @@
         <w:rPr>
           <w:rtl w:val="0"/>
         </w:rPr>
-        <w:t xml:space="preserve">Current implementation: one seat per booking via </w:t>
+        <w:t xml:space="preserve">Current implementation includes:</w:t>
+      </w:r>
+    </w:p>
+    <w:p>
+      <w:pPr>
+        <w:numPr>
+          <w:ilvl w:val="1"/>
+          <w:numId w:val="1"/>
+        </w:numPr>
+        <w:ind w:left="1440" w:hanging="360"/>
+      </w:pPr>
+      <w:r>
+        <w:rPr>
+          <w:rtl w:val="0"/>
+        </w:rPr>
+        <w:t xml:space="preserve">an atomic transaction block around booking creation and seat update.</w:t>
+      </w:r>
+    </w:p>
+    <w:p>
+      <w:pPr>
+        <w:numPr>
+          <w:ilvl w:val="1"/>
+          <w:numId w:val="1"/>
+        </w:numPr>
+        <w:ind w:left="1440" w:hanging="360"/>
+      </w:pPr>
+      <w:r>
+        <w:rPr>
+          <w:rtl w:val="0"/>
+        </w:rPr>
+        <w:t xml:space="preserve">immediate seat status update (</w:t>
       </w:r>
       <w:r>
         <w:rPr>
@@ -21150,13 +18886,13 @@
           <w:color w:val="188038"/>
           <w:rtl w:val="0"/>
         </w:rPr>
-        <w:t xml:space="preserve">Booking.seat</w:t>
-      </w:r>
-      <w:r>
-        <w:rPr>
-          <w:rtl w:val="0"/>
-        </w:rPr>
-        <w:t xml:space="preserve">.</w:t>
+        <w:t xml:space="preserve">Seat.is_available = False</w:t>
+      </w:r>
+      <w:r>
+        <w:rPr>
+          <w:rtl w:val="0"/>
+        </w:rPr>
+        <w:t xml:space="preserve">).</w:t>
       </w:r>
     </w:p>
     <w:p>
@@ -21171,7 +18907,37 @@
         <w:rPr>
           <w:rtl w:val="0"/>
         </w:rPr>
-        <w:t xml:space="preserve">Production approach: a separate </w:t>
+        <w:t xml:space="preserve">For strong concurrency correctness, the recommended design is:</w:t>
+      </w:r>
+    </w:p>
+    <w:p>
+      <w:pPr>
+        <w:numPr>
+          <w:ilvl w:val="1"/>
+          <w:numId w:val="1"/>
+        </w:numPr>
+        <w:ind w:left="1440" w:hanging="360"/>
+      </w:pPr>
+      <w:r>
+        <w:rPr>
+          <w:rtl w:val="0"/>
+        </w:rPr>
+        <w:t xml:space="preserve">enforce DB uniqueness on schedule+seat,</w:t>
+      </w:r>
+    </w:p>
+    <w:p>
+      <w:pPr>
+        <w:numPr>
+          <w:ilvl w:val="1"/>
+          <w:numId w:val="1"/>
+        </w:numPr>
+        <w:ind w:left="1440" w:hanging="360"/>
+      </w:pPr>
+      <w:r>
+        <w:rPr>
+          <w:rtl w:val="0"/>
+        </w:rPr>
+        <w:t xml:space="preserve">lock the seat row using </w:t>
       </w:r>
       <w:r>
         <w:rPr>
@@ -21179,13 +18945,13 @@
           <w:color w:val="188038"/>
           <w:rtl w:val="0"/>
         </w:rPr>
-        <w:t xml:space="preserve">BookingSeat</w:t>
-      </w:r>
-      <w:r>
-        <w:rPr>
-          <w:rtl w:val="0"/>
-        </w:rPr>
-        <w:t xml:space="preserve"> table with UNIQUE(schedule_id, seat_id) to prevent seat reuse.</w:t>
+        <w:t xml:space="preserve">select_for_update()</w:t>
+      </w:r>
+      <w:r>
+        <w:rPr>
+          <w:rtl w:val="0"/>
+        </w:rPr>
+        <w:t xml:space="preserve"> within the atomic transaction.</w:t>
       </w:r>
     </w:p>
     <w:p>
@@ -21221,7 +18987,80 @@
         <w:rPr>
           <w:rtl w:val="0"/>
         </w:rPr>
-        <w:t xml:space="preserve">How double booking is prevented (design explanation)</w:t>
+      </w:r>
+    </w:p>
+    <w:p>
+      <w:pPr>
+        <w:rPr/>
+      </w:pPr>
+      <w:r>
+        <w:rPr>
+          <w:rtl w:val="0"/>
+        </w:rPr>
+        <w:t xml:space="preserve">Concurrency discussion (what exists, and what is recommended)</w:t>
+      </w:r>
+    </w:p>
+    <w:p>
+      <w:pPr>
+        <w:rPr/>
+      </w:pPr>
+      <w:r>
+        <w:rPr>
+          <w:rtl w:val="0"/>
+        </w:rPr>
+      </w:r>
+    </w:p>
+    <w:p>
+      <w:pPr>
+        <w:rPr/>
+      </w:pPr>
+      <w:r>
+        <w:rPr>
+          <w:rtl w:val="0"/>
+        </w:rPr>
+        <w:t xml:space="preserve">In the current TravelPro code, booking creation is wrapped in `transaction.atomic()`, and then the seat’s boolean flag is updated. This demonstrates the correct *idea* of grouping related operations into a single transaction so that either both operations succeed or both are rolled back.</w:t>
+      </w:r>
+    </w:p>
+    <w:p>
+      <w:pPr>
+        <w:rPr/>
+      </w:pPr>
+      <w:r>
+        <w:rPr>
+          <w:rtl w:val="0"/>
+        </w:rPr>
+      </w:r>
+    </w:p>
+    <w:p>
+      <w:pPr>
+        <w:rPr/>
+      </w:pPr>
+      <w:r>
+        <w:rPr>
+          <w:rtl w:val="0"/>
+        </w:rPr>
+        <w:t xml:space="preserve">However, from a concurrency engineering perspective, **atomicity alone does not guarantee isolation**. Without an explicit row lock or a database constraint, two requests can still interleave as follows:</w:t>
+      </w:r>
+    </w:p>
+    <w:p>
+      <w:pPr>
+        <w:rPr/>
+      </w:pPr>
+      <w:r>
+        <w:rPr>
+          <w:rtl w:val="0"/>
+        </w:rPr>
+      </w:r>
+    </w:p>
+    <w:p>
+      <w:pPr>
+        <w:rPr/>
+      </w:pPr>
+      <w:r>
+        <w:rPr>
+          <w:rtl w:val="0"/>
+        </w:rPr>
+        <w:t xml:space="preserve">1. Request A reads seat `is_available = True`.</w:t>
       </w:r>
     </w:p>
     <w:p>
@@ -21251,120 +19090,13 @@
     </w:p>
     <w:p>
       <w:pPr>
-        <w:numPr>
-          <w:ilvl w:val="0"/>
-          <w:numId w:val="1"/>
-        </w:numPr>
-        <w:ind w:left="720" w:hanging="360"/>
-      </w:pPr>
-      <w:r>
-        <w:rPr>
-          <w:rtl w:val="0"/>
-        </w:rPr>
-        <w:t xml:space="preserve">Current implementation includes:</w:t>
-      </w:r>
-    </w:p>
-    <w:p>
-      <w:pPr>
-        <w:numPr>
-          <w:ilvl w:val="1"/>
-          <w:numId w:val="1"/>
-        </w:numPr>
-        <w:ind w:left="1440" w:hanging="360"/>
-      </w:pPr>
-      <w:r>
-        <w:rPr>
-          <w:rtl w:val="0"/>
-        </w:rPr>
-        <w:t xml:space="preserve">an atomic transaction block around booking creation and seat update.</w:t>
-      </w:r>
-    </w:p>
-    <w:p>
-      <w:pPr>
-        <w:numPr>
-          <w:ilvl w:val="1"/>
-          <w:numId w:val="1"/>
-        </w:numPr>
-        <w:ind w:left="1440" w:hanging="360"/>
-      </w:pPr>
-      <w:r>
-        <w:rPr>
-          <w:rtl w:val="0"/>
-        </w:rPr>
-        <w:t xml:space="preserve">immediate seat status update (</w:t>
-      </w:r>
-      <w:r>
-        <w:rPr>
-          <w:rFonts w:ascii="Roboto Mono" w:cs="Roboto Mono" w:eastAsia="Roboto Mono" w:hAnsi="Roboto Mono"/>
-          <w:color w:val="188038"/>
-          <w:rtl w:val="0"/>
-        </w:rPr>
-        <w:t xml:space="preserve">Seat.is_available = False</w:t>
-      </w:r>
-      <w:r>
-        <w:rPr>
-          <w:rtl w:val="0"/>
-        </w:rPr>
-        <w:t xml:space="preserve">).</w:t>
-      </w:r>
-    </w:p>
-    <w:p>
-      <w:pPr>
-        <w:numPr>
-          <w:ilvl w:val="0"/>
-          <w:numId w:val="1"/>
-        </w:numPr>
-        <w:ind w:left="720" w:hanging="360"/>
-      </w:pPr>
-      <w:r>
-        <w:rPr>
-          <w:rtl w:val="0"/>
-        </w:rPr>
-        <w:t xml:space="preserve">For strong concurrency correctness, the recommended design is:</w:t>
-      </w:r>
-    </w:p>
-    <w:p>
-      <w:pPr>
-        <w:numPr>
-          <w:ilvl w:val="1"/>
-          <w:numId w:val="1"/>
-        </w:numPr>
-        <w:ind w:left="1440" w:hanging="360"/>
-      </w:pPr>
-      <w:r>
-        <w:rPr>
-          <w:rtl w:val="0"/>
-        </w:rPr>
-        <w:t xml:space="preserve">enforce DB uniqueness on schedule+seat,</w:t>
-      </w:r>
-    </w:p>
-    <w:p>
-      <w:pPr>
-        <w:numPr>
-          <w:ilvl w:val="1"/>
-          <w:numId w:val="1"/>
-        </w:numPr>
-        <w:ind w:left="1440" w:hanging="360"/>
-      </w:pPr>
-      <w:r>
-        <w:rPr>
-          <w:rtl w:val="0"/>
-        </w:rPr>
-        <w:t xml:space="preserve">lock the seat row using </w:t>
-      </w:r>
-      <w:r>
-        <w:rPr>
-          <w:rFonts w:ascii="Roboto Mono" w:cs="Roboto Mono" w:eastAsia="Roboto Mono" w:hAnsi="Roboto Mono"/>
-          <w:color w:val="188038"/>
-          <w:rtl w:val="0"/>
-        </w:rPr>
-        <w:t xml:space="preserve">select_for_update()</w:t>
-      </w:r>
-      <w:r>
-        <w:rPr>
-          <w:rtl w:val="0"/>
-        </w:rPr>
-        <w:t xml:space="preserve"> within the atomic transaction.</w:t>
+        <w:rPr/>
+      </w:pPr>
+      <w:r>
+        <w:rPr>
+          <w:rtl w:val="0"/>
+        </w:rPr>
+        <w:t xml:space="preserve">2. Request B reads seat `is_available = True`.</w:t>
       </w:r>
     </w:p>
     <w:p>
@@ -21400,80 +19132,7 @@
         <w:rPr>
           <w:rtl w:val="0"/>
         </w:rPr>
-      </w:r>
-    </w:p>
-    <w:p>
-      <w:pPr>
-        <w:rPr/>
-      </w:pPr>
-      <w:r>
-        <w:rPr>
-          <w:rtl w:val="0"/>
-        </w:rPr>
-        <w:t xml:space="preserve">Concurrency discussion (what exists, and what is recommended)</w:t>
-      </w:r>
-    </w:p>
-    <w:p>
-      <w:pPr>
-        <w:rPr/>
-      </w:pPr>
-      <w:r>
-        <w:rPr>
-          <w:rtl w:val="0"/>
-        </w:rPr>
-      </w:r>
-    </w:p>
-    <w:p>
-      <w:pPr>
-        <w:rPr/>
-      </w:pPr>
-      <w:r>
-        <w:rPr>
-          <w:rtl w:val="0"/>
-        </w:rPr>
-        <w:t xml:space="preserve">In the current TravelPro code, booking creation is wrapped in `transaction.atomic()`, and then the seat’s boolean flag is updated. This demonstrates the correct *idea* of grouping related operations into a single transaction so that either both operations succeed or both are rolled back.</w:t>
-      </w:r>
-    </w:p>
-    <w:p>
-      <w:pPr>
-        <w:rPr/>
-      </w:pPr>
-      <w:r>
-        <w:rPr>
-          <w:rtl w:val="0"/>
-        </w:rPr>
-      </w:r>
-    </w:p>
-    <w:p>
-      <w:pPr>
-        <w:rPr/>
-      </w:pPr>
-      <w:r>
-        <w:rPr>
-          <w:rtl w:val="0"/>
-        </w:rPr>
-        <w:t xml:space="preserve">However, from a concurrency engineering perspective, **atomicity alone does not guarantee isolation**. Without an explicit row lock or a database constraint, two requests can still interleave as follows:</w:t>
-      </w:r>
-    </w:p>
-    <w:p>
-      <w:pPr>
-        <w:rPr/>
-      </w:pPr>
-      <w:r>
-        <w:rPr>
-          <w:rtl w:val="0"/>
-        </w:rPr>
-      </w:r>
-    </w:p>
-    <w:p>
-      <w:pPr>
-        <w:rPr/>
-      </w:pPr>
-      <w:r>
-        <w:rPr>
-          <w:rtl w:val="0"/>
-        </w:rPr>
-        <w:t xml:space="preserve">1. Request A reads seat `is_available = True`.</w:t>
+        <w:t xml:space="preserve">3. Both requests create bookings.</w:t>
       </w:r>
     </w:p>
     <w:p>
@@ -21509,7 +19168,49 @@
         <w:rPr>
           <w:rtl w:val="0"/>
         </w:rPr>
-        <w:t xml:space="preserve">2. Request B reads seat `is_available = True`.</w:t>
+        <w:t xml:space="preserve">4. Both requests set `is_available = False`.</w:t>
+      </w:r>
+    </w:p>
+    <w:p>
+      <w:pPr>
+        <w:rPr/>
+      </w:pPr>
+      <w:r>
+        <w:rPr>
+          <w:rtl w:val="0"/>
+        </w:rPr>
+      </w:r>
+    </w:p>
+    <w:p>
+      <w:pPr>
+        <w:rPr/>
+      </w:pPr>
+      <w:r>
+        <w:rPr>
+          <w:rtl w:val="0"/>
+        </w:rPr>
+        <w:t xml:space="preserve">To make the design robust under true concurrency, production systems generally combine:</w:t>
+      </w:r>
+    </w:p>
+    <w:p>
+      <w:pPr>
+        <w:rPr/>
+      </w:pPr>
+      <w:r>
+        <w:rPr>
+          <w:rtl w:val="0"/>
+        </w:rPr>
+      </w:r>
+    </w:p>
+    <w:p>
+      <w:pPr>
+        <w:rPr/>
+      </w:pPr>
+      <w:r>
+        <w:rPr>
+          <w:rtl w:val="0"/>
+        </w:rPr>
+        <w:t xml:space="preserve">- row-level locking (`select_for_update`) to prevent the “lost update” race,</w:t>
       </w:r>
     </w:p>
     <w:p>
@@ -21545,7 +19246,7 @@
         <w:rPr>
           <w:rtl w:val="0"/>
         </w:rPr>
-        <w:t xml:space="preserve">3. Both requests create bookings.</w:t>
+        <w:t xml:space="preserve">- a database uniqueness constraint (for example, unique on `(schedule_id, seat_id)`),</w:t>
       </w:r>
     </w:p>
     <w:p>
@@ -21581,120 +19282,6 @@
         <w:rPr>
           <w:rtl w:val="0"/>
         </w:rPr>
-        <w:t xml:space="preserve">4. Both requests set `is_available = False`.</w:t>
-      </w:r>
-    </w:p>
-    <w:p>
-      <w:pPr>
-        <w:rPr/>
-      </w:pPr>
-      <w:r>
-        <w:rPr>
-          <w:rtl w:val="0"/>
-        </w:rPr>
-      </w:r>
-    </w:p>
-    <w:p>
-      <w:pPr>
-        <w:rPr/>
-      </w:pPr>
-      <w:r>
-        <w:rPr>
-          <w:rtl w:val="0"/>
-        </w:rPr>
-        <w:t xml:space="preserve">To make the design robust under true concurrency, production systems generally combine:</w:t>
-      </w:r>
-    </w:p>
-    <w:p>
-      <w:pPr>
-        <w:rPr/>
-      </w:pPr>
-      <w:r>
-        <w:rPr>
-          <w:rtl w:val="0"/>
-        </w:rPr>
-      </w:r>
-    </w:p>
-    <w:p>
-      <w:pPr>
-        <w:rPr/>
-      </w:pPr>
-      <w:r>
-        <w:rPr>
-          <w:rtl w:val="0"/>
-        </w:rPr>
-        <w:t xml:space="preserve">- row-level locking (`select_for_update`) to prevent the “lost update” race,</w:t>
-      </w:r>
-    </w:p>
-    <w:p>
-      <w:pPr>
-        <w:keepNext w:val="0"/>
-        <w:keepLines w:val="0"/>
-        <w:pageBreakBefore w:val="0"/>
-        <w:widowControl w:val="0"/>
-        <w:pBdr>
-          <w:top w:space="0" w:sz="0" w:val="nil"/>
-          <w:left w:space="0" w:sz="0" w:val="nil"/>
-          <w:bottom w:space="0" w:sz="0" w:val="nil"/>
-          <w:right w:space="0" w:sz="0" w:val="nil"/>
-          <w:between w:space="0" w:sz="0" w:val="nil"/>
-        </w:pBdr>
-        <w:shd w:fill="auto" w:val="clear"/>
-        <w:spacing w:after="0" w:before="0" w:line="276" w:lineRule="auto"/>
-        <w:ind w:left="0" w:right="0" w:firstLine="0"/>
-        <w:jc w:val="left"/>
-        <w:rPr/>
-      </w:pPr>
-      <w:r>
-        <w:rPr>
-          <w:rtl w:val="0"/>
-        </w:rPr>
-      </w:r>
-    </w:p>
-    <w:p>
-      <w:pPr>
-        <w:rPr/>
-      </w:pPr>
-      <w:r>
-        <w:rPr>
-          <w:rtl w:val="0"/>
-        </w:rPr>
-        <w:t xml:space="preserve">- a database uniqueness constraint (for example, unique on `(schedule_id, seat_id)`),</w:t>
-      </w:r>
-    </w:p>
-    <w:p>
-      <w:pPr>
-        <w:keepNext w:val="0"/>
-        <w:keepLines w:val="0"/>
-        <w:pageBreakBefore w:val="0"/>
-        <w:widowControl w:val="0"/>
-        <w:pBdr>
-          <w:top w:space="0" w:sz="0" w:val="nil"/>
-          <w:left w:space="0" w:sz="0" w:val="nil"/>
-          <w:bottom w:space="0" w:sz="0" w:val="nil"/>
-          <w:right w:space="0" w:sz="0" w:val="nil"/>
-          <w:between w:space="0" w:sz="0" w:val="nil"/>
-        </w:pBdr>
-        <w:shd w:fill="auto" w:val="clear"/>
-        <w:spacing w:after="0" w:before="0" w:line="276" w:lineRule="auto"/>
-        <w:ind w:left="0" w:right="0" w:firstLine="0"/>
-        <w:jc w:val="left"/>
-        <w:rPr/>
-      </w:pPr>
-      <w:r>
-        <w:rPr>
-          <w:rtl w:val="0"/>
-        </w:rPr>
-      </w:r>
-    </w:p>
-    <w:p>
-      <w:pPr>
-        <w:rPr/>
-      </w:pPr>
-      <w:r>
-        <w:rPr>
-          <w:rtl w:val="0"/>
-        </w:rPr>
         <w:t xml:space="preserve">- short transaction duration (avoid network calls inside the atomic block).</w:t>
       </w:r>
     </w:p>
@@ -21724,8 +19311,8 @@
         <w:pStyle w:val="Heading2"/>
         <w:rPr/>
       </w:pPr>
-      <w:bookmarkStart w:colFirst="0" w:colLast="0" w:name="_vhj8j3xp4xl6" w:id="34"/>
-      <w:bookmarkEnd w:id="34"/>
+      <w:bookmarkStart w:colFirst="0" w:colLast="0" w:name="_vhj8j3xp4xl6" w:id="42"/>
+      <w:bookmarkEnd w:id="42"/>
       <w:r>
         <w:rPr>
           <w:rtl w:val="0"/>
@@ -22342,8 +19929,8 @@
         <w:pStyle w:val="Heading2"/>
         <w:rPr/>
       </w:pPr>
-      <w:bookmarkStart w:colFirst="0" w:colLast="0" w:name="_xivu4empsrqd" w:id="35"/>
-      <w:bookmarkEnd w:id="35"/>
+      <w:bookmarkStart w:colFirst="0" w:colLast="0" w:name="_xivu4empsrqd" w:id="43"/>
+      <w:bookmarkEnd w:id="43"/>
       <w:r>
         <w:rPr>
           <w:rtl w:val="0"/>
@@ -23174,8 +20761,8 @@
         <w:pStyle w:val="Heading2"/>
         <w:rPr/>
       </w:pPr>
-      <w:bookmarkStart w:colFirst="0" w:colLast="0" w:name="_fcce9dyr53ew" w:id="36"/>
-      <w:bookmarkEnd w:id="36"/>
+      <w:bookmarkStart w:colFirst="0" w:colLast="0" w:name="_fcce9dyr53ew" w:id="44"/>
+      <w:bookmarkEnd w:id="44"/>
       <w:r>
         <w:rPr>
           <w:rtl w:val="0"/>
@@ -23317,8 +20904,8 @@
         <w:pStyle w:val="Heading1"/>
         <w:rPr/>
       </w:pPr>
-      <w:bookmarkStart w:colFirst="0" w:colLast="0" w:name="_25gtggh9vwou" w:id="37"/>
-      <w:bookmarkEnd w:id="37"/>
+      <w:bookmarkStart w:colFirst="0" w:colLast="0" w:name="_25gtggh9vwou" w:id="45"/>
+      <w:bookmarkEnd w:id="45"/>
       <w:r>
         <w:rPr>
           <w:rtl w:val="0"/>
@@ -23331,8 +20918,8 @@
         <w:pStyle w:val="Heading2"/>
         <w:rPr/>
       </w:pPr>
-      <w:bookmarkStart w:colFirst="0" w:colLast="0" w:name="_a1jsiq2d2jcf" w:id="38"/>
-      <w:bookmarkEnd w:id="38"/>
+      <w:bookmarkStart w:colFirst="0" w:colLast="0" w:name="_a1jsiq2d2jcf" w:id="46"/>
+      <w:bookmarkEnd w:id="46"/>
       <w:r>
         <w:rPr>
           <w:rtl w:val="0"/>
@@ -23450,8 +21037,8 @@
         <w:pStyle w:val="Heading2"/>
         <w:rPr/>
       </w:pPr>
-      <w:bookmarkStart w:colFirst="0" w:colLast="0" w:name="_vvynvxh1vvxb" w:id="39"/>
-      <w:bookmarkEnd w:id="39"/>
+      <w:bookmarkStart w:colFirst="0" w:colLast="0" w:name="_vvynvxh1vvxb" w:id="47"/>
+      <w:bookmarkEnd w:id="47"/>
       <w:r>
         <w:rPr>
           <w:rtl w:val="0"/>
@@ -24132,8 +21719,8 @@
         <w:pStyle w:val="Heading2"/>
         <w:rPr/>
       </w:pPr>
-      <w:bookmarkStart w:colFirst="0" w:colLast="0" w:name="_4olog6jy6ibh" w:id="40"/>
-      <w:bookmarkEnd w:id="40"/>
+      <w:bookmarkStart w:colFirst="0" w:colLast="0" w:name="_4olog6jy6ibh" w:id="48"/>
+      <w:bookmarkEnd w:id="48"/>
       <w:r>
         <w:rPr>
           <w:rtl w:val="0"/>
@@ -24206,8 +21793,8 @@
         <w:pStyle w:val="Heading2"/>
         <w:rPr/>
       </w:pPr>
-      <w:bookmarkStart w:colFirst="0" w:colLast="0" w:name="_xwb9aoikrz9d" w:id="41"/>
-      <w:bookmarkEnd w:id="41"/>
+      <w:bookmarkStart w:colFirst="0" w:colLast="0" w:name="_xwb9aoikrz9d" w:id="49"/>
+      <w:bookmarkEnd w:id="49"/>
       <w:r>
         <w:rPr>
           <w:rtl w:val="0"/>
@@ -24760,8 +22347,8 @@
         <w:pStyle w:val="Heading2"/>
         <w:rPr/>
       </w:pPr>
-      <w:bookmarkStart w:colFirst="0" w:colLast="0" w:name="_pdr6ken5tp8x" w:id="42"/>
-      <w:bookmarkEnd w:id="42"/>
+      <w:bookmarkStart w:colFirst="0" w:colLast="0" w:name="_pdr6ken5tp8x" w:id="50"/>
+      <w:bookmarkEnd w:id="50"/>
       <w:r>
         <w:rPr>
           <w:rtl w:val="0"/>
@@ -25604,8 +23191,8 @@
         <w:pStyle w:val="Heading1"/>
         <w:rPr/>
       </w:pPr>
-      <w:bookmarkStart w:colFirst="0" w:colLast="0" w:name="_teg39n1i5k8o" w:id="43"/>
-      <w:bookmarkEnd w:id="43"/>
+      <w:bookmarkStart w:colFirst="0" w:colLast="0" w:name="_teg39n1i5k8o" w:id="51"/>
+      <w:bookmarkEnd w:id="51"/>
       <w:r>
         <w:rPr>
           <w:rtl w:val="0"/>
@@ -26432,11 +24019,26 @@
     </w:p>
     <w:p>
       <w:pPr>
+        <w:rPr/>
+      </w:pPr>
+      <w:r>
+        <w:pict>
+          <v:rect style="width:0.0pt;height:1.5pt" o:hr="t" o:hrstd="t" o:hralign="center" fillcolor="#A0A0A0" stroked="f"/>
+        </w:pict>
+      </w:r>
+      <w:r>
+        <w:rPr>
+          <w:rtl w:val="0"/>
+        </w:rPr>
+      </w:r>
+    </w:p>
+    <w:p>
+      <w:pPr>
         <w:pStyle w:val="Heading1"/>
         <w:rPr/>
       </w:pPr>
-      <w:bookmarkStart w:colFirst="0" w:colLast="0" w:name="_jqhtt558v5la" w:id="44"/>
-      <w:bookmarkEnd w:id="44"/>
+      <w:bookmarkStart w:colFirst="0" w:colLast="0" w:name="_jqhtt558v5la" w:id="52"/>
+      <w:bookmarkEnd w:id="52"/>
       <w:r>
         <w:rPr>
           <w:rtl w:val="0"/>
@@ -26879,7 +24481,7 @@
       </w:r>
     </w:p>
     <w:sectPr>
-      <w:headerReference r:id="rId6" w:type="default"/>
+      <w:headerReference r:id="rId7" w:type="default"/>
       <w:pgSz w:h="15840" w:w="12240" w:orient="portrait"/>
       <w:pgMar w:bottom="1440" w:top="1440" w:left="1440" w:right="1440" w:header="0" w:footer="720"/>
       <w:pgNumType w:start="1"/>
